--- a/por/docx/52.content.docx
+++ b/por/docx/52.content.docx
@@ -11,6 +11,15 @@
         <w:pStyle w:val="Heading2"/>
       </w:pPr>
       <w:r>
+        <w:t>Resource: Notas de Estudo (Tyndale)</w:t>
+      </w:r>
+      <w:r/>
+    </w:p>
+    <w:p>
+      <w:pPr>
+        <w:pStyle w:val="Heading2"/>
+      </w:pPr>
+      <w:r>
         <w:t>License Information</w:t>
       </w:r>
       <w:r/>
@@ -21,7 +30,7 @@
         <w:rPr>
           <w:b/>
         </w:rPr>
-        <w:t>Study Notes (Tyndale)</w:t>
+        <w:t>Notas de Estudo (Tyndale)</w:t>
       </w:r>
       <w:r>
         <w:t xml:space="preserve"> (Portuguese) is based on</w:t>
@@ -74,7 +83,7 @@
         <w:pStyle w:val="Heading1"/>
       </w:pPr>
       <w:r>
-        <w:t>Study Notes (Tyndale)</w:t>
+        <w:t>Notas de Estudo (Tyndale)</w:t>
       </w:r>
     </w:p>
     <w:p>
@@ -83,6 +92,51 @@
           <w:headerReference w:type="even" r:id="rId8"/>
           <w:headerReference w:type="default" r:id="rId9"/>
           <w:footerReference w:type="default" r:id="rId10"/>
+          <w:footnotePr>
+            <w:numRestart w:val="eachSect"/>
+          </w:footnotePr>
+          <w:type w:val="continuous"/>
+          <w:pgSz w:w="12240" w:h="15840" w:code="1"/>
+          <w:pgMar w:top="1440" w:right="1440" w:bottom="1440" w:left="1440" w:header="504" w:footer="504" w:gutter="0"/>
+          <w:cols w:space="708"/>
+          <w:titlePg/>
+          <w:docGrid w:linePitch="360"/>
+        </w:sectPr>
+      </w:pPr>
+    </w:p>
+    <w:p>
+      <w:r/>
+    </w:p>
+    <w:p>
+      <w:pPr>
+        <w:pStyle w:val="Heading2"/>
+      </w:pPr>
+      <w:r>
+        <w:t>1TH</w:t>
+      </w:r>
+      <w:r/>
+    </w:p>
+    <w:p>
+      <w:r/>
+      <w:r>
+        <w:rPr>
+          <w:i/>
+        </w:rPr>
+        <w:t>1 Tessalonicenses 1.1, 1 Tessalonicenses 1.2, 1 Tessalonicenses 1.2–10, 1 Tessalonicenses 1.3, 1 Tessalonicenses 1.4, 1 Tessalonicenses 1.5, 1 Tessalonicenses 1.6, 1 Tessalonicenses 1.7–8, 1 Tessalonicenses 1.9, 1 Tessalonicenses 1.10, 1 Tessalonicenses 2.1, 1 Tessalonicenses 2.1–3.13, 1 Tessalonicenses 2.2, 1 Tessalonicenses 2.4, 1 Tessalonicenses 2.5, 1 Tessalonicenses 2.7, 1 Tessalonicenses 2.9, 1 Tessalonicenses 2.10, 1 Tessalonicenses 2.11, 1 Tessalonicenses 2.12, 1 Tessalonicenses 2.13, 1 Tessalonicenses 2.14, 1 Tessalonicenses 2.15, 1 Tessalonicenses 2.16, 1 Tessalonicenses 2.17, 1 Tessalonicenses 2.18, 1 Tessalonicenses 2.19, 1 Tessalonicenses 2.20, 1 Tessalonicenses 3.1–5, 1 Tessalonicenses 3.3, 1 Tessalonicenses 3.5, 1 Tessalonicenses 3.6, 1 Tessalonicenses 3.8, 1 Tessalonicenses 3.11, 1 Tessalonicenses 3.12, 1 Tessalonicenses 3.13, 1 Tessalonicenses 4.1–2, 1 Tessalonicenses 4.1–5.22, 1 Tessalonicenses 4.3, 1 Tessalonicenses 4.4, 1 Tessalonicenses 4.5, 1 Tessalonicenses 4.7, 1 Tessalonicenses 4.8, 1 Tessalonicenses 4.9, 1 Tessalonicenses 4.9–5.11, 1 Tessalonicenses 4.10, 1 Tessalonicenses 4.11, 1 Tessalonicenses 4.12, 1 Tessalonicenses 4.13, 1 Tessalonicenses 4.14, 1 Tessalonicenses 4.15, 1 Tessalonicenses 4.16, 1 Tessalonicenses 4.17, 1 Tessalonicenses 4.18, 1 Tessalonicenses 5.1, 1 Tessalonicenses 5.2, 1 Tessalonicenses 5.3, 1 Tessalonicenses 5.4, 1 Tessalonicenses 5.5, 1 Tessalonicenses 5.6, 1 Tessalonicenses 5.7, 1 Tessalonicenses 5.8, 1 Tessalonicenses 5.9, 1 Tessalonicenses 5.10, 1 Tessalonicenses 5.11, 1 Tessalonicenses 5.12, 1 Tessalonicenses 5.13, 1 Tessalonicenses 5.14, 1 Tessalonicenses 5.15, 1 Tessalonicenses 5.17, 1 Tessalonicenses 5.18, 1 Tessalonicenses 5.19, 1 Tessalonicenses 5.20–21, 1 Tessalonicenses 5.22, 1 Tessalonicenses 5.23, 1 Tessalonicenses 5.23–28, 1 Tessalonicenses 5.24, 1 Tessalonicenses 5.26, 1 Tessalonicenses 5.27, 1 Tessalonicenses 5.28</w:t>
+      </w:r>
+      <w:r/>
+    </w:p>
+    <w:p>
+      <w:r/>
+      <w:r>
+        <w:t xml:space="preserve"> </w:t>
+      </w:r>
+      <w:r/>
+      <w:r/>
+    </w:p>
+    <w:p>
+      <w:pPr>
+        <w:sectPr>
           <w:footnotePr>
             <w:numRestart w:val="eachSect"/>
           </w:footnotePr>

--- a/por/docx/52.content.docx
+++ b/por/docx/52.content.docx
@@ -163,13 +163,6 @@
         <w:rPr>
           <w:lang w:val="pt_PT" w:bidi="pt_PT"/>
         </w:rPr>
-      </w:r>
-      <w:r>
-        <w:rPr>
-          <w:i/>
-          <w:lang w:val="pt_PT" w:bidi="pt_PT"/>
-        </w:rPr>
-        <w:t>1 Tessalonicenses 1.1, 1 Tessalonicenses 1.2, 1 Tessalonicenses 1.2–10, 1 Tessalonicenses 1.3, 1 Tessalonicenses 1.4, 1 Tessalonicenses 1.5, 1 Tessalonicenses 1.6, 1 Tessalonicenses 1.7–8, 1 Tessalonicenses 1.9, 1 Tessalonicenses 1.10, 1 Tessalonicenses 2.1, 1 Tessalonicenses 2.1–3.13, 1 Tessalonicenses 2.2, 1 Tessalonicenses 2.4, 1 Tessalonicenses 2.5, 1 Tessalonicenses 2.7, 1 Tessalonicenses 2.9, 1 Tessalonicenses 2.10, 1 Tessalonicenses 2.11, 1 Tessalonicenses 2.12, 1 Tessalonicenses 2.13, 1 Tessalonicenses 2.14, 1 Tessalonicenses 2.15, 1 Tessalonicenses 2.16, 1 Tessalonicenses 2.17, 1 Tessalonicenses 2.18, 1 Tessalonicenses 2.19, 1 Tessalonicenses 2.20, 1 Tessalonicenses 3.1–5, 1 Tessalonicenses 3.3, 1 Tessalonicenses 3.5, 1 Tessalonicenses 3.6, 1 Tessalonicenses 3.8, 1 Tessalonicenses 3.11, 1 Tessalonicenses 3.12, 1 Tessalonicenses 3.13, 1 Tessalonicenses 4.1–2, 1 Tessalonicenses 4.1–5.22, 1 Tessalonicenses 4.3, 1 Tessalonicenses 4.4, 1 Tessalonicenses 4.5, 1 Tessalonicenses 4.7, 1 Tessalonicenses 4.8, 1 Tessalonicenses 4.9, 1 Tessalonicenses 4.9–5.11, 1 Tessalonicenses 4.10, 1 Tessalonicenses 4.11, 1 Tessalonicenses 4.12, 1 Tessalonicenses 4.13, 1 Tessalonicenses 4.14, 1 Tessalonicenses 4.15, 1 Tessalonicenses 4.16, 1 Tessalonicenses 4.17, 1 Tessalonicenses 4.18, 1 Tessalonicenses 5.1, 1 Tessalonicenses 5.2, 1 Tessalonicenses 5.3, 1 Tessalonicenses 5.4, 1 Tessalonicenses 5.5, 1 Tessalonicenses 5.6, 1 Tessalonicenses 5.7, 1 Tessalonicenses 5.8, 1 Tessalonicenses 5.9, 1 Tessalonicenses 5.10, 1 Tessalonicenses 5.11, 1 Tessalonicenses 5.12, 1 Tessalonicenses 5.13, 1 Tessalonicenses 5.14, 1 Tessalonicenses 5.15, 1 Tessalonicenses 5.17, 1 Tessalonicenses 5.18, 1 Tessalonicenses 5.19, 1 Tessalonicenses 5.20–21, 1 Tessalonicenses 5.22, 1 Tessalonicenses 5.23, 1 Tessalonicenses 5.23–28, 1 Tessalonicenses 5.24, 1 Tessalonicenses 5.26, 1 Tessalonicenses 5.27, 1 Tessalonicenses 5.28</w:t>
       </w:r>
       <w:r>
         <w:rPr>

--- a/por/docx/52.content.docx
+++ b/por/docx/52.content.docx
@@ -150,19 +150,6 @@
           <w:lang w:val="pt_PT" w:bidi="pt_PT"/>
         </w:rPr>
         <w:t>1TH</w:t>
-      </w:r>
-      <w:r>
-        <w:rPr>
-          <w:lang w:val="pt_PT" w:bidi="pt_PT"/>
-        </w:rPr>
-      </w:r>
-    </w:p>
-    <w:p>
-      <w:pPr/>
-      <w:r>
-        <w:rPr>
-          <w:lang w:val="pt_PT" w:bidi="pt_PT"/>
-        </w:rPr>
       </w:r>
       <w:r>
         <w:rPr>

--- a/por/docx/52.content.docx
+++ b/por/docx/52.content.docx
@@ -19,7 +19,7 @@
         <w:rPr>
           <w:lang w:val="pt_PT" w:bidi="pt_PT"/>
         </w:rPr>
-        <w:t>Resource: Notas de Estudo (Tyndale)</w:t>
+        <w:t>Resource: Tyndale Open Study Notes</w:t>
       </w:r>
       <w:r>
         <w:rPr>
@@ -112,7 +112,7 @@
         <w:rPr>
           <w:lang w:val="pt_PT" w:bidi="pt_PT"/>
         </w:rPr>
-        <w:t>Notas de Estudo (Tyndale)</w:t>
+        <w:t>Tyndale Open Study Notes</w:t>
       </w:r>
     </w:p>
     <w:p>

--- a/por/docx/52.content.docx
+++ b/por/docx/52.content.docx
@@ -19,7 +19,7 @@
         <w:rPr>
           <w:lang w:val="pt_PT" w:bidi="pt_PT"/>
         </w:rPr>
-        <w:t>Resource: Tyndale Open Study Notes</w:t>
+        <w:t>Resource: Aquifer Open Study Notes</w:t>
       </w:r>
       <w:r>
         <w:rPr>
@@ -112,7 +112,7 @@
         <w:rPr>
           <w:lang w:val="pt_PT" w:bidi="pt_PT"/>
         </w:rPr>
-        <w:t>Tyndale Open Study Notes</w:t>
+        <w:t>Aquifer Open Study Notes</w:t>
       </w:r>
     </w:p>
     <w:p>

--- a/por/docx/52.content.docx
+++ b/por/docx/52.content.docx
@@ -233,18 +233,12 @@
         </w:rPr>
         <w:t>Cartas antigas começavam com o nome do autor, o nome dos destinatários e uma saudação. • Paulo, Silas e Timóteo foram os fundadores desta igreja (</w:t>
       </w:r>
-      <w:hyperlink r:id="rId13">
-        <w:r>
-          <w:rPr>
-            <w:lang w:val="pt_PT" w:bidi="pt_PT"/>
-          </w:rPr>
-          <w:rPr>
-            <w:color w:val="0000EE"/>
-            <w:u w:val="single"/>
-          </w:rPr>
-          <w:t>At 17.1–9</w:t>
-        </w:r>
-      </w:hyperlink>
+      <w:r>
+        <w:rPr>
+          <w:lang w:val="pt_PT" w:bidi="pt_PT"/>
+        </w:rPr>
+        <w:t>At 17.1–9</w:t>
+      </w:r>
       <w:r>
         <w:rPr>
           <w:lang w:val="pt_PT" w:bidi="pt_PT"/>
@@ -299,36 +293,24 @@
         </w:rPr>
         <w:t xml:space="preserve">Sempre agradecemos a Deus por todos vocês. Este é o primeiro de três agradecimentos pela igreja (veja </w:t>
       </w:r>
-      <w:hyperlink r:id="rId14">
-        <w:r>
-          <w:rPr>
-            <w:lang w:val="pt_PT" w:bidi="pt_PT"/>
-          </w:rPr>
-          <w:rPr>
-            <w:color w:val="0000EE"/>
-            <w:u w:val="single"/>
-          </w:rPr>
-          <w:t>2.13</w:t>
-        </w:r>
-      </w:hyperlink>
-      <w:r>
-        <w:rPr>
-          <w:lang w:val="pt_PT" w:bidi="pt_PT"/>
-        </w:rPr>
-        <w:t xml:space="preserve">; </w:t>
-      </w:r>
-      <w:hyperlink r:id="rId15">
-        <w:r>
-          <w:rPr>
-            <w:lang w:val="pt_PT" w:bidi="pt_PT"/>
-          </w:rPr>
-          <w:rPr>
-            <w:color w:val="0000EE"/>
-            <w:u w:val="single"/>
-          </w:rPr>
-          <w:t>3.9</w:t>
-        </w:r>
-      </w:hyperlink>
+      <w:r>
+        <w:rPr>
+          <w:lang w:val="pt_PT" w:bidi="pt_PT"/>
+        </w:rPr>
+        <w:t>2.13</w:t>
+      </w:r>
+      <w:r>
+        <w:rPr>
+          <w:lang w:val="pt_PT" w:bidi="pt_PT"/>
+        </w:rPr>
+        <w:t xml:space="preserve">; </w:t>
+      </w:r>
+      <w:r>
+        <w:rPr>
+          <w:lang w:val="pt_PT" w:bidi="pt_PT"/>
+        </w:rPr>
+        <w:t>3.9</w:t>
+      </w:r>
       <w:r>
         <w:rPr>
           <w:lang w:val="pt_PT" w:bidi="pt_PT"/>
@@ -383,90 +365,60 @@
         </w:rPr>
         <w:t>Depois de agradecer a Deus pela fé, amor e esperança dos crentes de Tessalônica (</w:t>
       </w:r>
-      <w:hyperlink r:id="rId16">
-        <w:r>
-          <w:rPr>
-            <w:lang w:val="pt_PT" w:bidi="pt_PT"/>
-          </w:rPr>
-          <w:rPr>
-            <w:color w:val="0000EE"/>
-            <w:u w:val="single"/>
-          </w:rPr>
-          <w:t>1.2–3</w:t>
-        </w:r>
-      </w:hyperlink>
+      <w:r>
+        <w:rPr>
+          <w:lang w:val="pt_PT" w:bidi="pt_PT"/>
+        </w:rPr>
+        <w:t>1.2–3</w:t>
+      </w:r>
       <w:r>
         <w:rPr>
           <w:lang w:val="pt_PT" w:bidi="pt_PT"/>
         </w:rPr>
         <w:t>), Paulo relembra como as boas-novas foram proclamadas a eles (</w:t>
       </w:r>
-      <w:hyperlink r:id="rId17">
-        <w:r>
-          <w:rPr>
-            <w:lang w:val="pt_PT" w:bidi="pt_PT"/>
-          </w:rPr>
-          <w:rPr>
-            <w:color w:val="0000EE"/>
-            <w:u w:val="single"/>
-          </w:rPr>
-          <w:t>1.4–5</w:t>
-        </w:r>
-      </w:hyperlink>
+      <w:r>
+        <w:rPr>
+          <w:lang w:val="pt_PT" w:bidi="pt_PT"/>
+        </w:rPr>
+        <w:t>1.4–5</w:t>
+      </w:r>
       <w:r>
         <w:rPr>
           <w:lang w:val="pt_PT" w:bidi="pt_PT"/>
         </w:rPr>
         <w:t>) e como eles aceitaram sua mensagem (</w:t>
       </w:r>
-      <w:hyperlink r:id="rId18">
-        <w:r>
-          <w:rPr>
-            <w:lang w:val="pt_PT" w:bidi="pt_PT"/>
-          </w:rPr>
-          <w:rPr>
-            <w:color w:val="0000EE"/>
-            <w:u w:val="single"/>
-          </w:rPr>
-          <w:t>1.6–10</w:t>
-        </w:r>
-      </w:hyperlink>
+      <w:r>
+        <w:rPr>
+          <w:lang w:val="pt_PT" w:bidi="pt_PT"/>
+        </w:rPr>
+        <w:t>1.6–10</w:t>
+      </w:r>
       <w:r>
         <w:rPr>
           <w:lang w:val="pt_PT" w:bidi="pt_PT"/>
         </w:rPr>
         <w:t xml:space="preserve">). Paulo retorna a esses temas em </w:t>
       </w:r>
-      <w:hyperlink r:id="rId19">
-        <w:r>
-          <w:rPr>
-            <w:lang w:val="pt_PT" w:bidi="pt_PT"/>
-          </w:rPr>
-          <w:rPr>
-            <w:color w:val="0000EE"/>
-            <w:u w:val="single"/>
-          </w:rPr>
-          <w:t>2.1–12</w:t>
-        </w:r>
-      </w:hyperlink>
+      <w:r>
+        <w:rPr>
+          <w:lang w:val="pt_PT" w:bidi="pt_PT"/>
+        </w:rPr>
+        <w:t>2.1–12</w:t>
+      </w:r>
       <w:r>
         <w:rPr>
           <w:lang w:val="pt_PT" w:bidi="pt_PT"/>
         </w:rPr>
         <w:t xml:space="preserve"> e </w:t>
       </w:r>
-      <w:hyperlink r:id="rId20">
-        <w:r>
-          <w:rPr>
-            <w:lang w:val="pt_PT" w:bidi="pt_PT"/>
-          </w:rPr>
-          <w:rPr>
-            <w:color w:val="0000EE"/>
-            <w:u w:val="single"/>
-          </w:rPr>
-          <w:t>2.13–16</w:t>
-        </w:r>
-      </w:hyperlink>
+      <w:r>
+        <w:rPr>
+          <w:lang w:val="pt_PT" w:bidi="pt_PT"/>
+        </w:rPr>
+        <w:t>2.13–16</w:t>
+      </w:r>
       <w:r>
         <w:rPr>
           <w:lang w:val="pt_PT" w:bidi="pt_PT"/>
@@ -534,54 +486,36 @@
         </w:rPr>
         <w:t xml:space="preserve">; veja </w:t>
       </w:r>
-      <w:hyperlink r:id="rId21">
-        <w:r>
-          <w:rPr>
-            <w:lang w:val="pt_PT" w:bidi="pt_PT"/>
-          </w:rPr>
-          <w:rPr>
-            <w:color w:val="0000EE"/>
-            <w:u w:val="single"/>
-          </w:rPr>
-          <w:t>3.6</w:t>
-        </w:r>
-      </w:hyperlink>
-      <w:r>
-        <w:rPr>
-          <w:lang w:val="pt_PT" w:bidi="pt_PT"/>
-        </w:rPr>
-        <w:t xml:space="preserve">; </w:t>
-      </w:r>
-      <w:hyperlink r:id="rId22">
-        <w:r>
-          <w:rPr>
-            <w:lang w:val="pt_PT" w:bidi="pt_PT"/>
-          </w:rPr>
-          <w:rPr>
-            <w:color w:val="0000EE"/>
-            <w:u w:val="single"/>
-          </w:rPr>
-          <w:t>5.8</w:t>
-        </w:r>
-      </w:hyperlink>
-      <w:r>
-        <w:rPr>
-          <w:lang w:val="pt_PT" w:bidi="pt_PT"/>
-        </w:rPr>
-        <w:t xml:space="preserve">; </w:t>
-      </w:r>
-      <w:hyperlink r:id="rId23">
-        <w:r>
-          <w:rPr>
-            <w:lang w:val="pt_PT" w:bidi="pt_PT"/>
-          </w:rPr>
-          <w:rPr>
-            <w:color w:val="0000EE"/>
-            <w:u w:val="single"/>
-          </w:rPr>
-          <w:t>2Ts 1.3–4</w:t>
-        </w:r>
-      </w:hyperlink>
+      <w:r>
+        <w:rPr>
+          <w:lang w:val="pt_PT" w:bidi="pt_PT"/>
+        </w:rPr>
+        <w:t>3.6</w:t>
+      </w:r>
+      <w:r>
+        <w:rPr>
+          <w:lang w:val="pt_PT" w:bidi="pt_PT"/>
+        </w:rPr>
+        <w:t xml:space="preserve">; </w:t>
+      </w:r>
+      <w:r>
+        <w:rPr>
+          <w:lang w:val="pt_PT" w:bidi="pt_PT"/>
+        </w:rPr>
+        <w:t>5.8</w:t>
+      </w:r>
+      <w:r>
+        <w:rPr>
+          <w:lang w:val="pt_PT" w:bidi="pt_PT"/>
+        </w:rPr>
+        <w:t xml:space="preserve">; </w:t>
+      </w:r>
+      <w:r>
+        <w:rPr>
+          <w:lang w:val="pt_PT" w:bidi="pt_PT"/>
+        </w:rPr>
+        <w:t>2Ts 1.3–4</w:t>
+      </w:r>
       <w:r>
         <w:rPr>
           <w:lang w:val="pt_PT" w:bidi="pt_PT"/>
@@ -697,54 +631,36 @@
         </w:rPr>
         <w:t>Deus chamou os tessalonicenses através da proclamação das boas-novas (</w:t>
       </w:r>
-      <w:hyperlink r:id="rId24">
-        <w:r>
-          <w:rPr>
-            <w:lang w:val="pt_PT" w:bidi="pt_PT"/>
-          </w:rPr>
-          <w:rPr>
-            <w:color w:val="0000EE"/>
-            <w:u w:val="single"/>
-          </w:rPr>
-          <w:t>2Ts 2.13–14</w:t>
-        </w:r>
-      </w:hyperlink>
+      <w:r>
+        <w:rPr>
+          <w:lang w:val="pt_PT" w:bidi="pt_PT"/>
+        </w:rPr>
+        <w:t>2Ts 2.13–14</w:t>
+      </w:r>
       <w:r>
         <w:rPr>
           <w:lang w:val="pt_PT" w:bidi="pt_PT"/>
         </w:rPr>
         <w:t>). O Espírito Santo convenceu os ouvintes de que a mensagem era verdadeira (</w:t>
       </w:r>
-      <w:hyperlink r:id="rId25">
-        <w:r>
-          <w:rPr>
-            <w:lang w:val="pt_PT" w:bidi="pt_PT"/>
-          </w:rPr>
-          <w:rPr>
-            <w:color w:val="0000EE"/>
-            <w:u w:val="single"/>
-          </w:rPr>
-          <w:t>1Co 2.4–5</w:t>
-        </w:r>
-      </w:hyperlink>
-      <w:r>
-        <w:rPr>
-          <w:lang w:val="pt_PT" w:bidi="pt_PT"/>
-        </w:rPr>
-        <w:t xml:space="preserve">; </w:t>
-      </w:r>
-      <w:hyperlink r:id="rId26">
-        <w:r>
-          <w:rPr>
-            <w:lang w:val="pt_PT" w:bidi="pt_PT"/>
-          </w:rPr>
-          <w:rPr>
-            <w:color w:val="0000EE"/>
-            <w:u w:val="single"/>
-          </w:rPr>
-          <w:t>1Pe 1.12</w:t>
-        </w:r>
-      </w:hyperlink>
+      <w:r>
+        <w:rPr>
+          <w:lang w:val="pt_PT" w:bidi="pt_PT"/>
+        </w:rPr>
+        <w:t>1Co 2.4–5</w:t>
+      </w:r>
+      <w:r>
+        <w:rPr>
+          <w:lang w:val="pt_PT" w:bidi="pt_PT"/>
+        </w:rPr>
+        <w:t xml:space="preserve">; </w:t>
+      </w:r>
+      <w:r>
+        <w:rPr>
+          <w:lang w:val="pt_PT" w:bidi="pt_PT"/>
+        </w:rPr>
+        <w:t>1Pe 1.12</w:t>
+      </w:r>
       <w:r>
         <w:rPr>
           <w:lang w:val="pt_PT" w:bidi="pt_PT"/>
@@ -799,126 +715,84 @@
         </w:rPr>
         <w:t>Porque aceitaram as boas-novas, os tessalonicenses experimentaram severo sofrimento de seus contemporâneos (</w:t>
       </w:r>
-      <w:hyperlink r:id="rId27">
-        <w:r>
-          <w:rPr>
-            <w:lang w:val="pt_PT" w:bidi="pt_PT"/>
-          </w:rPr>
-          <w:rPr>
-            <w:color w:val="0000EE"/>
-            <w:u w:val="single"/>
-          </w:rPr>
-          <w:t>2.14</w:t>
-        </w:r>
-      </w:hyperlink>
-      <w:r>
-        <w:rPr>
-          <w:lang w:val="pt_PT" w:bidi="pt_PT"/>
-        </w:rPr>
-        <w:t xml:space="preserve">; </w:t>
-      </w:r>
-      <w:hyperlink r:id="rId28">
-        <w:r>
-          <w:rPr>
-            <w:lang w:val="pt_PT" w:bidi="pt_PT"/>
-          </w:rPr>
-          <w:rPr>
-            <w:color w:val="0000EE"/>
-            <w:u w:val="single"/>
-          </w:rPr>
-          <w:t>3.3–4</w:t>
-        </w:r>
-      </w:hyperlink>
+      <w:r>
+        <w:rPr>
+          <w:lang w:val="pt_PT" w:bidi="pt_PT"/>
+        </w:rPr>
+        <w:t>2.14</w:t>
+      </w:r>
+      <w:r>
+        <w:rPr>
+          <w:lang w:val="pt_PT" w:bidi="pt_PT"/>
+        </w:rPr>
+        <w:t xml:space="preserve">; </w:t>
+      </w:r>
+      <w:r>
+        <w:rPr>
+          <w:lang w:val="pt_PT" w:bidi="pt_PT"/>
+        </w:rPr>
+        <w:t>3.3–4</w:t>
+      </w:r>
       <w:r>
         <w:rPr>
           <w:lang w:val="pt_PT" w:bidi="pt_PT"/>
         </w:rPr>
         <w:t>). No entanto, ao seguirem o modelo dos apóstolos e do próprio Senhor (</w:t>
       </w:r>
-      <w:hyperlink r:id="rId29">
-        <w:r>
-          <w:rPr>
-            <w:lang w:val="pt_PT" w:bidi="pt_PT"/>
-          </w:rPr>
-          <w:rPr>
-            <w:color w:val="0000EE"/>
-            <w:u w:val="single"/>
-          </w:rPr>
-          <w:t>Mt 5.11–12</w:t>
-        </w:r>
-      </w:hyperlink>
-      <w:r>
-        <w:rPr>
-          <w:lang w:val="pt_PT" w:bidi="pt_PT"/>
-        </w:rPr>
-        <w:t xml:space="preserve">; </w:t>
-      </w:r>
-      <w:hyperlink r:id="rId30">
-        <w:r>
-          <w:rPr>
-            <w:lang w:val="pt_PT" w:bidi="pt_PT"/>
-          </w:rPr>
-          <w:rPr>
-            <w:color w:val="0000EE"/>
-            <w:u w:val="single"/>
-          </w:rPr>
-          <w:t>Rm 8.17</w:t>
-        </w:r>
-      </w:hyperlink>
-      <w:r>
-        <w:rPr>
-          <w:lang w:val="pt_PT" w:bidi="pt_PT"/>
-        </w:rPr>
-        <w:t xml:space="preserve">; </w:t>
-      </w:r>
-      <w:hyperlink r:id="rId31">
-        <w:r>
-          <w:rPr>
-            <w:lang w:val="pt_PT" w:bidi="pt_PT"/>
-          </w:rPr>
-          <w:rPr>
-            <w:color w:val="0000EE"/>
-            <w:u w:val="single"/>
-          </w:rPr>
-          <w:t>12.12</w:t>
-        </w:r>
-      </w:hyperlink>
-      <w:r>
-        <w:rPr>
-          <w:lang w:val="pt_PT" w:bidi="pt_PT"/>
-        </w:rPr>
-        <w:t xml:space="preserve">; </w:t>
-      </w:r>
-      <w:hyperlink r:id="rId32">
-        <w:r>
-          <w:rPr>
-            <w:lang w:val="pt_PT" w:bidi="pt_PT"/>
-          </w:rPr>
-          <w:rPr>
-            <w:color w:val="0000EE"/>
-            <w:u w:val="single"/>
-          </w:rPr>
-          <w:t>Fp 2.17</w:t>
-        </w:r>
-      </w:hyperlink>
+      <w:r>
+        <w:rPr>
+          <w:lang w:val="pt_PT" w:bidi="pt_PT"/>
+        </w:rPr>
+        <w:t>Mt 5.11–12</w:t>
+      </w:r>
+      <w:r>
+        <w:rPr>
+          <w:lang w:val="pt_PT" w:bidi="pt_PT"/>
+        </w:rPr>
+        <w:t xml:space="preserve">; </w:t>
+      </w:r>
+      <w:r>
+        <w:rPr>
+          <w:lang w:val="pt_PT" w:bidi="pt_PT"/>
+        </w:rPr>
+        <w:t>Rm 8.17</w:t>
+      </w:r>
+      <w:r>
+        <w:rPr>
+          <w:lang w:val="pt_PT" w:bidi="pt_PT"/>
+        </w:rPr>
+        <w:t xml:space="preserve">; </w:t>
+      </w:r>
+      <w:r>
+        <w:rPr>
+          <w:lang w:val="pt_PT" w:bidi="pt_PT"/>
+        </w:rPr>
+        <w:t>12.12</w:t>
+      </w:r>
+      <w:r>
+        <w:rPr>
+          <w:lang w:val="pt_PT" w:bidi="pt_PT"/>
+        </w:rPr>
+        <w:t xml:space="preserve">; </w:t>
+      </w:r>
+      <w:r>
+        <w:rPr>
+          <w:lang w:val="pt_PT" w:bidi="pt_PT"/>
+        </w:rPr>
+        <w:t>Fp 2.17</w:t>
+      </w:r>
       <w:r>
         <w:rPr>
           <w:lang w:val="pt_PT" w:bidi="pt_PT"/>
         </w:rPr>
         <w:t>), receberam alegria do Espírito Santo (</w:t>
       </w:r>
-      <w:hyperlink r:id="rId33">
-        <w:r>
-          <w:rPr>
-            <w:lang w:val="pt_PT" w:bidi="pt_PT"/>
-          </w:rPr>
-          <w:rPr>
-            <w:color w:val="0000EE"/>
-            <w:u w:val="single"/>
-          </w:rPr>
-          <w:t>1Pe 4.13–14</w:t>
-        </w:r>
-      </w:hyperlink>
+      <w:r>
+        <w:rPr>
+          <w:lang w:val="pt_PT" w:bidi="pt_PT"/>
+        </w:rPr>
+        <w:t>1Pe 4.13–14</w:t>
+      </w:r>
       <w:r>
         <w:rPr>
           <w:lang w:val="pt_PT" w:bidi="pt_PT"/>
@@ -1034,90 +908,60 @@
         </w:rPr>
         <w:t xml:space="preserve"> que criou todas as coisas (</w:t>
       </w:r>
-      <w:hyperlink r:id="rId34">
-        <w:r>
-          <w:rPr>
-            <w:lang w:val="pt_PT" w:bidi="pt_PT"/>
-          </w:rPr>
-          <w:rPr>
-            <w:color w:val="0000EE"/>
-            <w:u w:val="single"/>
-          </w:rPr>
-          <w:t>At 14.11–18</w:t>
-        </w:r>
-      </w:hyperlink>
-      <w:r>
-        <w:rPr>
-          <w:lang w:val="pt_PT" w:bidi="pt_PT"/>
-        </w:rPr>
-        <w:t xml:space="preserve">; </w:t>
-      </w:r>
-      <w:hyperlink r:id="rId35">
-        <w:r>
-          <w:rPr>
-            <w:lang w:val="pt_PT" w:bidi="pt_PT"/>
-          </w:rPr>
-          <w:rPr>
-            <w:color w:val="0000EE"/>
-            <w:u w:val="single"/>
-          </w:rPr>
-          <w:t>17.22–31</w:t>
-        </w:r>
-      </w:hyperlink>
-      <w:r>
-        <w:rPr>
-          <w:lang w:val="pt_PT" w:bidi="pt_PT"/>
-        </w:rPr>
-        <w:t xml:space="preserve">; </w:t>
-      </w:r>
-      <w:hyperlink r:id="rId36">
-        <w:r>
-          <w:rPr>
-            <w:lang w:val="pt_PT" w:bidi="pt_PT"/>
-          </w:rPr>
-          <w:rPr>
-            <w:color w:val="0000EE"/>
-            <w:u w:val="single"/>
-          </w:rPr>
-          <w:t>19.23–41</w:t>
-        </w:r>
-      </w:hyperlink>
+      <w:r>
+        <w:rPr>
+          <w:lang w:val="pt_PT" w:bidi="pt_PT"/>
+        </w:rPr>
+        <w:t>At 14.11–18</w:t>
+      </w:r>
+      <w:r>
+        <w:rPr>
+          <w:lang w:val="pt_PT" w:bidi="pt_PT"/>
+        </w:rPr>
+        <w:t xml:space="preserve">; </w:t>
+      </w:r>
+      <w:r>
+        <w:rPr>
+          <w:lang w:val="pt_PT" w:bidi="pt_PT"/>
+        </w:rPr>
+        <w:t>17.22–31</w:t>
+      </w:r>
+      <w:r>
+        <w:rPr>
+          <w:lang w:val="pt_PT" w:bidi="pt_PT"/>
+        </w:rPr>
+        <w:t xml:space="preserve">; </w:t>
+      </w:r>
+      <w:r>
+        <w:rPr>
+          <w:lang w:val="pt_PT" w:bidi="pt_PT"/>
+        </w:rPr>
+        <w:t>19.23–41</w:t>
+      </w:r>
       <w:r>
         <w:rPr>
           <w:lang w:val="pt_PT" w:bidi="pt_PT"/>
         </w:rPr>
         <w:t xml:space="preserve">). Em um ambiente religioso pluralista, o chamado para abandonar os deuses ancestrais era incomum (cp. </w:t>
       </w:r>
-      <w:hyperlink r:id="rId37">
-        <w:r>
-          <w:rPr>
-            <w:lang w:val="pt_PT" w:bidi="pt_PT"/>
-          </w:rPr>
-          <w:rPr>
-            <w:color w:val="0000EE"/>
-            <w:u w:val="single"/>
-          </w:rPr>
-          <w:t>Jr 10.8–10</w:t>
-        </w:r>
-      </w:hyperlink>
-      <w:r>
-        <w:rPr>
-          <w:lang w:val="pt_PT" w:bidi="pt_PT"/>
-        </w:rPr>
-        <w:t xml:space="preserve">; </w:t>
-      </w:r>
-      <w:hyperlink r:id="rId38">
-        <w:r>
-          <w:rPr>
-            <w:lang w:val="pt_PT" w:bidi="pt_PT"/>
-          </w:rPr>
-          <w:rPr>
-            <w:color w:val="0000EE"/>
-            <w:u w:val="single"/>
-          </w:rPr>
-          <w:t>1Co 8.4–6</w:t>
-        </w:r>
-      </w:hyperlink>
+      <w:r>
+        <w:rPr>
+          <w:lang w:val="pt_PT" w:bidi="pt_PT"/>
+        </w:rPr>
+        <w:t>Jr 10.8–10</w:t>
+      </w:r>
+      <w:r>
+        <w:rPr>
+          <w:lang w:val="pt_PT" w:bidi="pt_PT"/>
+        </w:rPr>
+        <w:t xml:space="preserve">; </w:t>
+      </w:r>
+      <w:r>
+        <w:rPr>
+          <w:lang w:val="pt_PT" w:bidi="pt_PT"/>
+        </w:rPr>
+        <w:t>1Co 8.4–6</w:t>
+      </w:r>
       <w:r>
         <w:rPr>
           <w:lang w:val="pt_PT" w:bidi="pt_PT"/>
@@ -1172,144 +1016,96 @@
         </w:rPr>
         <w:t>A ressurreição de Jesus dentre os mortos foi o núcleo da pregação dos apóstolos (</w:t>
       </w:r>
-      <w:hyperlink r:id="rId39">
-        <w:r>
-          <w:rPr>
-            <w:lang w:val="pt_PT" w:bidi="pt_PT"/>
-          </w:rPr>
-          <w:rPr>
-            <w:color w:val="0000EE"/>
-            <w:u w:val="single"/>
-          </w:rPr>
-          <w:t>4.14</w:t>
-        </w:r>
-      </w:hyperlink>
-      <w:r>
-        <w:rPr>
-          <w:lang w:val="pt_PT" w:bidi="pt_PT"/>
-        </w:rPr>
-        <w:t xml:space="preserve">; </w:t>
-      </w:r>
-      <w:hyperlink r:id="rId40">
-        <w:r>
-          <w:rPr>
-            <w:lang w:val="pt_PT" w:bidi="pt_PT"/>
-          </w:rPr>
-          <w:rPr>
-            <w:color w:val="0000EE"/>
-            <w:u w:val="single"/>
-          </w:rPr>
-          <w:t>At 2.32</w:t>
-        </w:r>
-      </w:hyperlink>
-      <w:r>
-        <w:rPr>
-          <w:lang w:val="pt_PT" w:bidi="pt_PT"/>
-        </w:rPr>
-        <w:t xml:space="preserve">; </w:t>
-      </w:r>
-      <w:hyperlink r:id="rId41">
-        <w:r>
-          <w:rPr>
-            <w:lang w:val="pt_PT" w:bidi="pt_PT"/>
-          </w:rPr>
-          <w:rPr>
-            <w:color w:val="0000EE"/>
-            <w:u w:val="single"/>
-          </w:rPr>
-          <w:t>3.15</w:t>
-        </w:r>
-      </w:hyperlink>
-      <w:r>
-        <w:rPr>
-          <w:lang w:val="pt_PT" w:bidi="pt_PT"/>
-        </w:rPr>
-        <w:t xml:space="preserve">; </w:t>
-      </w:r>
-      <w:hyperlink r:id="rId42">
-        <w:r>
-          <w:rPr>
-            <w:lang w:val="pt_PT" w:bidi="pt_PT"/>
-          </w:rPr>
-          <w:rPr>
-            <w:color w:val="0000EE"/>
-            <w:u w:val="single"/>
-          </w:rPr>
-          <w:t>10.40</w:t>
-        </w:r>
-      </w:hyperlink>
-      <w:r>
-        <w:rPr>
-          <w:lang w:val="pt_PT" w:bidi="pt_PT"/>
-        </w:rPr>
-        <w:t xml:space="preserve">; </w:t>
-      </w:r>
-      <w:hyperlink r:id="rId43">
-        <w:r>
-          <w:rPr>
-            <w:lang w:val="pt_PT" w:bidi="pt_PT"/>
-          </w:rPr>
-          <w:rPr>
-            <w:color w:val="0000EE"/>
-            <w:u w:val="single"/>
-          </w:rPr>
-          <w:t>13.29–30</w:t>
-        </w:r>
-      </w:hyperlink>
-      <w:r>
-        <w:rPr>
-          <w:lang w:val="pt_PT" w:bidi="pt_PT"/>
-        </w:rPr>
-        <w:t xml:space="preserve">; </w:t>
-      </w:r>
-      <w:hyperlink r:id="rId44">
-        <w:r>
-          <w:rPr>
-            <w:lang w:val="pt_PT" w:bidi="pt_PT"/>
-          </w:rPr>
-          <w:rPr>
-            <w:color w:val="0000EE"/>
-            <w:u w:val="single"/>
-          </w:rPr>
-          <w:t>1Co 15.3–8</w:t>
-        </w:r>
-      </w:hyperlink>
+      <w:r>
+        <w:rPr>
+          <w:lang w:val="pt_PT" w:bidi="pt_PT"/>
+        </w:rPr>
+        <w:t>4.14</w:t>
+      </w:r>
+      <w:r>
+        <w:rPr>
+          <w:lang w:val="pt_PT" w:bidi="pt_PT"/>
+        </w:rPr>
+        <w:t xml:space="preserve">; </w:t>
+      </w:r>
+      <w:r>
+        <w:rPr>
+          <w:lang w:val="pt_PT" w:bidi="pt_PT"/>
+        </w:rPr>
+        <w:t>At 2.32</w:t>
+      </w:r>
+      <w:r>
+        <w:rPr>
+          <w:lang w:val="pt_PT" w:bidi="pt_PT"/>
+        </w:rPr>
+        <w:t xml:space="preserve">; </w:t>
+      </w:r>
+      <w:r>
+        <w:rPr>
+          <w:lang w:val="pt_PT" w:bidi="pt_PT"/>
+        </w:rPr>
+        <w:t>3.15</w:t>
+      </w:r>
+      <w:r>
+        <w:rPr>
+          <w:lang w:val="pt_PT" w:bidi="pt_PT"/>
+        </w:rPr>
+        <w:t xml:space="preserve">; </w:t>
+      </w:r>
+      <w:r>
+        <w:rPr>
+          <w:lang w:val="pt_PT" w:bidi="pt_PT"/>
+        </w:rPr>
+        <w:t>10.40</w:t>
+      </w:r>
+      <w:r>
+        <w:rPr>
+          <w:lang w:val="pt_PT" w:bidi="pt_PT"/>
+        </w:rPr>
+        <w:t xml:space="preserve">; </w:t>
+      </w:r>
+      <w:r>
+        <w:rPr>
+          <w:lang w:val="pt_PT" w:bidi="pt_PT"/>
+        </w:rPr>
+        <w:t>13.29–30</w:t>
+      </w:r>
+      <w:r>
+        <w:rPr>
+          <w:lang w:val="pt_PT" w:bidi="pt_PT"/>
+        </w:rPr>
+        <w:t xml:space="preserve">; </w:t>
+      </w:r>
+      <w:r>
+        <w:rPr>
+          <w:lang w:val="pt_PT" w:bidi="pt_PT"/>
+        </w:rPr>
+        <w:t>1Co 15.3–8</w:t>
+      </w:r>
       <w:r>
         <w:rPr>
           <w:lang w:val="pt_PT" w:bidi="pt_PT"/>
         </w:rPr>
         <w:t xml:space="preserve">) e a base para a confiança no retorno de Jesus (veja </w:t>
       </w:r>
-      <w:hyperlink r:id="rId45">
-        <w:r>
-          <w:rPr>
-            <w:lang w:val="pt_PT" w:bidi="pt_PT"/>
-          </w:rPr>
-          <w:rPr>
-            <w:color w:val="0000EE"/>
-            <w:u w:val="single"/>
-          </w:rPr>
-          <w:t>1Ts 5.9</w:t>
-        </w:r>
-      </w:hyperlink>
-      <w:r>
-        <w:rPr>
-          <w:lang w:val="pt_PT" w:bidi="pt_PT"/>
-        </w:rPr>
-        <w:t xml:space="preserve">; </w:t>
-      </w:r>
-      <w:hyperlink r:id="rId46">
-        <w:r>
-          <w:rPr>
-            <w:lang w:val="pt_PT" w:bidi="pt_PT"/>
-          </w:rPr>
-          <w:rPr>
-            <w:color w:val="0000EE"/>
-            <w:u w:val="single"/>
-          </w:rPr>
-          <w:t>2Ts 1.6–10</w:t>
-        </w:r>
-      </w:hyperlink>
+      <w:r>
+        <w:rPr>
+          <w:lang w:val="pt_PT" w:bidi="pt_PT"/>
+        </w:rPr>
+        <w:t>1Ts 5.9</w:t>
+      </w:r>
+      <w:r>
+        <w:rPr>
+          <w:lang w:val="pt_PT" w:bidi="pt_PT"/>
+        </w:rPr>
+        <w:t xml:space="preserve">; </w:t>
+      </w:r>
+      <w:r>
+        <w:rPr>
+          <w:lang w:val="pt_PT" w:bidi="pt_PT"/>
+        </w:rPr>
+        <w:t>2Ts 1.6–10</w:t>
+      </w:r>
       <w:r>
         <w:rPr>
           <w:lang w:val="pt_PT" w:bidi="pt_PT"/>
@@ -1412,108 +1208,72 @@
         </w:rPr>
         <w:t>O corpo desta carta começa discutindo o caráter de Paulo e de seus parceiros (</w:t>
       </w:r>
-      <w:hyperlink r:id="rId19">
-        <w:r>
-          <w:rPr>
-            <w:lang w:val="pt_PT" w:bidi="pt_PT"/>
-          </w:rPr>
-          <w:rPr>
-            <w:color w:val="0000EE"/>
-            <w:u w:val="single"/>
-          </w:rPr>
-          <w:t>2.1–12</w:t>
-        </w:r>
-      </w:hyperlink>
+      <w:r>
+        <w:rPr>
+          <w:lang w:val="pt_PT" w:bidi="pt_PT"/>
+        </w:rPr>
+        <w:t>2.1–12</w:t>
+      </w:r>
       <w:r>
         <w:rPr>
           <w:lang w:val="pt_PT" w:bidi="pt_PT"/>
         </w:rPr>
         <w:t>) e a maneira como os tessalonicenses receberam as boas-novas (</w:t>
       </w:r>
-      <w:hyperlink r:id="rId20">
-        <w:r>
-          <w:rPr>
-            <w:lang w:val="pt_PT" w:bidi="pt_PT"/>
-          </w:rPr>
-          <w:rPr>
-            <w:color w:val="0000EE"/>
-            <w:u w:val="single"/>
-          </w:rPr>
-          <w:t>2.13–16</w:t>
-        </w:r>
-      </w:hyperlink>
+      <w:r>
+        <w:rPr>
+          <w:lang w:val="pt_PT" w:bidi="pt_PT"/>
+        </w:rPr>
+        <w:t>2.13–16</w:t>
+      </w:r>
       <w:r>
         <w:rPr>
           <w:lang w:val="pt_PT" w:bidi="pt_PT"/>
         </w:rPr>
         <w:t>). Em seguida, enfatiza o cuidado sincero de Paulo pela igreja, contando sobre suas tentativas de voltar a visitá-los (</w:t>
       </w:r>
-      <w:hyperlink r:id="rId47">
-        <w:r>
-          <w:rPr>
-            <w:lang w:val="pt_PT" w:bidi="pt_PT"/>
-          </w:rPr>
-          <w:rPr>
-            <w:color w:val="0000EE"/>
-            <w:u w:val="single"/>
-          </w:rPr>
-          <w:t>2.17–20</w:t>
-        </w:r>
-      </w:hyperlink>
+      <w:r>
+        <w:rPr>
+          <w:lang w:val="pt_PT" w:bidi="pt_PT"/>
+        </w:rPr>
+        <w:t>2.17–20</w:t>
+      </w:r>
       <w:r>
         <w:rPr>
           <w:lang w:val="pt_PT" w:bidi="pt_PT"/>
         </w:rPr>
         <w:t>) e sua decisão de enviar Timóteo a eles quando ele próprio não pôde ir (</w:t>
       </w:r>
-      <w:hyperlink r:id="rId48">
-        <w:r>
-          <w:rPr>
-            <w:lang w:val="pt_PT" w:bidi="pt_PT"/>
-          </w:rPr>
-          <w:rPr>
-            <w:color w:val="0000EE"/>
-            <w:u w:val="single"/>
-          </w:rPr>
-          <w:t>3.1–5</w:t>
-        </w:r>
-      </w:hyperlink>
+      <w:r>
+        <w:rPr>
+          <w:lang w:val="pt_PT" w:bidi="pt_PT"/>
+        </w:rPr>
+        <w:t>3.1–5</w:t>
+      </w:r>
       <w:r>
         <w:rPr>
           <w:lang w:val="pt_PT" w:bidi="pt_PT"/>
         </w:rPr>
         <w:t>). Finalmente, relata a alegria de Paulo com o bom relatório de Timóteo (</w:t>
       </w:r>
-      <w:hyperlink r:id="rId49">
-        <w:r>
-          <w:rPr>
-            <w:lang w:val="pt_PT" w:bidi="pt_PT"/>
-          </w:rPr>
-          <w:rPr>
-            <w:color w:val="0000EE"/>
-            <w:u w:val="single"/>
-          </w:rPr>
-          <w:t>3.6–9</w:t>
-        </w:r>
-      </w:hyperlink>
+      <w:r>
+        <w:rPr>
+          <w:lang w:val="pt_PT" w:bidi="pt_PT"/>
+        </w:rPr>
+        <w:t>3.6–9</w:t>
+      </w:r>
       <w:r>
         <w:rPr>
           <w:lang w:val="pt_PT" w:bidi="pt_PT"/>
         </w:rPr>
         <w:t>) e suas orações para voltar à igreja pessoalmente (</w:t>
       </w:r>
-      <w:hyperlink r:id="rId50">
-        <w:r>
-          <w:rPr>
-            <w:lang w:val="pt_PT" w:bidi="pt_PT"/>
-          </w:rPr>
-          <w:rPr>
-            <w:color w:val="0000EE"/>
-            <w:u w:val="single"/>
-          </w:rPr>
-          <w:t>3.10–13</w:t>
-        </w:r>
-      </w:hyperlink>
+      <w:r>
+        <w:rPr>
+          <w:lang w:val="pt_PT" w:bidi="pt_PT"/>
+        </w:rPr>
+        <w:t>3.10–13</w:t>
+      </w:r>
       <w:r>
         <w:rPr>
           <w:lang w:val="pt_PT" w:bidi="pt_PT"/>
@@ -1568,18 +1328,12 @@
         </w:rPr>
         <w:t>Apesar da desonra e dor que Paulo e Silas sofreram em Filipos (</w:t>
       </w:r>
-      <w:hyperlink r:id="rId51">
-        <w:r>
-          <w:rPr>
-            <w:lang w:val="pt_PT" w:bidi="pt_PT"/>
-          </w:rPr>
-          <w:rPr>
-            <w:color w:val="0000EE"/>
-            <w:u w:val="single"/>
-          </w:rPr>
-          <w:t>At 16.19–40</w:t>
-        </w:r>
-      </w:hyperlink>
+      <w:r>
+        <w:rPr>
+          <w:lang w:val="pt_PT" w:bidi="pt_PT"/>
+        </w:rPr>
+        <w:t>At 16.19–40</w:t>
+      </w:r>
       <w:r>
         <w:rPr>
           <w:lang w:val="pt_PT" w:bidi="pt_PT"/>
@@ -1634,18 +1388,12 @@
         </w:rPr>
         <w:t>No mundo antigo, aqueles que eram confiados com um cargo público precisavam ser testados e aprovados. Os tessalonicenses (</w:t>
       </w:r>
-      <w:hyperlink r:id="rId52">
-        <w:r>
-          <w:rPr>
-            <w:lang w:val="pt_PT" w:bidi="pt_PT"/>
-          </w:rPr>
-          <w:rPr>
-            <w:color w:val="0000EE"/>
-            <w:u w:val="single"/>
-          </w:rPr>
-          <w:t>2.3</w:t>
-        </w:r>
-      </w:hyperlink>
+      <w:r>
+        <w:rPr>
+          <w:lang w:val="pt_PT" w:bidi="pt_PT"/>
+        </w:rPr>
+        <w:t>2.3</w:t>
+      </w:r>
       <w:r>
         <w:rPr>
           <w:lang w:val="pt_PT" w:bidi="pt_PT"/>
@@ -1700,72 +1448,48 @@
         </w:rPr>
         <w:t xml:space="preserve">A bajulação era um meio comum de obter ganho financeiro dos outros. Paulo nega que tenha bajulado os tessalonicenses para receber dinheiro. Ele novamente chama tanto os tessalonicenses quanto Deus como testemunhas (cf. </w:t>
       </w:r>
-      <w:hyperlink r:id="rId53">
-        <w:r>
-          <w:rPr>
-            <w:lang w:val="pt_PT" w:bidi="pt_PT"/>
-          </w:rPr>
-          <w:rPr>
-            <w:color w:val="0000EE"/>
-            <w:u w:val="single"/>
-          </w:rPr>
-          <w:t>2.10</w:t>
-        </w:r>
-      </w:hyperlink>
-      <w:r>
-        <w:rPr>
-          <w:lang w:val="pt_PT" w:bidi="pt_PT"/>
-        </w:rPr>
-        <w:t xml:space="preserve">; </w:t>
-      </w:r>
-      <w:hyperlink r:id="rId54">
-        <w:r>
-          <w:rPr>
-            <w:lang w:val="pt_PT" w:bidi="pt_PT"/>
-          </w:rPr>
-          <w:rPr>
-            <w:color w:val="0000EE"/>
-            <w:u w:val="single"/>
-          </w:rPr>
-          <w:t>Dt 19.15</w:t>
-        </w:r>
-      </w:hyperlink>
-      <w:r>
-        <w:rPr>
-          <w:lang w:val="pt_PT" w:bidi="pt_PT"/>
-        </w:rPr>
-        <w:t xml:space="preserve">; </w:t>
-      </w:r>
-      <w:hyperlink r:id="rId55">
-        <w:r>
-          <w:rPr>
-            <w:lang w:val="pt_PT" w:bidi="pt_PT"/>
-          </w:rPr>
-          <w:rPr>
-            <w:color w:val="0000EE"/>
-            <w:u w:val="single"/>
-          </w:rPr>
-          <w:t>2Co 13.1</w:t>
-        </w:r>
-      </w:hyperlink>
-      <w:r>
-        <w:rPr>
-          <w:lang w:val="pt_PT" w:bidi="pt_PT"/>
-        </w:rPr>
-        <w:t xml:space="preserve">; </w:t>
-      </w:r>
-      <w:hyperlink r:id="rId56">
-        <w:r>
-          <w:rPr>
-            <w:lang w:val="pt_PT" w:bidi="pt_PT"/>
-          </w:rPr>
-          <w:rPr>
-            <w:color w:val="0000EE"/>
-            <w:u w:val="single"/>
-          </w:rPr>
-          <w:t>1Tm 5.19</w:t>
-        </w:r>
-      </w:hyperlink>
+      <w:r>
+        <w:rPr>
+          <w:lang w:val="pt_PT" w:bidi="pt_PT"/>
+        </w:rPr>
+        <w:t>2.10</w:t>
+      </w:r>
+      <w:r>
+        <w:rPr>
+          <w:lang w:val="pt_PT" w:bidi="pt_PT"/>
+        </w:rPr>
+        <w:t xml:space="preserve">; </w:t>
+      </w:r>
+      <w:r>
+        <w:rPr>
+          <w:lang w:val="pt_PT" w:bidi="pt_PT"/>
+        </w:rPr>
+        <w:t>Dt 19.15</w:t>
+      </w:r>
+      <w:r>
+        <w:rPr>
+          <w:lang w:val="pt_PT" w:bidi="pt_PT"/>
+        </w:rPr>
+        <w:t xml:space="preserve">; </w:t>
+      </w:r>
+      <w:r>
+        <w:rPr>
+          <w:lang w:val="pt_PT" w:bidi="pt_PT"/>
+        </w:rPr>
+        <w:t>2Co 13.1</w:t>
+      </w:r>
+      <w:r>
+        <w:rPr>
+          <w:lang w:val="pt_PT" w:bidi="pt_PT"/>
+        </w:rPr>
+        <w:t xml:space="preserve">; </w:t>
+      </w:r>
+      <w:r>
+        <w:rPr>
+          <w:lang w:val="pt_PT" w:bidi="pt_PT"/>
+        </w:rPr>
+        <w:t>1Tm 5.19</w:t>
+      </w:r>
       <w:r>
         <w:rPr>
           <w:lang w:val="pt_PT" w:bidi="pt_PT"/>
@@ -1833,18 +1557,12 @@
         </w:rPr>
         <w:t xml:space="preserve"> Paulo e seus parceiros não usaram sua autoridade apostólica para fazer exigências (cf. </w:t>
       </w:r>
-      <w:hyperlink r:id="rId57">
-        <w:r>
-          <w:rPr>
-            <w:lang w:val="pt_PT" w:bidi="pt_PT"/>
-          </w:rPr>
-          <w:rPr>
-            <w:color w:val="0000EE"/>
-            <w:u w:val="single"/>
-          </w:rPr>
-          <w:t>Mt 20.25–28</w:t>
-        </w:r>
-      </w:hyperlink>
+      <w:r>
+        <w:rPr>
+          <w:lang w:val="pt_PT" w:bidi="pt_PT"/>
+        </w:rPr>
+        <w:t>Mt 20.25–28</w:t>
+      </w:r>
       <w:r>
         <w:rPr>
           <w:lang w:val="pt_PT" w:bidi="pt_PT"/>
@@ -1899,54 +1617,36 @@
         </w:rPr>
         <w:t xml:space="preserve">Paulo e seus parceiros se dedicaram ao trabalho manual para se sustentarem enquanto estavam na cidade (cf. </w:t>
       </w:r>
-      <w:hyperlink r:id="rId58">
-        <w:r>
-          <w:rPr>
-            <w:lang w:val="pt_PT" w:bidi="pt_PT"/>
-          </w:rPr>
-          <w:rPr>
-            <w:color w:val="0000EE"/>
-            <w:u w:val="single"/>
-          </w:rPr>
-          <w:t>At 18.1–4</w:t>
-        </w:r>
-      </w:hyperlink>
-      <w:r>
-        <w:rPr>
-          <w:lang w:val="pt_PT" w:bidi="pt_PT"/>
-        </w:rPr>
-        <w:t xml:space="preserve">; </w:t>
-      </w:r>
-      <w:hyperlink r:id="rId59">
-        <w:r>
-          <w:rPr>
-            <w:lang w:val="pt_PT" w:bidi="pt_PT"/>
-          </w:rPr>
-          <w:rPr>
-            <w:color w:val="0000EE"/>
-            <w:u w:val="single"/>
-          </w:rPr>
-          <w:t>1Co 9.12–18</w:t>
-        </w:r>
-      </w:hyperlink>
+      <w:r>
+        <w:rPr>
+          <w:lang w:val="pt_PT" w:bidi="pt_PT"/>
+        </w:rPr>
+        <w:t>At 18.1–4</w:t>
+      </w:r>
+      <w:r>
+        <w:rPr>
+          <w:lang w:val="pt_PT" w:bidi="pt_PT"/>
+        </w:rPr>
+        <w:t xml:space="preserve">; </w:t>
+      </w:r>
+      <w:r>
+        <w:rPr>
+          <w:lang w:val="pt_PT" w:bidi="pt_PT"/>
+        </w:rPr>
+        <w:t>1Co 9.12–18</w:t>
+      </w:r>
       <w:r>
         <w:rPr>
           <w:lang w:val="pt_PT" w:bidi="pt_PT"/>
         </w:rPr>
         <w:t>) como exemplo para os tessalonicenses (</w:t>
       </w:r>
-      <w:hyperlink r:id="rId60">
-        <w:r>
-          <w:rPr>
-            <w:lang w:val="pt_PT" w:bidi="pt_PT"/>
-          </w:rPr>
-          <w:rPr>
-            <w:color w:val="0000EE"/>
-            <w:u w:val="single"/>
-          </w:rPr>
-          <w:t>2Ts 3.8–9</w:t>
-        </w:r>
-      </w:hyperlink>
+      <w:r>
+        <w:rPr>
+          <w:lang w:val="pt_PT" w:bidi="pt_PT"/>
+        </w:rPr>
+        <w:t>2Ts 3.8–9</w:t>
+      </w:r>
       <w:r>
         <w:rPr>
           <w:lang w:val="pt_PT" w:bidi="pt_PT"/>
@@ -2001,18 +1701,12 @@
         </w:rPr>
         <w:t xml:space="preserve">Tanto Deus quanto os tessalonicenses foram testemunhas (veja </w:t>
       </w:r>
-      <w:hyperlink r:id="rId61">
-        <w:r>
-          <w:rPr>
-            <w:lang w:val="pt_PT" w:bidi="pt_PT"/>
-          </w:rPr>
-          <w:rPr>
-            <w:color w:val="0000EE"/>
-            <w:u w:val="single"/>
-          </w:rPr>
-          <w:t>2.5</w:t>
-        </w:r>
-      </w:hyperlink>
+      <w:r>
+        <w:rPr>
+          <w:lang w:val="pt_PT" w:bidi="pt_PT"/>
+        </w:rPr>
+        <w:t>2.5</w:t>
+      </w:r>
       <w:r>
         <w:rPr>
           <w:lang w:val="pt_PT" w:bidi="pt_PT"/>
@@ -2128,72 +1822,48 @@
         </w:rPr>
         <w:t>O que Deus consideraria digno é uma vida vivida em harmonia com os altos padrões que Ele espera daqueles chamados (</w:t>
       </w:r>
-      <w:hyperlink r:id="rId62">
-        <w:r>
-          <w:rPr>
-            <w:lang w:val="pt_PT" w:bidi="pt_PT"/>
-          </w:rPr>
-          <w:rPr>
-            <w:color w:val="0000EE"/>
-            <w:u w:val="single"/>
-          </w:rPr>
-          <w:t>4.7</w:t>
-        </w:r>
-      </w:hyperlink>
+      <w:r>
+        <w:rPr>
+          <w:lang w:val="pt_PT" w:bidi="pt_PT"/>
+        </w:rPr>
+        <w:t>4.7</w:t>
+      </w:r>
       <w:r>
         <w:rPr>
           <w:lang w:val="pt_PT" w:bidi="pt_PT"/>
         </w:rPr>
         <w:t>) para compartilhar Seu Reino e glória (</w:t>
       </w:r>
-      <w:hyperlink r:id="rId63">
-        <w:r>
-          <w:rPr>
-            <w:lang w:val="pt_PT" w:bidi="pt_PT"/>
-          </w:rPr>
-          <w:rPr>
-            <w:color w:val="0000EE"/>
-            <w:u w:val="single"/>
-          </w:rPr>
-          <w:t>Rm 8.17–18</w:t>
-        </w:r>
-      </w:hyperlink>
-      <w:r>
-        <w:rPr>
-          <w:lang w:val="pt_PT" w:bidi="pt_PT"/>
-        </w:rPr>
-        <w:t xml:space="preserve">; </w:t>
-      </w:r>
-      <w:hyperlink r:id="rId64">
-        <w:r>
-          <w:rPr>
-            <w:lang w:val="pt_PT" w:bidi="pt_PT"/>
-          </w:rPr>
-          <w:rPr>
-            <w:color w:val="0000EE"/>
-            <w:u w:val="single"/>
-          </w:rPr>
-          <w:t>Cl 1.27</w:t>
-        </w:r>
-      </w:hyperlink>
-      <w:r>
-        <w:rPr>
-          <w:lang w:val="pt_PT" w:bidi="pt_PT"/>
-        </w:rPr>
-        <w:t xml:space="preserve">; </w:t>
-      </w:r>
-      <w:hyperlink r:id="rId65">
-        <w:r>
-          <w:rPr>
-            <w:lang w:val="pt_PT" w:bidi="pt_PT"/>
-          </w:rPr>
-          <w:rPr>
-            <w:color w:val="0000EE"/>
-            <w:u w:val="single"/>
-          </w:rPr>
-          <w:t>2Ts 2.14</w:t>
-        </w:r>
-      </w:hyperlink>
+      <w:r>
+        <w:rPr>
+          <w:lang w:val="pt_PT" w:bidi="pt_PT"/>
+        </w:rPr>
+        <w:t>Rm 8.17–18</w:t>
+      </w:r>
+      <w:r>
+        <w:rPr>
+          <w:lang w:val="pt_PT" w:bidi="pt_PT"/>
+        </w:rPr>
+        <w:t xml:space="preserve">; </w:t>
+      </w:r>
+      <w:r>
+        <w:rPr>
+          <w:lang w:val="pt_PT" w:bidi="pt_PT"/>
+        </w:rPr>
+        <w:t>Cl 1.27</w:t>
+      </w:r>
+      <w:r>
+        <w:rPr>
+          <w:lang w:val="pt_PT" w:bidi="pt_PT"/>
+        </w:rPr>
+        <w:t xml:space="preserve">; </w:t>
+      </w:r>
+      <w:r>
+        <w:rPr>
+          <w:lang w:val="pt_PT" w:bidi="pt_PT"/>
+        </w:rPr>
+        <w:t>2Ts 2.14</w:t>
+      </w:r>
       <w:r>
         <w:rPr>
           <w:lang w:val="pt_PT" w:bidi="pt_PT"/>
@@ -2248,90 +1918,60 @@
         </w:rPr>
         <w:t xml:space="preserve">Paulo agradece uma segunda vez (veja </w:t>
       </w:r>
-      <w:hyperlink r:id="rId66">
-        <w:r>
-          <w:rPr>
-            <w:lang w:val="pt_PT" w:bidi="pt_PT"/>
-          </w:rPr>
-          <w:rPr>
-            <w:color w:val="0000EE"/>
-            <w:u w:val="single"/>
-          </w:rPr>
-          <w:t>1.2</w:t>
-        </w:r>
-      </w:hyperlink>
-      <w:r>
-        <w:rPr>
-          <w:lang w:val="pt_PT" w:bidi="pt_PT"/>
-        </w:rPr>
-        <w:t xml:space="preserve">; </w:t>
-      </w:r>
-      <w:hyperlink r:id="rId15">
-        <w:r>
-          <w:rPr>
-            <w:lang w:val="pt_PT" w:bidi="pt_PT"/>
-          </w:rPr>
-          <w:rPr>
-            <w:color w:val="0000EE"/>
-            <w:u w:val="single"/>
-          </w:rPr>
-          <w:t>3.9</w:t>
-        </w:r>
-      </w:hyperlink>
+      <w:r>
+        <w:rPr>
+          <w:lang w:val="pt_PT" w:bidi="pt_PT"/>
+        </w:rPr>
+        <w:t>1.2</w:t>
+      </w:r>
+      <w:r>
+        <w:rPr>
+          <w:lang w:val="pt_PT" w:bidi="pt_PT"/>
+        </w:rPr>
+        <w:t xml:space="preserve">; </w:t>
+      </w:r>
+      <w:r>
+        <w:rPr>
+          <w:lang w:val="pt_PT" w:bidi="pt_PT"/>
+        </w:rPr>
+        <w:t>3.9</w:t>
+      </w:r>
       <w:r>
         <w:rPr>
           <w:lang w:val="pt_PT" w:bidi="pt_PT"/>
         </w:rPr>
         <w:t>) porque os tessalonicenses aceitaram a mensagem dos apóstolos — não apenas como uma filosofia humana, mas como a própria palavra de Deus (</w:t>
       </w:r>
-      <w:hyperlink r:id="rId67">
-        <w:r>
-          <w:rPr>
-            <w:lang w:val="pt_PT" w:bidi="pt_PT"/>
-          </w:rPr>
-          <w:rPr>
-            <w:color w:val="0000EE"/>
-            <w:u w:val="single"/>
-          </w:rPr>
-          <w:t>1.5</w:t>
-        </w:r>
-      </w:hyperlink>
-      <w:r>
-        <w:rPr>
-          <w:lang w:val="pt_PT" w:bidi="pt_PT"/>
-        </w:rPr>
-        <w:t xml:space="preserve">; </w:t>
-      </w:r>
-      <w:hyperlink r:id="rId65">
-        <w:r>
-          <w:rPr>
-            <w:lang w:val="pt_PT" w:bidi="pt_PT"/>
-          </w:rPr>
-          <w:rPr>
-            <w:color w:val="0000EE"/>
-            <w:u w:val="single"/>
-          </w:rPr>
-          <w:t>2Ts 2.14</w:t>
-        </w:r>
-      </w:hyperlink>
-      <w:r>
-        <w:rPr>
-          <w:lang w:val="pt_PT" w:bidi="pt_PT"/>
-        </w:rPr>
-        <w:t xml:space="preserve">; </w:t>
-      </w:r>
-      <w:hyperlink r:id="rId68">
-        <w:r>
-          <w:rPr>
-            <w:lang w:val="pt_PT" w:bidi="pt_PT"/>
-          </w:rPr>
-          <w:rPr>
-            <w:color w:val="0000EE"/>
-            <w:u w:val="single"/>
-          </w:rPr>
-          <w:t>2Co 5.20</w:t>
-        </w:r>
-      </w:hyperlink>
+      <w:r>
+        <w:rPr>
+          <w:lang w:val="pt_PT" w:bidi="pt_PT"/>
+        </w:rPr>
+        <w:t>1.5</w:t>
+      </w:r>
+      <w:r>
+        <w:rPr>
+          <w:lang w:val="pt_PT" w:bidi="pt_PT"/>
+        </w:rPr>
+        <w:t xml:space="preserve">; </w:t>
+      </w:r>
+      <w:r>
+        <w:rPr>
+          <w:lang w:val="pt_PT" w:bidi="pt_PT"/>
+        </w:rPr>
+        <w:t>2Ts 2.14</w:t>
+      </w:r>
+      <w:r>
+        <w:rPr>
+          <w:lang w:val="pt_PT" w:bidi="pt_PT"/>
+        </w:rPr>
+        <w:t xml:space="preserve">; </w:t>
+      </w:r>
+      <w:r>
+        <w:rPr>
+          <w:lang w:val="pt_PT" w:bidi="pt_PT"/>
+        </w:rPr>
+        <w:t>2Co 5.20</w:t>
+      </w:r>
       <w:r>
         <w:rPr>
           <w:lang w:val="pt_PT" w:bidi="pt_PT"/>
@@ -2386,36 +2026,24 @@
         </w:rPr>
         <w:t>A evidência de que os crentes de Tessalônica aceitaram a palavra de Deus foi que eles sofreram perseguição (</w:t>
       </w:r>
-      <w:hyperlink r:id="rId69">
-        <w:r>
-          <w:rPr>
-            <w:lang w:val="pt_PT" w:bidi="pt_PT"/>
-          </w:rPr>
-          <w:rPr>
-            <w:color w:val="0000EE"/>
-            <w:u w:val="single"/>
-          </w:rPr>
-          <w:t>1.6</w:t>
-        </w:r>
-      </w:hyperlink>
+      <w:r>
+        <w:rPr>
+          <w:lang w:val="pt_PT" w:bidi="pt_PT"/>
+        </w:rPr>
+        <w:t>1.6</w:t>
+      </w:r>
       <w:r>
         <w:rPr>
           <w:lang w:val="pt_PT" w:bidi="pt_PT"/>
         </w:rPr>
         <w:t>). Isso seguiu o padrão dos apóstolos, das igrejas na Judeia (</w:t>
       </w:r>
-      <w:hyperlink r:id="rId70">
-        <w:r>
-          <w:rPr>
-            <w:lang w:val="pt_PT" w:bidi="pt_PT"/>
-          </w:rPr>
-          <w:rPr>
-            <w:color w:val="0000EE"/>
-            <w:u w:val="single"/>
-          </w:rPr>
-          <w:t>At 8.1</w:t>
-        </w:r>
-      </w:hyperlink>
+      <w:r>
+        <w:rPr>
+          <w:lang w:val="pt_PT" w:bidi="pt_PT"/>
+        </w:rPr>
+        <w:t>At 8.1</w:t>
+      </w:r>
       <w:r>
         <w:rPr>
           <w:lang w:val="pt_PT" w:bidi="pt_PT"/>
@@ -2470,108 +2098,72 @@
         </w:rPr>
         <w:t>Paulo não era antissemita; por amor ao seu próprio povo, ele orava pela salvação deles (</w:t>
       </w:r>
-      <w:hyperlink r:id="rId71">
-        <w:r>
-          <w:rPr>
-            <w:lang w:val="pt_PT" w:bidi="pt_PT"/>
-          </w:rPr>
-          <w:rPr>
-            <w:color w:val="0000EE"/>
-            <w:u w:val="single"/>
-          </w:rPr>
-          <w:t>Rm 9.1–5</w:t>
-        </w:r>
-      </w:hyperlink>
-      <w:r>
-        <w:rPr>
-          <w:lang w:val="pt_PT" w:bidi="pt_PT"/>
-        </w:rPr>
-        <w:t xml:space="preserve">; </w:t>
-      </w:r>
-      <w:hyperlink r:id="rId72">
-        <w:r>
-          <w:rPr>
-            <w:lang w:val="pt_PT" w:bidi="pt_PT"/>
-          </w:rPr>
-          <w:rPr>
-            <w:color w:val="0000EE"/>
-            <w:u w:val="single"/>
-          </w:rPr>
-          <w:t>10.1</w:t>
-        </w:r>
-      </w:hyperlink>
+      <w:r>
+        <w:rPr>
+          <w:lang w:val="pt_PT" w:bidi="pt_PT"/>
+        </w:rPr>
+        <w:t>Rm 9.1–5</w:t>
+      </w:r>
+      <w:r>
+        <w:rPr>
+          <w:lang w:val="pt_PT" w:bidi="pt_PT"/>
+        </w:rPr>
+        <w:t xml:space="preserve">; </w:t>
+      </w:r>
+      <w:r>
+        <w:rPr>
+          <w:lang w:val="pt_PT" w:bidi="pt_PT"/>
+        </w:rPr>
+        <w:t>10.1</w:t>
+      </w:r>
       <w:r>
         <w:rPr>
           <w:lang w:val="pt_PT" w:bidi="pt_PT"/>
         </w:rPr>
         <w:t>). Mas ele estava ciente do papel que alguns dos judeus tiveram nas mortes dos mensageiros de Deus, incluindo Jesus (</w:t>
       </w:r>
-      <w:hyperlink r:id="rId73">
-        <w:r>
-          <w:rPr>
-            <w:lang w:val="pt_PT" w:bidi="pt_PT"/>
-          </w:rPr>
-          <w:rPr>
-            <w:color w:val="0000EE"/>
-            <w:u w:val="single"/>
-          </w:rPr>
-          <w:t>1Rs 19.10</w:t>
-        </w:r>
-      </w:hyperlink>
-      <w:r>
-        <w:rPr>
-          <w:lang w:val="pt_PT" w:bidi="pt_PT"/>
-        </w:rPr>
-        <w:t xml:space="preserve">; </w:t>
-      </w:r>
-      <w:hyperlink r:id="rId74">
-        <w:r>
-          <w:rPr>
-            <w:lang w:val="pt_PT" w:bidi="pt_PT"/>
-          </w:rPr>
-          <w:rPr>
-            <w:color w:val="0000EE"/>
-            <w:u w:val="single"/>
-          </w:rPr>
-          <w:t>At 7.52</w:t>
-        </w:r>
-      </w:hyperlink>
+      <w:r>
+        <w:rPr>
+          <w:lang w:val="pt_PT" w:bidi="pt_PT"/>
+        </w:rPr>
+        <w:t>1Rs 19.10</w:t>
+      </w:r>
+      <w:r>
+        <w:rPr>
+          <w:lang w:val="pt_PT" w:bidi="pt_PT"/>
+        </w:rPr>
+        <w:t xml:space="preserve">; </w:t>
+      </w:r>
+      <w:r>
+        <w:rPr>
+          <w:lang w:val="pt_PT" w:bidi="pt_PT"/>
+        </w:rPr>
+        <w:t>At 7.52</w:t>
+      </w:r>
       <w:r>
         <w:rPr>
           <w:lang w:val="pt_PT" w:bidi="pt_PT"/>
         </w:rPr>
         <w:t>). Agora eles haviam perseguido os mensageiros apostólicos em Tessalônica (</w:t>
       </w:r>
-      <w:hyperlink r:id="rId75">
-        <w:r>
-          <w:rPr>
-            <w:lang w:val="pt_PT" w:bidi="pt_PT"/>
-          </w:rPr>
-          <w:rPr>
-            <w:color w:val="0000EE"/>
-            <w:u w:val="single"/>
-          </w:rPr>
-          <w:t>At 17.10</w:t>
-        </w:r>
-      </w:hyperlink>
-      <w:r>
-        <w:rPr>
-          <w:lang w:val="pt_PT" w:bidi="pt_PT"/>
-        </w:rPr>
-        <w:t xml:space="preserve">; </w:t>
-      </w:r>
-      <w:hyperlink r:id="rId76">
-        <w:r>
-          <w:rPr>
-            <w:lang w:val="pt_PT" w:bidi="pt_PT"/>
-          </w:rPr>
-          <w:rPr>
-            <w:color w:val="0000EE"/>
-            <w:u w:val="single"/>
-          </w:rPr>
-          <w:t>2Co 11.26</w:t>
-        </w:r>
-      </w:hyperlink>
+      <w:r>
+        <w:rPr>
+          <w:lang w:val="pt_PT" w:bidi="pt_PT"/>
+        </w:rPr>
+        <w:t>At 17.10</w:t>
+      </w:r>
+      <w:r>
+        <w:rPr>
+          <w:lang w:val="pt_PT" w:bidi="pt_PT"/>
+        </w:rPr>
+        <w:t xml:space="preserve">; </w:t>
+      </w:r>
+      <w:r>
+        <w:rPr>
+          <w:lang w:val="pt_PT" w:bidi="pt_PT"/>
+        </w:rPr>
+        <w:t>2Co 11.26</w:t>
+      </w:r>
       <w:r>
         <w:rPr>
           <w:lang w:val="pt_PT" w:bidi="pt_PT"/>
@@ -2626,126 +2218,84 @@
         </w:rPr>
         <w:t>A missão aos gentios foi uma das questões mais importantes na igreja primitiva (</w:t>
       </w:r>
-      <w:hyperlink r:id="rId77">
-        <w:r>
-          <w:rPr>
-            <w:lang w:val="pt_PT" w:bidi="pt_PT"/>
-          </w:rPr>
-          <w:rPr>
-            <w:color w:val="0000EE"/>
-            <w:u w:val="single"/>
-          </w:rPr>
-          <w:t>At 11.18</w:t>
-        </w:r>
-      </w:hyperlink>
-      <w:r>
-        <w:rPr>
-          <w:lang w:val="pt_PT" w:bidi="pt_PT"/>
-        </w:rPr>
-        <w:t xml:space="preserve">; </w:t>
-      </w:r>
-      <w:hyperlink r:id="rId78">
-        <w:r>
-          <w:rPr>
-            <w:lang w:val="pt_PT" w:bidi="pt_PT"/>
-          </w:rPr>
-          <w:rPr>
-            <w:color w:val="0000EE"/>
-            <w:u w:val="single"/>
-          </w:rPr>
-          <w:t>13.46–49</w:t>
-        </w:r>
-      </w:hyperlink>
-      <w:r>
-        <w:rPr>
-          <w:lang w:val="pt_PT" w:bidi="pt_PT"/>
-        </w:rPr>
-        <w:t xml:space="preserve">; </w:t>
-      </w:r>
-      <w:hyperlink r:id="rId79">
-        <w:r>
-          <w:rPr>
-            <w:lang w:val="pt_PT" w:bidi="pt_PT"/>
-          </w:rPr>
-          <w:rPr>
-            <w:color w:val="0000EE"/>
-            <w:u w:val="single"/>
-          </w:rPr>
-          <w:t>28.28</w:t>
-        </w:r>
-      </w:hyperlink>
-      <w:r>
-        <w:rPr>
-          <w:lang w:val="pt_PT" w:bidi="pt_PT"/>
-        </w:rPr>
-        <w:t xml:space="preserve">; </w:t>
-      </w:r>
-      <w:hyperlink r:id="rId80">
-        <w:r>
-          <w:rPr>
-            <w:lang w:val="pt_PT" w:bidi="pt_PT"/>
-          </w:rPr>
-          <w:rPr>
-            <w:color w:val="0000EE"/>
-            <w:u w:val="single"/>
-          </w:rPr>
-          <w:t>Rm 1.16</w:t>
-        </w:r>
-      </w:hyperlink>
+      <w:r>
+        <w:rPr>
+          <w:lang w:val="pt_PT" w:bidi="pt_PT"/>
+        </w:rPr>
+        <w:t>At 11.18</w:t>
+      </w:r>
+      <w:r>
+        <w:rPr>
+          <w:lang w:val="pt_PT" w:bidi="pt_PT"/>
+        </w:rPr>
+        <w:t xml:space="preserve">; </w:t>
+      </w:r>
+      <w:r>
+        <w:rPr>
+          <w:lang w:val="pt_PT" w:bidi="pt_PT"/>
+        </w:rPr>
+        <w:t>13.46–49</w:t>
+      </w:r>
+      <w:r>
+        <w:rPr>
+          <w:lang w:val="pt_PT" w:bidi="pt_PT"/>
+        </w:rPr>
+        <w:t xml:space="preserve">; </w:t>
+      </w:r>
+      <w:r>
+        <w:rPr>
+          <w:lang w:val="pt_PT" w:bidi="pt_PT"/>
+        </w:rPr>
+        <w:t>28.28</w:t>
+      </w:r>
+      <w:r>
+        <w:rPr>
+          <w:lang w:val="pt_PT" w:bidi="pt_PT"/>
+        </w:rPr>
+        <w:t xml:space="preserve">; </w:t>
+      </w:r>
+      <w:r>
+        <w:rPr>
+          <w:lang w:val="pt_PT" w:bidi="pt_PT"/>
+        </w:rPr>
+        <w:t>Rm 1.16</w:t>
+      </w:r>
       <w:r>
         <w:rPr>
           <w:lang w:val="pt_PT" w:bidi="pt_PT"/>
         </w:rPr>
         <w:t>). • O julgamento vem quando os pecados se acumulam até sua medida completa (</w:t>
       </w:r>
-      <w:hyperlink r:id="rId81">
-        <w:r>
-          <w:rPr>
-            <w:lang w:val="pt_PT" w:bidi="pt_PT"/>
-          </w:rPr>
-          <w:rPr>
-            <w:color w:val="0000EE"/>
-            <w:u w:val="single"/>
-          </w:rPr>
-          <w:t>Gn 15.16</w:t>
-        </w:r>
-      </w:hyperlink>
-      <w:r>
-        <w:rPr>
-          <w:lang w:val="pt_PT" w:bidi="pt_PT"/>
-        </w:rPr>
-        <w:t xml:space="preserve">; </w:t>
-      </w:r>
-      <w:hyperlink r:id="rId82">
-        <w:r>
-          <w:rPr>
-            <w:lang w:val="pt_PT" w:bidi="pt_PT"/>
-          </w:rPr>
-          <w:rPr>
-            <w:color w:val="0000EE"/>
-            <w:u w:val="single"/>
-          </w:rPr>
-          <w:t>Dn 8.23</w:t>
-        </w:r>
-      </w:hyperlink>
+      <w:r>
+        <w:rPr>
+          <w:lang w:val="pt_PT" w:bidi="pt_PT"/>
+        </w:rPr>
+        <w:t>Gn 15.16</w:t>
+      </w:r>
+      <w:r>
+        <w:rPr>
+          <w:lang w:val="pt_PT" w:bidi="pt_PT"/>
+        </w:rPr>
+        <w:t xml:space="preserve">; </w:t>
+      </w:r>
+      <w:r>
+        <w:rPr>
+          <w:lang w:val="pt_PT" w:bidi="pt_PT"/>
+        </w:rPr>
+        <w:t>Dn 8.23</w:t>
+      </w:r>
       <w:r>
         <w:rPr>
           <w:lang w:val="pt_PT" w:bidi="pt_PT"/>
         </w:rPr>
         <w:t xml:space="preserve">; cp. </w:t>
       </w:r>
-      <w:hyperlink r:id="rId83">
-        <w:r>
-          <w:rPr>
-            <w:lang w:val="pt_PT" w:bidi="pt_PT"/>
-          </w:rPr>
-          <w:rPr>
-            <w:color w:val="0000EE"/>
-            <w:u w:val="single"/>
-          </w:rPr>
-          <w:t>Mt 23.31–36</w:t>
-        </w:r>
-      </w:hyperlink>
+      <w:r>
+        <w:rPr>
+          <w:lang w:val="pt_PT" w:bidi="pt_PT"/>
+        </w:rPr>
+        <w:t>Mt 23.31–36</w:t>
+      </w:r>
       <w:r>
         <w:rPr>
           <w:lang w:val="pt_PT" w:bidi="pt_PT"/>
@@ -2800,54 +2350,36 @@
         </w:rPr>
         <w:t xml:space="preserve">Separado: Paulo descreve sua partida não planejada de Tessalônica (veja </w:t>
       </w:r>
-      <w:hyperlink r:id="rId75">
-        <w:r>
-          <w:rPr>
-            <w:lang w:val="pt_PT" w:bidi="pt_PT"/>
-          </w:rPr>
-          <w:rPr>
-            <w:color w:val="0000EE"/>
-            <w:u w:val="single"/>
-          </w:rPr>
-          <w:t>At 17.10</w:t>
-        </w:r>
-      </w:hyperlink>
+      <w:r>
+        <w:rPr>
+          <w:lang w:val="pt_PT" w:bidi="pt_PT"/>
+        </w:rPr>
+        <w:t>At 17.10</w:t>
+      </w:r>
       <w:r>
         <w:rPr>
           <w:lang w:val="pt_PT" w:bidi="pt_PT"/>
         </w:rPr>
         <w:t xml:space="preserve">) como privando esses novos crentes de seus pais espirituais. No entanto, essa ausência não foi negligência. Como evidenciado pelas tentativas de Paulo de retornar à igreja, a separação não foi intencional (cp. </w:t>
       </w:r>
-      <w:hyperlink r:id="rId84">
-        <w:r>
-          <w:rPr>
-            <w:lang w:val="pt_PT" w:bidi="pt_PT"/>
-          </w:rPr>
-          <w:rPr>
-            <w:color w:val="0000EE"/>
-            <w:u w:val="single"/>
-          </w:rPr>
-          <w:t>Fp 1.7</w:t>
-        </w:r>
-      </w:hyperlink>
-      <w:r>
-        <w:rPr>
-          <w:lang w:val="pt_PT" w:bidi="pt_PT"/>
-        </w:rPr>
-        <w:t xml:space="preserve">; </w:t>
-      </w:r>
-      <w:hyperlink r:id="rId85">
-        <w:r>
-          <w:rPr>
-            <w:lang w:val="pt_PT" w:bidi="pt_PT"/>
-          </w:rPr>
-          <w:rPr>
-            <w:color w:val="0000EE"/>
-            <w:u w:val="single"/>
-          </w:rPr>
-          <w:t>Cl 2.5</w:t>
-        </w:r>
-      </w:hyperlink>
+      <w:r>
+        <w:rPr>
+          <w:lang w:val="pt_PT" w:bidi="pt_PT"/>
+        </w:rPr>
+        <w:t>Fp 1.7</w:t>
+      </w:r>
+      <w:r>
+        <w:rPr>
+          <w:lang w:val="pt_PT" w:bidi="pt_PT"/>
+        </w:rPr>
+        <w:t xml:space="preserve">; </w:t>
+      </w:r>
+      <w:r>
+        <w:rPr>
+          <w:lang w:val="pt_PT" w:bidi="pt_PT"/>
+        </w:rPr>
+        <w:t>Cl 2.5</w:t>
+      </w:r>
       <w:r>
         <w:rPr>
           <w:lang w:val="pt_PT" w:bidi="pt_PT"/>
@@ -2902,90 +2434,60 @@
         </w:rPr>
         <w:t xml:space="preserve">Vez após vez: Paulo fez repetidas tentativas de retornar à igreja de Tessalônica. Apesar da oposição de Satanás (veja </w:t>
       </w:r>
-      <w:hyperlink r:id="rId86">
-        <w:r>
-          <w:rPr>
-            <w:lang w:val="pt_PT" w:bidi="pt_PT"/>
-          </w:rPr>
-          <w:rPr>
-            <w:color w:val="0000EE"/>
-            <w:u w:val="single"/>
-          </w:rPr>
-          <w:t>Rm 16.20</w:t>
-        </w:r>
-      </w:hyperlink>
-      <w:r>
-        <w:rPr>
-          <w:lang w:val="pt_PT" w:bidi="pt_PT"/>
-        </w:rPr>
-        <w:t xml:space="preserve">; </w:t>
-      </w:r>
-      <w:hyperlink r:id="rId87">
-        <w:r>
-          <w:rPr>
-            <w:lang w:val="pt_PT" w:bidi="pt_PT"/>
-          </w:rPr>
-          <w:rPr>
-            <w:color w:val="0000EE"/>
-            <w:u w:val="single"/>
-          </w:rPr>
-          <w:t>2Co 2.11</w:t>
-        </w:r>
-      </w:hyperlink>
-      <w:r>
-        <w:rPr>
-          <w:lang w:val="pt_PT" w:bidi="pt_PT"/>
-        </w:rPr>
-        <w:t xml:space="preserve">; </w:t>
-      </w:r>
-      <w:hyperlink r:id="rId88">
-        <w:r>
-          <w:rPr>
-            <w:lang w:val="pt_PT" w:bidi="pt_PT"/>
-          </w:rPr>
-          <w:rPr>
-            <w:color w:val="0000EE"/>
-            <w:u w:val="single"/>
-          </w:rPr>
-          <w:t>Ef 6.10–12</w:t>
-        </w:r>
-      </w:hyperlink>
+      <w:r>
+        <w:rPr>
+          <w:lang w:val="pt_PT" w:bidi="pt_PT"/>
+        </w:rPr>
+        <w:t>Rm 16.20</w:t>
+      </w:r>
+      <w:r>
+        <w:rPr>
+          <w:lang w:val="pt_PT" w:bidi="pt_PT"/>
+        </w:rPr>
+        <w:t xml:space="preserve">; </w:t>
+      </w:r>
+      <w:r>
+        <w:rPr>
+          <w:lang w:val="pt_PT" w:bidi="pt_PT"/>
+        </w:rPr>
+        <w:t>2Co 2.11</w:t>
+      </w:r>
+      <w:r>
+        <w:rPr>
+          <w:lang w:val="pt_PT" w:bidi="pt_PT"/>
+        </w:rPr>
+        <w:t xml:space="preserve">; </w:t>
+      </w:r>
+      <w:r>
+        <w:rPr>
+          <w:lang w:val="pt_PT" w:bidi="pt_PT"/>
+        </w:rPr>
+        <w:t>Ef 6.10–12</w:t>
+      </w:r>
       <w:r>
         <w:rPr>
           <w:lang w:val="pt_PT" w:bidi="pt_PT"/>
         </w:rPr>
         <w:t>), tanto Timóteo (</w:t>
       </w:r>
-      <w:hyperlink r:id="rId89">
-        <w:r>
-          <w:rPr>
-            <w:lang w:val="pt_PT" w:bidi="pt_PT"/>
-          </w:rPr>
-          <w:rPr>
-            <w:color w:val="0000EE"/>
-            <w:u w:val="single"/>
-          </w:rPr>
-          <w:t>1Ts 3.2,5</w:t>
-        </w:r>
-      </w:hyperlink>
+      <w:r>
+        <w:rPr>
+          <w:lang w:val="pt_PT" w:bidi="pt_PT"/>
+        </w:rPr>
+        <w:t>1Ts 3.2,5</w:t>
+      </w:r>
       <w:r>
         <w:rPr>
           <w:lang w:val="pt_PT" w:bidi="pt_PT"/>
         </w:rPr>
         <w:t>) quanto Paulo (</w:t>
       </w:r>
-      <w:hyperlink r:id="rId90">
-        <w:r>
-          <w:rPr>
-            <w:lang w:val="pt_PT" w:bidi="pt_PT"/>
-          </w:rPr>
-          <w:rPr>
-            <w:color w:val="0000EE"/>
-            <w:u w:val="single"/>
-          </w:rPr>
-          <w:t>At 20.1–3</w:t>
-        </w:r>
-      </w:hyperlink>
+      <w:r>
+        <w:rPr>
+          <w:lang w:val="pt_PT" w:bidi="pt_PT"/>
+        </w:rPr>
+        <w:t>At 20.1–3</w:t>
+      </w:r>
       <w:r>
         <w:rPr>
           <w:lang w:val="pt_PT" w:bidi="pt_PT"/>
@@ -3101,18 +2603,12 @@
         </w:rPr>
         <w:t xml:space="preserve"> ou renome, e sua alegria (</w:t>
       </w:r>
-      <w:hyperlink r:id="rId15">
-        <w:r>
-          <w:rPr>
-            <w:lang w:val="pt_PT" w:bidi="pt_PT"/>
-          </w:rPr>
-          <w:rPr>
-            <w:color w:val="0000EE"/>
-            <w:u w:val="single"/>
-          </w:rPr>
-          <w:t>3.9</w:t>
-        </w:r>
-      </w:hyperlink>
+      <w:r>
+        <w:rPr>
+          <w:lang w:val="pt_PT" w:bidi="pt_PT"/>
+        </w:rPr>
+        <w:t>3.9</w:t>
+      </w:r>
       <w:r>
         <w:rPr>
           <w:lang w:val="pt_PT" w:bidi="pt_PT"/>
@@ -3167,72 +2663,48 @@
         </w:rPr>
         <w:t>Depois de pregar em Bereia, Paulo partiu da Macedônia e navegou para Atenas, instruindo Silas e Timóteo a se juntarem a ele em breve (</w:t>
       </w:r>
-      <w:hyperlink r:id="rId91">
-        <w:r>
-          <w:rPr>
-            <w:lang w:val="pt_PT" w:bidi="pt_PT"/>
-          </w:rPr>
-          <w:rPr>
-            <w:color w:val="0000EE"/>
-            <w:u w:val="single"/>
-          </w:rPr>
-          <w:t>At 17.13–15</w:t>
-        </w:r>
-      </w:hyperlink>
+      <w:r>
+        <w:rPr>
+          <w:lang w:val="pt_PT" w:bidi="pt_PT"/>
+        </w:rPr>
+        <w:t>At 17.13–15</w:t>
+      </w:r>
       <w:r>
         <w:rPr>
           <w:lang w:val="pt_PT" w:bidi="pt_PT"/>
         </w:rPr>
         <w:t>). Timóteo retornou a Tessalônica (</w:t>
       </w:r>
-      <w:hyperlink r:id="rId89">
-        <w:r>
-          <w:rPr>
-            <w:lang w:val="pt_PT" w:bidi="pt_PT"/>
-          </w:rPr>
-          <w:rPr>
-            <w:color w:val="0000EE"/>
-            <w:u w:val="single"/>
-          </w:rPr>
-          <w:t>1Ts 3.2</w:t>
-        </w:r>
-      </w:hyperlink>
+      <w:r>
+        <w:rPr>
+          <w:lang w:val="pt_PT" w:bidi="pt_PT"/>
+        </w:rPr>
+        <w:t>1Ts 3.2</w:t>
+      </w:r>
       <w:r>
         <w:rPr>
           <w:lang w:val="pt_PT" w:bidi="pt_PT"/>
         </w:rPr>
         <w:t>), pois a ansiedade de Paulo pela igreja de Tessalônica havia se intensificado (</w:t>
       </w:r>
-      <w:hyperlink r:id="rId92">
-        <w:r>
-          <w:rPr>
-            <w:lang w:val="pt_PT" w:bidi="pt_PT"/>
-          </w:rPr>
-          <w:rPr>
-            <w:color w:val="0000EE"/>
-            <w:u w:val="single"/>
-          </w:rPr>
-          <w:t>3.1</w:t>
-        </w:r>
-      </w:hyperlink>
+      <w:r>
+        <w:rPr>
+          <w:lang w:val="pt_PT" w:bidi="pt_PT"/>
+        </w:rPr>
+        <w:t>3.1</w:t>
+      </w:r>
       <w:r>
         <w:rPr>
           <w:lang w:val="pt_PT" w:bidi="pt_PT"/>
         </w:rPr>
         <w:t>,</w:t>
       </w:r>
-      <w:hyperlink r:id="rId93">
-        <w:r>
-          <w:rPr>
-            <w:lang w:val="pt_PT" w:bidi="pt_PT"/>
-          </w:rPr>
-          <w:rPr>
-            <w:color w:val="0000EE"/>
-            <w:u w:val="single"/>
-          </w:rPr>
-          <w:t>5</w:t>
-        </w:r>
-      </w:hyperlink>
+      <w:r>
+        <w:rPr>
+          <w:lang w:val="pt_PT" w:bidi="pt_PT"/>
+        </w:rPr>
+        <w:t>5</w:t>
+      </w:r>
       <w:r>
         <w:rPr>
           <w:lang w:val="pt_PT" w:bidi="pt_PT"/>
@@ -3287,126 +2759,84 @@
         </w:rPr>
         <w:t>Estamos destinados a tais problemas: sofrer pela fé é frequentemente parte da vida de um cristão (</w:t>
       </w:r>
-      <w:hyperlink r:id="rId69">
-        <w:r>
-          <w:rPr>
-            <w:lang w:val="pt_PT" w:bidi="pt_PT"/>
-          </w:rPr>
-          <w:rPr>
-            <w:color w:val="0000EE"/>
-            <w:u w:val="single"/>
-          </w:rPr>
-          <w:t>1.6</w:t>
-        </w:r>
-      </w:hyperlink>
-      <w:r>
-        <w:rPr>
-          <w:lang w:val="pt_PT" w:bidi="pt_PT"/>
-        </w:rPr>
-        <w:t xml:space="preserve">; </w:t>
-      </w:r>
-      <w:hyperlink r:id="rId27">
-        <w:r>
-          <w:rPr>
-            <w:lang w:val="pt_PT" w:bidi="pt_PT"/>
-          </w:rPr>
-          <w:rPr>
-            <w:color w:val="0000EE"/>
-            <w:u w:val="single"/>
-          </w:rPr>
-          <w:t>2.14</w:t>
-        </w:r>
-      </w:hyperlink>
-      <w:r>
-        <w:rPr>
-          <w:lang w:val="pt_PT" w:bidi="pt_PT"/>
-        </w:rPr>
-        <w:t xml:space="preserve">; </w:t>
-      </w:r>
-      <w:hyperlink r:id="rId94">
-        <w:r>
-          <w:rPr>
-            <w:lang w:val="pt_PT" w:bidi="pt_PT"/>
-          </w:rPr>
-          <w:rPr>
-            <w:color w:val="0000EE"/>
-            <w:u w:val="single"/>
-          </w:rPr>
-          <w:t>Fp 1.29</w:t>
-        </w:r>
-      </w:hyperlink>
-      <w:r>
-        <w:rPr>
-          <w:lang w:val="pt_PT" w:bidi="pt_PT"/>
-        </w:rPr>
-        <w:t xml:space="preserve">; </w:t>
-      </w:r>
-      <w:hyperlink r:id="rId95">
-        <w:r>
-          <w:rPr>
-            <w:lang w:val="pt_PT" w:bidi="pt_PT"/>
-          </w:rPr>
-          <w:rPr>
-            <w:color w:val="0000EE"/>
-            <w:u w:val="single"/>
-          </w:rPr>
-          <w:t>1Pe 1.6</w:t>
-        </w:r>
-      </w:hyperlink>
-      <w:r>
-        <w:rPr>
-          <w:lang w:val="pt_PT" w:bidi="pt_PT"/>
-        </w:rPr>
-        <w:t xml:space="preserve">; </w:t>
-      </w:r>
-      <w:hyperlink r:id="rId96">
-        <w:r>
-          <w:rPr>
-            <w:lang w:val="pt_PT" w:bidi="pt_PT"/>
-          </w:rPr>
-          <w:rPr>
-            <w:color w:val="0000EE"/>
-            <w:u w:val="single"/>
-          </w:rPr>
-          <w:t>2.21</w:t>
-        </w:r>
-      </w:hyperlink>
-      <w:r>
-        <w:rPr>
-          <w:lang w:val="pt_PT" w:bidi="pt_PT"/>
-        </w:rPr>
-        <w:t xml:space="preserve">; </w:t>
-      </w:r>
-      <w:hyperlink r:id="rId97">
-        <w:r>
-          <w:rPr>
-            <w:lang w:val="pt_PT" w:bidi="pt_PT"/>
-          </w:rPr>
-          <w:rPr>
-            <w:color w:val="0000EE"/>
-            <w:u w:val="single"/>
-          </w:rPr>
-          <w:t>3.17</w:t>
-        </w:r>
-      </w:hyperlink>
-      <w:r>
-        <w:rPr>
-          <w:lang w:val="pt_PT" w:bidi="pt_PT"/>
-        </w:rPr>
-        <w:t xml:space="preserve">; </w:t>
-      </w:r>
-      <w:hyperlink r:id="rId98">
-        <w:r>
-          <w:rPr>
-            <w:lang w:val="pt_PT" w:bidi="pt_PT"/>
-          </w:rPr>
-          <w:rPr>
-            <w:color w:val="0000EE"/>
-            <w:u w:val="single"/>
-          </w:rPr>
-          <w:t>4.19</w:t>
-        </w:r>
-      </w:hyperlink>
+      <w:r>
+        <w:rPr>
+          <w:lang w:val="pt_PT" w:bidi="pt_PT"/>
+        </w:rPr>
+        <w:t>1.6</w:t>
+      </w:r>
+      <w:r>
+        <w:rPr>
+          <w:lang w:val="pt_PT" w:bidi="pt_PT"/>
+        </w:rPr>
+        <w:t xml:space="preserve">; </w:t>
+      </w:r>
+      <w:r>
+        <w:rPr>
+          <w:lang w:val="pt_PT" w:bidi="pt_PT"/>
+        </w:rPr>
+        <w:t>2.14</w:t>
+      </w:r>
+      <w:r>
+        <w:rPr>
+          <w:lang w:val="pt_PT" w:bidi="pt_PT"/>
+        </w:rPr>
+        <w:t xml:space="preserve">; </w:t>
+      </w:r>
+      <w:r>
+        <w:rPr>
+          <w:lang w:val="pt_PT" w:bidi="pt_PT"/>
+        </w:rPr>
+        <w:t>Fp 1.29</w:t>
+      </w:r>
+      <w:r>
+        <w:rPr>
+          <w:lang w:val="pt_PT" w:bidi="pt_PT"/>
+        </w:rPr>
+        <w:t xml:space="preserve">; </w:t>
+      </w:r>
+      <w:r>
+        <w:rPr>
+          <w:lang w:val="pt_PT" w:bidi="pt_PT"/>
+        </w:rPr>
+        <w:t>1Pe 1.6</w:t>
+      </w:r>
+      <w:r>
+        <w:rPr>
+          <w:lang w:val="pt_PT" w:bidi="pt_PT"/>
+        </w:rPr>
+        <w:t xml:space="preserve">; </w:t>
+      </w:r>
+      <w:r>
+        <w:rPr>
+          <w:lang w:val="pt_PT" w:bidi="pt_PT"/>
+        </w:rPr>
+        <w:t>2.21</w:t>
+      </w:r>
+      <w:r>
+        <w:rPr>
+          <w:lang w:val="pt_PT" w:bidi="pt_PT"/>
+        </w:rPr>
+        <w:t xml:space="preserve">; </w:t>
+      </w:r>
+      <w:r>
+        <w:rPr>
+          <w:lang w:val="pt_PT" w:bidi="pt_PT"/>
+        </w:rPr>
+        <w:t>3.17</w:t>
+      </w:r>
+      <w:r>
+        <w:rPr>
+          <w:lang w:val="pt_PT" w:bidi="pt_PT"/>
+        </w:rPr>
+        <w:t xml:space="preserve">; </w:t>
+      </w:r>
+      <w:r>
+        <w:rPr>
+          <w:lang w:val="pt_PT" w:bidi="pt_PT"/>
+        </w:rPr>
+        <w:t>4.19</w:t>
+      </w:r>
       <w:r>
         <w:rPr>
           <w:lang w:val="pt_PT" w:bidi="pt_PT"/>
@@ -3461,90 +2891,60 @@
         </w:rPr>
         <w:t>Paulo estava preocupado que Satanás, o tentador (</w:t>
       </w:r>
-      <w:hyperlink r:id="rId99">
-        <w:r>
-          <w:rPr>
-            <w:lang w:val="pt_PT" w:bidi="pt_PT"/>
-          </w:rPr>
-          <w:rPr>
-            <w:color w:val="0000EE"/>
-            <w:u w:val="single"/>
-          </w:rPr>
-          <w:t>Mc 1.13</w:t>
-        </w:r>
-      </w:hyperlink>
-      <w:r>
-        <w:rPr>
-          <w:lang w:val="pt_PT" w:bidi="pt_PT"/>
-        </w:rPr>
-        <w:t xml:space="preserve">; </w:t>
-      </w:r>
-      <w:hyperlink r:id="rId100">
-        <w:r>
-          <w:rPr>
-            <w:lang w:val="pt_PT" w:bidi="pt_PT"/>
-          </w:rPr>
-          <w:rPr>
-            <w:color w:val="0000EE"/>
-            <w:u w:val="single"/>
-          </w:rPr>
-          <w:t>1Co 7.5</w:t>
-        </w:r>
-      </w:hyperlink>
+      <w:r>
+        <w:rPr>
+          <w:lang w:val="pt_PT" w:bidi="pt_PT"/>
+        </w:rPr>
+        <w:t>Mc 1.13</w:t>
+      </w:r>
+      <w:r>
+        <w:rPr>
+          <w:lang w:val="pt_PT" w:bidi="pt_PT"/>
+        </w:rPr>
+        <w:t xml:space="preserve">; </w:t>
+      </w:r>
+      <w:r>
+        <w:rPr>
+          <w:lang w:val="pt_PT" w:bidi="pt_PT"/>
+        </w:rPr>
+        <w:t>1Co 7.5</w:t>
+      </w:r>
       <w:r>
         <w:rPr>
           <w:lang w:val="pt_PT" w:bidi="pt_PT"/>
         </w:rPr>
         <w:t>), tivesse minado a fé dos tessalonicenses (</w:t>
       </w:r>
-      <w:hyperlink r:id="rId89">
-        <w:r>
-          <w:rPr>
-            <w:lang w:val="pt_PT" w:bidi="pt_PT"/>
-          </w:rPr>
-          <w:rPr>
-            <w:color w:val="0000EE"/>
-            <w:u w:val="single"/>
-          </w:rPr>
-          <w:t>1Ts 3.2,6,8</w:t>
-        </w:r>
-      </w:hyperlink>
+      <w:r>
+        <w:rPr>
+          <w:lang w:val="pt_PT" w:bidi="pt_PT"/>
+        </w:rPr>
+        <w:t>1Ts 3.2,6,8</w:t>
+      </w:r>
       <w:r>
         <w:rPr>
           <w:lang w:val="pt_PT" w:bidi="pt_PT"/>
         </w:rPr>
         <w:t>) e tornado seu trabalho entre eles inútil (</w:t>
       </w:r>
-      <w:hyperlink r:id="rId101">
-        <w:r>
-          <w:rPr>
-            <w:lang w:val="pt_PT" w:bidi="pt_PT"/>
-          </w:rPr>
-          <w:rPr>
-            <w:color w:val="0000EE"/>
-            <w:u w:val="single"/>
-          </w:rPr>
-          <w:t>Gl 2.2</w:t>
-        </w:r>
-      </w:hyperlink>
-      <w:r>
-        <w:rPr>
-          <w:lang w:val="pt_PT" w:bidi="pt_PT"/>
-        </w:rPr>
-        <w:t xml:space="preserve">; </w:t>
-      </w:r>
-      <w:hyperlink r:id="rId102">
-        <w:r>
-          <w:rPr>
-            <w:lang w:val="pt_PT" w:bidi="pt_PT"/>
-          </w:rPr>
-          <w:rPr>
-            <w:color w:val="0000EE"/>
-            <w:u w:val="single"/>
-          </w:rPr>
-          <w:t>Fp 2.16</w:t>
-        </w:r>
-      </w:hyperlink>
+      <w:r>
+        <w:rPr>
+          <w:lang w:val="pt_PT" w:bidi="pt_PT"/>
+        </w:rPr>
+        <w:t>Gl 2.2</w:t>
+      </w:r>
+      <w:r>
+        <w:rPr>
+          <w:lang w:val="pt_PT" w:bidi="pt_PT"/>
+        </w:rPr>
+        <w:t xml:space="preserve">; </w:t>
+      </w:r>
+      <w:r>
+        <w:rPr>
+          <w:lang w:val="pt_PT" w:bidi="pt_PT"/>
+        </w:rPr>
+        <w:t>Fp 2.16</w:t>
+      </w:r>
       <w:r>
         <w:rPr>
           <w:lang w:val="pt_PT" w:bidi="pt_PT"/>
@@ -3599,54 +2999,36 @@
         </w:rPr>
         <w:t>Paulo escreveu 1 Tessalonicenses de Corinto logo após Timóteo retornar de Tessalônica (</w:t>
       </w:r>
-      <w:hyperlink r:id="rId89">
-        <w:r>
-          <w:rPr>
-            <w:lang w:val="pt_PT" w:bidi="pt_PT"/>
-          </w:rPr>
-          <w:rPr>
-            <w:color w:val="0000EE"/>
-            <w:u w:val="single"/>
-          </w:rPr>
-          <w:t>3.2</w:t>
-        </w:r>
-      </w:hyperlink>
+      <w:r>
+        <w:rPr>
+          <w:lang w:val="pt_PT" w:bidi="pt_PT"/>
+        </w:rPr>
+        <w:t>3.2</w:t>
+      </w:r>
       <w:r>
         <w:rPr>
           <w:lang w:val="pt_PT" w:bidi="pt_PT"/>
         </w:rPr>
         <w:t>,</w:t>
       </w:r>
-      <w:hyperlink r:id="rId93">
-        <w:r>
-          <w:rPr>
-            <w:lang w:val="pt_PT" w:bidi="pt_PT"/>
-          </w:rPr>
-          <w:rPr>
-            <w:color w:val="0000EE"/>
-            <w:u w:val="single"/>
-          </w:rPr>
-          <w:t>5</w:t>
-        </w:r>
-      </w:hyperlink>
-      <w:r>
-        <w:rPr>
-          <w:lang w:val="pt_PT" w:bidi="pt_PT"/>
-        </w:rPr>
-        <w:t xml:space="preserve">; </w:t>
-      </w:r>
-      <w:hyperlink r:id="rId103">
-        <w:r>
-          <w:rPr>
-            <w:lang w:val="pt_PT" w:bidi="pt_PT"/>
-          </w:rPr>
-          <w:rPr>
-            <w:color w:val="0000EE"/>
-            <w:u w:val="single"/>
-          </w:rPr>
-          <w:t>At 18.5</w:t>
-        </w:r>
-      </w:hyperlink>
+      <w:r>
+        <w:rPr>
+          <w:lang w:val="pt_PT" w:bidi="pt_PT"/>
+        </w:rPr>
+        <w:t>5</w:t>
+      </w:r>
+      <w:r>
+        <w:rPr>
+          <w:lang w:val="pt_PT" w:bidi="pt_PT"/>
+        </w:rPr>
+        <w:t xml:space="preserve">; </w:t>
+      </w:r>
+      <w:r>
+        <w:rPr>
+          <w:lang w:val="pt_PT" w:bidi="pt_PT"/>
+        </w:rPr>
+        <w:t>At 18.5</w:t>
+      </w:r>
       <w:r>
         <w:rPr>
           <w:lang w:val="pt_PT" w:bidi="pt_PT"/>
@@ -3666,54 +3048,36 @@
         </w:rPr>
         <w:t xml:space="preserve"> sua firmeza (</w:t>
       </w:r>
-      <w:hyperlink r:id="rId104">
-        <w:r>
-          <w:rPr>
-            <w:lang w:val="pt_PT" w:bidi="pt_PT"/>
-          </w:rPr>
-          <w:rPr>
-            <w:color w:val="0000EE"/>
-            <w:u w:val="single"/>
-          </w:rPr>
-          <w:t>1Ts 3.8</w:t>
-        </w:r>
-      </w:hyperlink>
+      <w:r>
+        <w:rPr>
+          <w:lang w:val="pt_PT" w:bidi="pt_PT"/>
+        </w:rPr>
+        <w:t>1Ts 3.8</w:t>
+      </w:r>
       <w:r>
         <w:rPr>
           <w:lang w:val="pt_PT" w:bidi="pt_PT"/>
         </w:rPr>
         <w:t xml:space="preserve">) e esperança (veja também </w:t>
       </w:r>
-      <w:hyperlink r:id="rId22">
-        <w:r>
-          <w:rPr>
-            <w:lang w:val="pt_PT" w:bidi="pt_PT"/>
-          </w:rPr>
-          <w:rPr>
-            <w:color w:val="0000EE"/>
-            <w:u w:val="single"/>
-          </w:rPr>
-          <w:t>5.8</w:t>
-        </w:r>
-      </w:hyperlink>
-      <w:r>
-        <w:rPr>
-          <w:lang w:val="pt_PT" w:bidi="pt_PT"/>
-        </w:rPr>
-        <w:t xml:space="preserve">; </w:t>
-      </w:r>
-      <w:hyperlink r:id="rId23">
-        <w:r>
-          <w:rPr>
-            <w:lang w:val="pt_PT" w:bidi="pt_PT"/>
-          </w:rPr>
-          <w:rPr>
-            <w:color w:val="0000EE"/>
-            <w:u w:val="single"/>
-          </w:rPr>
-          <w:t>2Ts 1.3–4</w:t>
-        </w:r>
-      </w:hyperlink>
+      <w:r>
+        <w:rPr>
+          <w:lang w:val="pt_PT" w:bidi="pt_PT"/>
+        </w:rPr>
+        <w:t>5.8</w:t>
+      </w:r>
+      <w:r>
+        <w:rPr>
+          <w:lang w:val="pt_PT" w:bidi="pt_PT"/>
+        </w:rPr>
+        <w:t xml:space="preserve">; </w:t>
+      </w:r>
+      <w:r>
+        <w:rPr>
+          <w:lang w:val="pt_PT" w:bidi="pt_PT"/>
+        </w:rPr>
+        <w:t>2Ts 1.3–4</w:t>
+      </w:r>
       <w:r>
         <w:rPr>
           <w:lang w:val="pt_PT" w:bidi="pt_PT"/>
@@ -3768,90 +3132,60 @@
         </w:rPr>
         <w:t>Paulo estava angustiado com suas circunstâncias atuais (</w:t>
       </w:r>
-      <w:hyperlink r:id="rId105">
-        <w:r>
-          <w:rPr>
-            <w:lang w:val="pt_PT" w:bidi="pt_PT"/>
-          </w:rPr>
-          <w:rPr>
-            <w:color w:val="0000EE"/>
-            <w:u w:val="single"/>
-          </w:rPr>
-          <w:t>3.7</w:t>
-        </w:r>
-      </w:hyperlink>
+      <w:r>
+        <w:rPr>
+          <w:lang w:val="pt_PT" w:bidi="pt_PT"/>
+        </w:rPr>
+        <w:t>3.7</w:t>
+      </w:r>
       <w:r>
         <w:rPr>
           <w:lang w:val="pt_PT" w:bidi="pt_PT"/>
         </w:rPr>
         <w:t>) e profundamente preocupado com a igreja (</w:t>
       </w:r>
-      <w:hyperlink r:id="rId92">
-        <w:r>
-          <w:rPr>
-            <w:lang w:val="pt_PT" w:bidi="pt_PT"/>
-          </w:rPr>
-          <w:rPr>
-            <w:color w:val="0000EE"/>
-            <w:u w:val="single"/>
-          </w:rPr>
-          <w:t>3.1</w:t>
-        </w:r>
-      </w:hyperlink>
+      <w:r>
+        <w:rPr>
+          <w:lang w:val="pt_PT" w:bidi="pt_PT"/>
+        </w:rPr>
+        <w:t>3.1</w:t>
+      </w:r>
       <w:r>
         <w:rPr>
           <w:lang w:val="pt_PT" w:bidi="pt_PT"/>
         </w:rPr>
         <w:t>,</w:t>
       </w:r>
-      <w:hyperlink r:id="rId93">
-        <w:r>
-          <w:rPr>
-            <w:lang w:val="pt_PT" w:bidi="pt_PT"/>
-          </w:rPr>
-          <w:rPr>
-            <w:color w:val="0000EE"/>
-            <w:u w:val="single"/>
-          </w:rPr>
-          <w:t>5</w:t>
-        </w:r>
-      </w:hyperlink>
+      <w:r>
+        <w:rPr>
+          <w:lang w:val="pt_PT" w:bidi="pt_PT"/>
+        </w:rPr>
+        <w:t>5</w:t>
+      </w:r>
       <w:r>
         <w:rPr>
           <w:lang w:val="pt_PT" w:bidi="pt_PT"/>
         </w:rPr>
         <w:t>). Ele ficou aliviado ao saber que os tessalonicenses permaneciam fortes e firmes no Senhor, mesmo que também estivessem sofrendo (</w:t>
       </w:r>
-      <w:hyperlink r:id="rId27">
-        <w:r>
-          <w:rPr>
-            <w:lang w:val="pt_PT" w:bidi="pt_PT"/>
-          </w:rPr>
-          <w:rPr>
-            <w:color w:val="0000EE"/>
-            <w:u w:val="single"/>
-          </w:rPr>
-          <w:t>2.14</w:t>
-        </w:r>
-      </w:hyperlink>
-      <w:r>
-        <w:rPr>
-          <w:lang w:val="pt_PT" w:bidi="pt_PT"/>
-        </w:rPr>
-        <w:t xml:space="preserve">; </w:t>
-      </w:r>
-      <w:hyperlink r:id="rId28">
-        <w:r>
-          <w:rPr>
-            <w:lang w:val="pt_PT" w:bidi="pt_PT"/>
-          </w:rPr>
-          <w:rPr>
-            <w:color w:val="0000EE"/>
-            <w:u w:val="single"/>
-          </w:rPr>
-          <w:t>3.3–4</w:t>
-        </w:r>
-      </w:hyperlink>
+      <w:r>
+        <w:rPr>
+          <w:lang w:val="pt_PT" w:bidi="pt_PT"/>
+        </w:rPr>
+        <w:t>2.14</w:t>
+      </w:r>
+      <w:r>
+        <w:rPr>
+          <w:lang w:val="pt_PT" w:bidi="pt_PT"/>
+        </w:rPr>
+        <w:t xml:space="preserve">; </w:t>
+      </w:r>
+      <w:r>
+        <w:rPr>
+          <w:lang w:val="pt_PT" w:bidi="pt_PT"/>
+        </w:rPr>
+        <w:t>3.3–4</w:t>
+      </w:r>
       <w:r>
         <w:rPr>
           <w:lang w:val="pt_PT" w:bidi="pt_PT"/>
@@ -3906,18 +3240,12 @@
         </w:rPr>
         <w:t>A oração de Paulo para retornar a Tessalônica muito em breve (</w:t>
       </w:r>
-      <w:hyperlink r:id="rId106">
-        <w:r>
-          <w:rPr>
-            <w:lang w:val="pt_PT" w:bidi="pt_PT"/>
-          </w:rPr>
-          <w:rPr>
-            <w:color w:val="0000EE"/>
-            <w:u w:val="single"/>
-          </w:rPr>
-          <w:t>3.10</w:t>
-        </w:r>
-      </w:hyperlink>
+      <w:r>
+        <w:rPr>
+          <w:lang w:val="pt_PT" w:bidi="pt_PT"/>
+        </w:rPr>
+        <w:t>3.10</w:t>
+      </w:r>
       <w:r>
         <w:rPr>
           <w:lang w:val="pt_PT" w:bidi="pt_PT"/>
@@ -3985,108 +3313,72 @@
         </w:rPr>
         <w:t>Uma característica desta igreja era o amor entre eles como membros da família de Deus (</w:t>
       </w:r>
-      <w:hyperlink r:id="rId107">
-        <w:r>
-          <w:rPr>
-            <w:lang w:val="pt_PT" w:bidi="pt_PT"/>
-          </w:rPr>
-          <w:rPr>
-            <w:color w:val="0000EE"/>
-            <w:u w:val="single"/>
-          </w:rPr>
-          <w:t>4.9</w:t>
-        </w:r>
-      </w:hyperlink>
-      <w:r>
-        <w:rPr>
-          <w:lang w:val="pt_PT" w:bidi="pt_PT"/>
-        </w:rPr>
-        <w:t xml:space="preserve">; </w:t>
-      </w:r>
-      <w:hyperlink r:id="rId23">
-        <w:r>
-          <w:rPr>
-            <w:lang w:val="pt_PT" w:bidi="pt_PT"/>
-          </w:rPr>
-          <w:rPr>
-            <w:color w:val="0000EE"/>
-            <w:u w:val="single"/>
-          </w:rPr>
-          <w:t>2Ts 1.3–4</w:t>
-        </w:r>
-      </w:hyperlink>
+      <w:r>
+        <w:rPr>
+          <w:lang w:val="pt_PT" w:bidi="pt_PT"/>
+        </w:rPr>
+        <w:t>4.9</w:t>
+      </w:r>
+      <w:r>
+        <w:rPr>
+          <w:lang w:val="pt_PT" w:bidi="pt_PT"/>
+        </w:rPr>
+        <w:t xml:space="preserve">; </w:t>
+      </w:r>
+      <w:r>
+        <w:rPr>
+          <w:lang w:val="pt_PT" w:bidi="pt_PT"/>
+        </w:rPr>
+        <w:t>2Ts 1.3–4</w:t>
+      </w:r>
       <w:r>
         <w:rPr>
           <w:lang w:val="pt_PT" w:bidi="pt_PT"/>
         </w:rPr>
         <w:t xml:space="preserve">). Paulo ora para que o amor deles cresça e transborde em direção àqueles fora da comunidade cristã (cf. </w:t>
       </w:r>
-      <w:hyperlink r:id="rId108">
-        <w:r>
-          <w:rPr>
-            <w:lang w:val="pt_PT" w:bidi="pt_PT"/>
-          </w:rPr>
-          <w:rPr>
-            <w:color w:val="0000EE"/>
-            <w:u w:val="single"/>
-          </w:rPr>
-          <w:t>1Ts 5.15</w:t>
-        </w:r>
-      </w:hyperlink>
-      <w:r>
-        <w:rPr>
-          <w:lang w:val="pt_PT" w:bidi="pt_PT"/>
-        </w:rPr>
-        <w:t xml:space="preserve">; </w:t>
-      </w:r>
-      <w:hyperlink r:id="rId109">
-        <w:r>
-          <w:rPr>
-            <w:lang w:val="pt_PT" w:bidi="pt_PT"/>
-          </w:rPr>
-          <w:rPr>
-            <w:color w:val="0000EE"/>
-            <w:u w:val="single"/>
-          </w:rPr>
-          <w:t>Gl 6.10</w:t>
-        </w:r>
-      </w:hyperlink>
-      <w:r>
-        <w:rPr>
-          <w:lang w:val="pt_PT" w:bidi="pt_PT"/>
-        </w:rPr>
-        <w:t xml:space="preserve">; </w:t>
-      </w:r>
-      <w:hyperlink r:id="rId110">
-        <w:r>
-          <w:rPr>
-            <w:lang w:val="pt_PT" w:bidi="pt_PT"/>
-          </w:rPr>
-          <w:rPr>
-            <w:color w:val="0000EE"/>
-            <w:u w:val="single"/>
-          </w:rPr>
-          <w:t>2Tm 2.24</w:t>
-        </w:r>
-      </w:hyperlink>
-      <w:r>
-        <w:rPr>
-          <w:lang w:val="pt_PT" w:bidi="pt_PT"/>
-        </w:rPr>
-        <w:t xml:space="preserve">; </w:t>
-      </w:r>
-      <w:hyperlink r:id="rId111">
-        <w:r>
-          <w:rPr>
-            <w:lang w:val="pt_PT" w:bidi="pt_PT"/>
-          </w:rPr>
-          <w:rPr>
-            <w:color w:val="0000EE"/>
-            <w:u w:val="single"/>
-          </w:rPr>
-          <w:t>Tt 3.2</w:t>
-        </w:r>
-      </w:hyperlink>
+      <w:r>
+        <w:rPr>
+          <w:lang w:val="pt_PT" w:bidi="pt_PT"/>
+        </w:rPr>
+        <w:t>1Ts 5.15</w:t>
+      </w:r>
+      <w:r>
+        <w:rPr>
+          <w:lang w:val="pt_PT" w:bidi="pt_PT"/>
+        </w:rPr>
+        <w:t xml:space="preserve">; </w:t>
+      </w:r>
+      <w:r>
+        <w:rPr>
+          <w:lang w:val="pt_PT" w:bidi="pt_PT"/>
+        </w:rPr>
+        <w:t>Gl 6.10</w:t>
+      </w:r>
+      <w:r>
+        <w:rPr>
+          <w:lang w:val="pt_PT" w:bidi="pt_PT"/>
+        </w:rPr>
+        <w:t xml:space="preserve">; </w:t>
+      </w:r>
+      <w:r>
+        <w:rPr>
+          <w:lang w:val="pt_PT" w:bidi="pt_PT"/>
+        </w:rPr>
+        <w:t>2Tm 2.24</w:t>
+      </w:r>
+      <w:r>
+        <w:rPr>
+          <w:lang w:val="pt_PT" w:bidi="pt_PT"/>
+        </w:rPr>
+        <w:t xml:space="preserve">; </w:t>
+      </w:r>
+      <w:r>
+        <w:rPr>
+          <w:lang w:val="pt_PT" w:bidi="pt_PT"/>
+        </w:rPr>
+        <w:t>Tt 3.2</w:t>
+      </w:r>
       <w:r>
         <w:rPr>
           <w:lang w:val="pt_PT" w:bidi="pt_PT"/>
@@ -4141,72 +3433,48 @@
         </w:rPr>
         <w:t>Na parte final desta oração (</w:t>
       </w:r>
-      <w:hyperlink r:id="rId112">
-        <w:r>
-          <w:rPr>
-            <w:lang w:val="pt_PT" w:bidi="pt_PT"/>
-          </w:rPr>
-          <w:rPr>
-            <w:color w:val="0000EE"/>
-            <w:u w:val="single"/>
-          </w:rPr>
-          <w:t>3.11–13</w:t>
-        </w:r>
-      </w:hyperlink>
+      <w:r>
+        <w:rPr>
+          <w:lang w:val="pt_PT" w:bidi="pt_PT"/>
+        </w:rPr>
+        <w:t>3.11–13</w:t>
+      </w:r>
       <w:r>
         <w:rPr>
           <w:lang w:val="pt_PT" w:bidi="pt_PT"/>
         </w:rPr>
         <w:t>), Paulo ora para que seus corações — sua conduta e determinação moral (</w:t>
       </w:r>
-      <w:hyperlink r:id="rId113">
-        <w:r>
-          <w:rPr>
-            <w:lang w:val="pt_PT" w:bidi="pt_PT"/>
-          </w:rPr>
-          <w:rPr>
-            <w:color w:val="0000EE"/>
-            <w:u w:val="single"/>
-          </w:rPr>
-          <w:t>Mt 5.8</w:t>
-        </w:r>
-      </w:hyperlink>
-      <w:r>
-        <w:rPr>
-          <w:lang w:val="pt_PT" w:bidi="pt_PT"/>
-        </w:rPr>
-        <w:t xml:space="preserve">; </w:t>
-      </w:r>
-      <w:hyperlink r:id="rId114">
-        <w:r>
-          <w:rPr>
-            <w:lang w:val="pt_PT" w:bidi="pt_PT"/>
-          </w:rPr>
-          <w:rPr>
-            <w:color w:val="0000EE"/>
-            <w:u w:val="single"/>
-          </w:rPr>
-          <w:t>At 15.9</w:t>
-        </w:r>
-      </w:hyperlink>
-      <w:r>
-        <w:rPr>
-          <w:lang w:val="pt_PT" w:bidi="pt_PT"/>
-        </w:rPr>
-        <w:t xml:space="preserve">; </w:t>
-      </w:r>
-      <w:hyperlink r:id="rId115">
-        <w:r>
-          <w:rPr>
-            <w:lang w:val="pt_PT" w:bidi="pt_PT"/>
-          </w:rPr>
-          <w:rPr>
-            <w:color w:val="0000EE"/>
-            <w:u w:val="single"/>
-          </w:rPr>
-          <w:t>Hb 10.22</w:t>
-        </w:r>
-      </w:hyperlink>
+      <w:r>
+        <w:rPr>
+          <w:lang w:val="pt_PT" w:bidi="pt_PT"/>
+        </w:rPr>
+        <w:t>Mt 5.8</w:t>
+      </w:r>
+      <w:r>
+        <w:rPr>
+          <w:lang w:val="pt_PT" w:bidi="pt_PT"/>
+        </w:rPr>
+        <w:t xml:space="preserve">; </w:t>
+      </w:r>
+      <w:r>
+        <w:rPr>
+          <w:lang w:val="pt_PT" w:bidi="pt_PT"/>
+        </w:rPr>
+        <w:t>At 15.9</w:t>
+      </w:r>
+      <w:r>
+        <w:rPr>
+          <w:lang w:val="pt_PT" w:bidi="pt_PT"/>
+        </w:rPr>
+        <w:t xml:space="preserve">; </w:t>
+      </w:r>
+      <w:r>
+        <w:rPr>
+          <w:lang w:val="pt_PT" w:bidi="pt_PT"/>
+        </w:rPr>
+        <w:t>Hb 10.22</w:t>
+      </w:r>
       <w:r>
         <w:rPr>
           <w:lang w:val="pt_PT" w:bidi="pt_PT"/>
@@ -4239,162 +3507,108 @@
         </w:rPr>
         <w:t xml:space="preserve"> possivelmente uma referência aos anjos (</w:t>
       </w:r>
-      <w:hyperlink r:id="rId116">
-        <w:r>
-          <w:rPr>
-            <w:lang w:val="pt_PT" w:bidi="pt_PT"/>
-          </w:rPr>
-          <w:rPr>
-            <w:color w:val="0000EE"/>
-            <w:u w:val="single"/>
-          </w:rPr>
-          <w:t>Dt 33.2</w:t>
-        </w:r>
-      </w:hyperlink>
-      <w:r>
-        <w:rPr>
-          <w:lang w:val="pt_PT" w:bidi="pt_PT"/>
-        </w:rPr>
-        <w:t xml:space="preserve">; </w:t>
-      </w:r>
-      <w:hyperlink r:id="rId117">
-        <w:r>
-          <w:rPr>
-            <w:lang w:val="pt_PT" w:bidi="pt_PT"/>
-          </w:rPr>
-          <w:rPr>
-            <w:color w:val="0000EE"/>
-            <w:u w:val="single"/>
-          </w:rPr>
-          <w:t>Sl 89.5</w:t>
-        </w:r>
-      </w:hyperlink>
+      <w:r>
+        <w:rPr>
+          <w:lang w:val="pt_PT" w:bidi="pt_PT"/>
+        </w:rPr>
+        <w:t>Dt 33.2</w:t>
+      </w:r>
+      <w:r>
+        <w:rPr>
+          <w:lang w:val="pt_PT" w:bidi="pt_PT"/>
+        </w:rPr>
+        <w:t xml:space="preserve">; </w:t>
+      </w:r>
+      <w:r>
+        <w:rPr>
+          <w:lang w:val="pt_PT" w:bidi="pt_PT"/>
+        </w:rPr>
+        <w:t>Sl 89.5</w:t>
+      </w:r>
       <w:r>
         <w:rPr>
           <w:lang w:val="pt_PT" w:bidi="pt_PT"/>
         </w:rPr>
         <w:t>,</w:t>
       </w:r>
-      <w:hyperlink r:id="rId118">
-        <w:r>
-          <w:rPr>
-            <w:lang w:val="pt_PT" w:bidi="pt_PT"/>
-          </w:rPr>
-          <w:rPr>
-            <w:color w:val="0000EE"/>
-            <w:u w:val="single"/>
-          </w:rPr>
-          <w:t>7</w:t>
-        </w:r>
-      </w:hyperlink>
-      <w:r>
-        <w:rPr>
-          <w:lang w:val="pt_PT" w:bidi="pt_PT"/>
-        </w:rPr>
-        <w:t xml:space="preserve">; </w:t>
-      </w:r>
-      <w:hyperlink r:id="rId119">
-        <w:r>
-          <w:rPr>
-            <w:lang w:val="pt_PT" w:bidi="pt_PT"/>
-          </w:rPr>
-          <w:rPr>
-            <w:color w:val="0000EE"/>
-            <w:u w:val="single"/>
-          </w:rPr>
-          <w:t>Dn 4.13</w:t>
-        </w:r>
-      </w:hyperlink>
-      <w:r>
-        <w:rPr>
-          <w:lang w:val="pt_PT" w:bidi="pt_PT"/>
-        </w:rPr>
-        <w:t xml:space="preserve">; </w:t>
-      </w:r>
-      <w:hyperlink r:id="rId120">
-        <w:r>
-          <w:rPr>
-            <w:lang w:val="pt_PT" w:bidi="pt_PT"/>
-          </w:rPr>
-          <w:rPr>
-            <w:color w:val="0000EE"/>
-            <w:u w:val="single"/>
-          </w:rPr>
-          <w:t>8.13</w:t>
-        </w:r>
-      </w:hyperlink>
-      <w:r>
-        <w:rPr>
-          <w:lang w:val="pt_PT" w:bidi="pt_PT"/>
-        </w:rPr>
-        <w:t xml:space="preserve">; </w:t>
-      </w:r>
-      <w:hyperlink r:id="rId121">
-        <w:r>
-          <w:rPr>
-            <w:lang w:val="pt_PT" w:bidi="pt_PT"/>
-          </w:rPr>
-          <w:rPr>
-            <w:color w:val="0000EE"/>
-            <w:u w:val="single"/>
-          </w:rPr>
-          <w:t>Mt 13.41</w:t>
-        </w:r>
-      </w:hyperlink>
-      <w:r>
-        <w:rPr>
-          <w:lang w:val="pt_PT" w:bidi="pt_PT"/>
-        </w:rPr>
-        <w:t xml:space="preserve">; </w:t>
-      </w:r>
-      <w:hyperlink r:id="rId122">
-        <w:r>
-          <w:rPr>
-            <w:lang w:val="pt_PT" w:bidi="pt_PT"/>
-          </w:rPr>
-          <w:rPr>
-            <w:color w:val="0000EE"/>
-            <w:u w:val="single"/>
-          </w:rPr>
-          <w:t>Mc 8.38</w:t>
-        </w:r>
-      </w:hyperlink>
-      <w:r>
-        <w:rPr>
-          <w:lang w:val="pt_PT" w:bidi="pt_PT"/>
-        </w:rPr>
-        <w:t xml:space="preserve">; </w:t>
-      </w:r>
-      <w:hyperlink r:id="rId123">
-        <w:r>
-          <w:rPr>
-            <w:lang w:val="pt_PT" w:bidi="pt_PT"/>
-          </w:rPr>
-          <w:rPr>
-            <w:color w:val="0000EE"/>
-            <w:u w:val="single"/>
-          </w:rPr>
-          <w:t>13.26–27</w:t>
-        </w:r>
-      </w:hyperlink>
-      <w:r>
-        <w:rPr>
-          <w:lang w:val="pt_PT" w:bidi="pt_PT"/>
-        </w:rPr>
-        <w:t xml:space="preserve">; </w:t>
-      </w:r>
-      <w:hyperlink r:id="rId124">
-        <w:r>
-          <w:rPr>
-            <w:lang w:val="pt_PT" w:bidi="pt_PT"/>
-          </w:rPr>
-          <w:rPr>
-            <w:color w:val="0000EE"/>
-            <w:u w:val="single"/>
-          </w:rPr>
-          <w:t>2Ts 1.7</w:t>
-        </w:r>
-      </w:hyperlink>
+      <w:r>
+        <w:rPr>
+          <w:lang w:val="pt_PT" w:bidi="pt_PT"/>
+        </w:rPr>
+        <w:t>7</w:t>
+      </w:r>
+      <w:r>
+        <w:rPr>
+          <w:lang w:val="pt_PT" w:bidi="pt_PT"/>
+        </w:rPr>
+        <w:t xml:space="preserve">; </w:t>
+      </w:r>
+      <w:r>
+        <w:rPr>
+          <w:lang w:val="pt_PT" w:bidi="pt_PT"/>
+        </w:rPr>
+        <w:t>Dn 4.13</w:t>
+      </w:r>
+      <w:r>
+        <w:rPr>
+          <w:lang w:val="pt_PT" w:bidi="pt_PT"/>
+        </w:rPr>
+        <w:t xml:space="preserve">; </w:t>
+      </w:r>
+      <w:r>
+        <w:rPr>
+          <w:lang w:val="pt_PT" w:bidi="pt_PT"/>
+        </w:rPr>
+        <w:t>8.13</w:t>
+      </w:r>
+      <w:r>
+        <w:rPr>
+          <w:lang w:val="pt_PT" w:bidi="pt_PT"/>
+        </w:rPr>
+        <w:t xml:space="preserve">; </w:t>
+      </w:r>
+      <w:r>
+        <w:rPr>
+          <w:lang w:val="pt_PT" w:bidi="pt_PT"/>
+        </w:rPr>
+        <w:t>Mt 13.41</w:t>
+      </w:r>
+      <w:r>
+        <w:rPr>
+          <w:lang w:val="pt_PT" w:bidi="pt_PT"/>
+        </w:rPr>
+        <w:t xml:space="preserve">; </w:t>
+      </w:r>
+      <w:r>
+        <w:rPr>
+          <w:lang w:val="pt_PT" w:bidi="pt_PT"/>
+        </w:rPr>
+        <w:t>Mc 8.38</w:t>
+      </w:r>
+      <w:r>
+        <w:rPr>
+          <w:lang w:val="pt_PT" w:bidi="pt_PT"/>
+        </w:rPr>
+        <w:t xml:space="preserve">; </w:t>
+      </w:r>
+      <w:r>
+        <w:rPr>
+          <w:lang w:val="pt_PT" w:bidi="pt_PT"/>
+        </w:rPr>
+        <w:t>13.26–27</w:t>
+      </w:r>
+      <w:r>
+        <w:rPr>
+          <w:lang w:val="pt_PT" w:bidi="pt_PT"/>
+        </w:rPr>
+        <w:t xml:space="preserve">; </w:t>
+      </w:r>
+      <w:r>
+        <w:rPr>
+          <w:lang w:val="pt_PT" w:bidi="pt_PT"/>
+        </w:rPr>
+        <w:t>2Ts 1.7</w:t>
+      </w:r>
       <w:r>
         <w:rPr>
           <w:lang w:val="pt_PT" w:bidi="pt_PT"/>
@@ -4449,90 +3663,60 @@
         </w:rPr>
         <w:t>Nós o exortamos: A exortação de Paulo em nome do Senhor Jesus enfatiza a autoridade de seu ensino. • Vocês se lembram do que ensinamos: Cartas antigas frequentemente incluíam lembretes do que os destinatários já sabiam. Paulo lembra aos tessalonicenses de assuntos que exigiam sua obediência (</w:t>
       </w:r>
-      <w:hyperlink r:id="rId125">
-        <w:r>
-          <w:rPr>
-            <w:lang w:val="pt_PT" w:bidi="pt_PT"/>
-          </w:rPr>
-          <w:rPr>
-            <w:color w:val="0000EE"/>
-            <w:u w:val="single"/>
-          </w:rPr>
-          <w:t>4.11</w:t>
-        </w:r>
-      </w:hyperlink>
-      <w:r>
-        <w:rPr>
-          <w:lang w:val="pt_PT" w:bidi="pt_PT"/>
-        </w:rPr>
-        <w:t xml:space="preserve">; </w:t>
-      </w:r>
-      <w:hyperlink r:id="rId126">
-        <w:r>
-          <w:rPr>
-            <w:lang w:val="pt_PT" w:bidi="pt_PT"/>
-          </w:rPr>
-          <w:rPr>
-            <w:color w:val="0000EE"/>
-            <w:u w:val="single"/>
-          </w:rPr>
-          <w:t>2Ts 3.4</w:t>
-        </w:r>
-      </w:hyperlink>
+      <w:r>
+        <w:rPr>
+          <w:lang w:val="pt_PT" w:bidi="pt_PT"/>
+        </w:rPr>
+        <w:t>4.11</w:t>
+      </w:r>
+      <w:r>
+        <w:rPr>
+          <w:lang w:val="pt_PT" w:bidi="pt_PT"/>
+        </w:rPr>
+        <w:t xml:space="preserve">; </w:t>
+      </w:r>
+      <w:r>
+        <w:rPr>
+          <w:lang w:val="pt_PT" w:bidi="pt_PT"/>
+        </w:rPr>
+        <w:t>2Ts 3.4</w:t>
+      </w:r>
       <w:r>
         <w:rPr>
           <w:lang w:val="pt_PT" w:bidi="pt_PT"/>
         </w:rPr>
         <w:t>,</w:t>
       </w:r>
-      <w:hyperlink r:id="rId127">
-        <w:r>
-          <w:rPr>
-            <w:lang w:val="pt_PT" w:bidi="pt_PT"/>
-          </w:rPr>
-          <w:rPr>
-            <w:color w:val="0000EE"/>
-            <w:u w:val="single"/>
-          </w:rPr>
-          <w:t>6</w:t>
-        </w:r>
-      </w:hyperlink>
+      <w:r>
+        <w:rPr>
+          <w:lang w:val="pt_PT" w:bidi="pt_PT"/>
+        </w:rPr>
+        <w:t>6</w:t>
+      </w:r>
       <w:r>
         <w:rPr>
           <w:lang w:val="pt_PT" w:bidi="pt_PT"/>
         </w:rPr>
         <w:t>,</w:t>
       </w:r>
-      <w:hyperlink r:id="rId128">
-        <w:r>
-          <w:rPr>
-            <w:lang w:val="pt_PT" w:bidi="pt_PT"/>
-          </w:rPr>
-          <w:rPr>
-            <w:color w:val="0000EE"/>
-            <w:u w:val="single"/>
-          </w:rPr>
-          <w:t>10</w:t>
-        </w:r>
-      </w:hyperlink>
+      <w:r>
+        <w:rPr>
+          <w:lang w:val="pt_PT" w:bidi="pt_PT"/>
+        </w:rPr>
+        <w:t>10</w:t>
+      </w:r>
       <w:r>
         <w:rPr>
           <w:lang w:val="pt_PT" w:bidi="pt_PT"/>
         </w:rPr>
         <w:t>,</w:t>
       </w:r>
-      <w:hyperlink r:id="rId129">
-        <w:r>
-          <w:rPr>
-            <w:lang w:val="pt_PT" w:bidi="pt_PT"/>
-          </w:rPr>
-          <w:rPr>
-            <w:color w:val="0000EE"/>
-            <w:u w:val="single"/>
-          </w:rPr>
-          <w:t>12</w:t>
-        </w:r>
-      </w:hyperlink>
+      <w:r>
+        <w:rPr>
+          <w:lang w:val="pt_PT" w:bidi="pt_PT"/>
+        </w:rPr>
+        <w:t>12</w:t>
+      </w:r>
       <w:r>
         <w:rPr>
           <w:lang w:val="pt_PT" w:bidi="pt_PT"/>
@@ -4587,126 +3771,84 @@
         </w:rPr>
         <w:t>A segunda parte do corpo da carta trata das notícias de Timóteo sobre a igreja e das perguntas que os crentes tinham para Paulo. Paulo aborda o problema da imoralidade sexual (</w:t>
       </w:r>
-      <w:hyperlink r:id="rId130">
-        <w:r>
-          <w:rPr>
-            <w:lang w:val="pt_PT" w:bidi="pt_PT"/>
-          </w:rPr>
-          <w:rPr>
-            <w:color w:val="0000EE"/>
-            <w:u w:val="single"/>
-          </w:rPr>
-          <w:t>4.3–8</w:t>
-        </w:r>
-      </w:hyperlink>
+      <w:r>
+        <w:rPr>
+          <w:lang w:val="pt_PT" w:bidi="pt_PT"/>
+        </w:rPr>
+        <w:t>4.3–8</w:t>
+      </w:r>
       <w:r>
         <w:rPr>
           <w:lang w:val="pt_PT" w:bidi="pt_PT"/>
         </w:rPr>
         <w:t>) antes de responder às perguntas dos tessalonicenses sobre o amor por outros cristãos (</w:t>
       </w:r>
-      <w:hyperlink r:id="rId131">
-        <w:r>
-          <w:rPr>
-            <w:lang w:val="pt_PT" w:bidi="pt_PT"/>
-          </w:rPr>
-          <w:rPr>
-            <w:color w:val="0000EE"/>
-            <w:u w:val="single"/>
-          </w:rPr>
-          <w:t>4.9–12</w:t>
-        </w:r>
-      </w:hyperlink>
+      <w:r>
+        <w:rPr>
+          <w:lang w:val="pt_PT" w:bidi="pt_PT"/>
+        </w:rPr>
+        <w:t>4.9–12</w:t>
+      </w:r>
       <w:r>
         <w:rPr>
           <w:lang w:val="pt_PT" w:bidi="pt_PT"/>
         </w:rPr>
         <w:t>), o destino dos crentes que morreram (</w:t>
       </w:r>
-      <w:hyperlink r:id="rId132">
-        <w:r>
-          <w:rPr>
-            <w:lang w:val="pt_PT" w:bidi="pt_PT"/>
-          </w:rPr>
-          <w:rPr>
-            <w:color w:val="0000EE"/>
-            <w:u w:val="single"/>
-          </w:rPr>
-          <w:t>4.13–18</w:t>
-        </w:r>
-      </w:hyperlink>
+      <w:r>
+        <w:rPr>
+          <w:lang w:val="pt_PT" w:bidi="pt_PT"/>
+        </w:rPr>
+        <w:t>4.13–18</w:t>
+      </w:r>
       <w:r>
         <w:rPr>
           <w:lang w:val="pt_PT" w:bidi="pt_PT"/>
         </w:rPr>
         <w:t>) e o momento do dia do Senhor (</w:t>
       </w:r>
-      <w:hyperlink r:id="rId133">
-        <w:r>
-          <w:rPr>
-            <w:lang w:val="pt_PT" w:bidi="pt_PT"/>
-          </w:rPr>
-          <w:rPr>
-            <w:color w:val="0000EE"/>
-            <w:u w:val="single"/>
-          </w:rPr>
-          <w:t>5.1–11</w:t>
-        </w:r>
-      </w:hyperlink>
+      <w:r>
+        <w:rPr>
+          <w:lang w:val="pt_PT" w:bidi="pt_PT"/>
+        </w:rPr>
+        <w:t>5.1–11</w:t>
+      </w:r>
       <w:r>
         <w:rPr>
           <w:lang w:val="pt_PT" w:bidi="pt_PT"/>
         </w:rPr>
         <w:t>). Paulo aborda uma variedade de exortações sobre temas como liderança e relações comunitárias (</w:t>
       </w:r>
-      <w:hyperlink r:id="rId134">
-        <w:r>
-          <w:rPr>
-            <w:lang w:val="pt_PT" w:bidi="pt_PT"/>
-          </w:rPr>
-          <w:rPr>
-            <w:color w:val="0000EE"/>
-            <w:u w:val="single"/>
-          </w:rPr>
-          <w:t>5.12–15</w:t>
-        </w:r>
-      </w:hyperlink>
+      <w:r>
+        <w:rPr>
+          <w:lang w:val="pt_PT" w:bidi="pt_PT"/>
+        </w:rPr>
+        <w:t>5.12–15</w:t>
+      </w:r>
       <w:r>
         <w:rPr>
           <w:lang w:val="pt_PT" w:bidi="pt_PT"/>
         </w:rPr>
         <w:t>), relacionamento com o Senhor (</w:t>
       </w:r>
-      <w:hyperlink r:id="rId135">
-        <w:r>
-          <w:rPr>
-            <w:lang w:val="pt_PT" w:bidi="pt_PT"/>
-          </w:rPr>
-          <w:rPr>
-            <w:color w:val="0000EE"/>
-            <w:u w:val="single"/>
-          </w:rPr>
-          <w:t>5.16–18</w:t>
-        </w:r>
-      </w:hyperlink>
+      <w:r>
+        <w:rPr>
+          <w:lang w:val="pt_PT" w:bidi="pt_PT"/>
+        </w:rPr>
+        <w:t>5.16–18</w:t>
+      </w:r>
       <w:r>
         <w:rPr>
           <w:lang w:val="pt_PT" w:bidi="pt_PT"/>
         </w:rPr>
         <w:t>) e profecia (</w:t>
       </w:r>
-      <w:hyperlink r:id="rId136">
-        <w:r>
-          <w:rPr>
-            <w:lang w:val="pt_PT" w:bidi="pt_PT"/>
-          </w:rPr>
-          <w:rPr>
-            <w:color w:val="0000EE"/>
-            <w:u w:val="single"/>
-          </w:rPr>
-          <w:t>5.19–22</w:t>
-        </w:r>
-      </w:hyperlink>
+      <w:r>
+        <w:rPr>
+          <w:lang w:val="pt_PT" w:bidi="pt_PT"/>
+        </w:rPr>
+        <w:t>5.19–22</w:t>
+      </w:r>
       <w:r>
         <w:rPr>
           <w:lang w:val="pt_PT" w:bidi="pt_PT"/>
@@ -4761,126 +3903,84 @@
         </w:rPr>
         <w:t>A vontade de Deus é que você seja santo: O fundamento da ética cristã não é a especulação filosófica sobre a virtude, mas fazer a vontade de Deus (</w:t>
       </w:r>
-      <w:hyperlink r:id="rId137">
-        <w:r>
-          <w:rPr>
-            <w:lang w:val="pt_PT" w:bidi="pt_PT"/>
-          </w:rPr>
-          <w:rPr>
-            <w:color w:val="0000EE"/>
-            <w:u w:val="single"/>
-          </w:rPr>
-          <w:t>Rm 12.1–2</w:t>
-        </w:r>
-      </w:hyperlink>
-      <w:r>
-        <w:rPr>
-          <w:lang w:val="pt_PT" w:bidi="pt_PT"/>
-        </w:rPr>
-        <w:t xml:space="preserve">; </w:t>
-      </w:r>
-      <w:hyperlink r:id="rId138">
-        <w:r>
-          <w:rPr>
-            <w:lang w:val="pt_PT" w:bidi="pt_PT"/>
-          </w:rPr>
-          <w:rPr>
-            <w:color w:val="0000EE"/>
-            <w:u w:val="single"/>
-          </w:rPr>
-          <w:t>Ef 6.6</w:t>
-        </w:r>
-      </w:hyperlink>
-      <w:r>
-        <w:rPr>
-          <w:lang w:val="pt_PT" w:bidi="pt_PT"/>
-        </w:rPr>
-        <w:t xml:space="preserve">; </w:t>
-      </w:r>
-      <w:hyperlink r:id="rId139">
-        <w:r>
-          <w:rPr>
-            <w:lang w:val="pt_PT" w:bidi="pt_PT"/>
-          </w:rPr>
-          <w:rPr>
-            <w:color w:val="0000EE"/>
-            <w:u w:val="single"/>
-          </w:rPr>
-          <w:t>Hb 10.36</w:t>
-        </w:r>
-      </w:hyperlink>
-      <w:r>
-        <w:rPr>
-          <w:lang w:val="pt_PT" w:bidi="pt_PT"/>
-        </w:rPr>
-        <w:t xml:space="preserve">; </w:t>
-      </w:r>
-      <w:hyperlink r:id="rId140">
-        <w:r>
-          <w:rPr>
-            <w:lang w:val="pt_PT" w:bidi="pt_PT"/>
-          </w:rPr>
-          <w:rPr>
-            <w:color w:val="0000EE"/>
-            <w:u w:val="single"/>
-          </w:rPr>
-          <w:t>13.20–21</w:t>
-        </w:r>
-      </w:hyperlink>
+      <w:r>
+        <w:rPr>
+          <w:lang w:val="pt_PT" w:bidi="pt_PT"/>
+        </w:rPr>
+        <w:t>Rm 12.1–2</w:t>
+      </w:r>
+      <w:r>
+        <w:rPr>
+          <w:lang w:val="pt_PT" w:bidi="pt_PT"/>
+        </w:rPr>
+        <w:t xml:space="preserve">; </w:t>
+      </w:r>
+      <w:r>
+        <w:rPr>
+          <w:lang w:val="pt_PT" w:bidi="pt_PT"/>
+        </w:rPr>
+        <w:t>Ef 6.6</w:t>
+      </w:r>
+      <w:r>
+        <w:rPr>
+          <w:lang w:val="pt_PT" w:bidi="pt_PT"/>
+        </w:rPr>
+        <w:t xml:space="preserve">; </w:t>
+      </w:r>
+      <w:r>
+        <w:rPr>
+          <w:lang w:val="pt_PT" w:bidi="pt_PT"/>
+        </w:rPr>
+        <w:t>Hb 10.36</w:t>
+      </w:r>
+      <w:r>
+        <w:rPr>
+          <w:lang w:val="pt_PT" w:bidi="pt_PT"/>
+        </w:rPr>
+        <w:t xml:space="preserve">; </w:t>
+      </w:r>
+      <w:r>
+        <w:rPr>
+          <w:lang w:val="pt_PT" w:bidi="pt_PT"/>
+        </w:rPr>
+        <w:t>13.20–21</w:t>
+      </w:r>
       <w:r>
         <w:rPr>
           <w:lang w:val="pt_PT" w:bidi="pt_PT"/>
         </w:rPr>
         <w:t>). A santidade (</w:t>
       </w:r>
-      <w:hyperlink r:id="rId141">
-        <w:r>
-          <w:rPr>
-            <w:lang w:val="pt_PT" w:bidi="pt_PT"/>
-          </w:rPr>
-          <w:rPr>
-            <w:color w:val="0000EE"/>
-            <w:u w:val="single"/>
-          </w:rPr>
-          <w:t>1Ts 4.4</w:t>
-        </w:r>
-      </w:hyperlink>
+      <w:r>
+        <w:rPr>
+          <w:lang w:val="pt_PT" w:bidi="pt_PT"/>
+        </w:rPr>
+        <w:t>1Ts 4.4</w:t>
+      </w:r>
       <w:r>
         <w:rPr>
           <w:lang w:val="pt_PT" w:bidi="pt_PT"/>
         </w:rPr>
         <w:t>,</w:t>
       </w:r>
-      <w:hyperlink r:id="rId62">
-        <w:r>
-          <w:rPr>
-            <w:lang w:val="pt_PT" w:bidi="pt_PT"/>
-          </w:rPr>
-          <w:rPr>
-            <w:color w:val="0000EE"/>
-            <w:u w:val="single"/>
-          </w:rPr>
-          <w:t>7</w:t>
-        </w:r>
-      </w:hyperlink>
+      <w:r>
+        <w:rPr>
+          <w:lang w:val="pt_PT" w:bidi="pt_PT"/>
+        </w:rPr>
+        <w:t>7</w:t>
+      </w:r>
       <w:r>
         <w:rPr>
           <w:lang w:val="pt_PT" w:bidi="pt_PT"/>
         </w:rPr>
         <w:t>) abrange toda a vida de uma pessoa (</w:t>
       </w:r>
-      <w:hyperlink r:id="rId142">
-        <w:r>
-          <w:rPr>
-            <w:lang w:val="pt_PT" w:bidi="pt_PT"/>
-          </w:rPr>
-          <w:rPr>
-            <w:color w:val="0000EE"/>
-            <w:u w:val="single"/>
-          </w:rPr>
-          <w:t>5.23</w:t>
-        </w:r>
-      </w:hyperlink>
+      <w:r>
+        <w:rPr>
+          <w:lang w:val="pt_PT" w:bidi="pt_PT"/>
+        </w:rPr>
+        <w:t>5.23</w:t>
+      </w:r>
       <w:r>
         <w:rPr>
           <w:lang w:val="pt_PT" w:bidi="pt_PT"/>
@@ -4948,72 +4048,48 @@
         </w:rPr>
         <w:t>controlará seu próprio corpo: O autocontrole traz honra dos outros (</w:t>
       </w:r>
-      <w:hyperlink r:id="rId143">
-        <w:r>
-          <w:rPr>
-            <w:lang w:val="pt_PT" w:bidi="pt_PT"/>
-          </w:rPr>
-          <w:rPr>
-            <w:color w:val="0000EE"/>
-            <w:u w:val="single"/>
-          </w:rPr>
-          <w:t>Rm 12.10</w:t>
-        </w:r>
-      </w:hyperlink>
+      <w:r>
+        <w:rPr>
+          <w:lang w:val="pt_PT" w:bidi="pt_PT"/>
+        </w:rPr>
+        <w:t>Rm 12.10</w:t>
+      </w:r>
       <w:r>
         <w:rPr>
           <w:lang w:val="pt_PT" w:bidi="pt_PT"/>
         </w:rPr>
         <w:t>) e de Deus (</w:t>
       </w:r>
-      <w:hyperlink r:id="rId144">
-        <w:r>
-          <w:rPr>
-            <w:lang w:val="pt_PT" w:bidi="pt_PT"/>
-          </w:rPr>
-          <w:rPr>
-            <w:color w:val="0000EE"/>
-            <w:u w:val="single"/>
-          </w:rPr>
-          <w:t>Rm 2.7</w:t>
-        </w:r>
-      </w:hyperlink>
-      <w:r>
-        <w:rPr>
-          <w:lang w:val="pt_PT" w:bidi="pt_PT"/>
-        </w:rPr>
-        <w:t xml:space="preserve">; </w:t>
-      </w:r>
-      <w:hyperlink r:id="rId145">
-        <w:r>
-          <w:rPr>
-            <w:lang w:val="pt_PT" w:bidi="pt_PT"/>
-          </w:rPr>
-          <w:rPr>
-            <w:color w:val="0000EE"/>
-            <w:u w:val="single"/>
-          </w:rPr>
-          <w:t>1Pe 5.4</w:t>
-        </w:r>
-      </w:hyperlink>
+      <w:r>
+        <w:rPr>
+          <w:lang w:val="pt_PT" w:bidi="pt_PT"/>
+        </w:rPr>
+        <w:t>Rm 2.7</w:t>
+      </w:r>
+      <w:r>
+        <w:rPr>
+          <w:lang w:val="pt_PT" w:bidi="pt_PT"/>
+        </w:rPr>
+        <w:t xml:space="preserve">; </w:t>
+      </w:r>
+      <w:r>
+        <w:rPr>
+          <w:lang w:val="pt_PT" w:bidi="pt_PT"/>
+        </w:rPr>
+        <w:t>1Pe 5.4</w:t>
+      </w:r>
       <w:r>
         <w:rPr>
           <w:lang w:val="pt_PT" w:bidi="pt_PT"/>
         </w:rPr>
         <w:t>,</w:t>
       </w:r>
-      <w:hyperlink r:id="rId146">
-        <w:r>
-          <w:rPr>
-            <w:lang w:val="pt_PT" w:bidi="pt_PT"/>
-          </w:rPr>
-          <w:rPr>
-            <w:color w:val="0000EE"/>
-            <w:u w:val="single"/>
-          </w:rPr>
-          <w:t>6</w:t>
-        </w:r>
-      </w:hyperlink>
+      <w:r>
+        <w:rPr>
+          <w:lang w:val="pt_PT" w:bidi="pt_PT"/>
+        </w:rPr>
+        <w:t>6</w:t>
+      </w:r>
       <w:r>
         <w:rPr>
           <w:lang w:val="pt_PT" w:bidi="pt_PT"/>
@@ -5068,90 +4144,60 @@
         </w:rPr>
         <w:t>A ignorância intencional de Deus e de seus caminhos é a raiz da corrupção moral (</w:t>
       </w:r>
-      <w:hyperlink r:id="rId147">
-        <w:r>
-          <w:rPr>
-            <w:lang w:val="pt_PT" w:bidi="pt_PT"/>
-          </w:rPr>
-          <w:rPr>
-            <w:color w:val="0000EE"/>
-            <w:u w:val="single"/>
-          </w:rPr>
-          <w:t>Rm 1.18–32</w:t>
-        </w:r>
-      </w:hyperlink>
-      <w:r>
-        <w:rPr>
-          <w:lang w:val="pt_PT" w:bidi="pt_PT"/>
-        </w:rPr>
-        <w:t xml:space="preserve">; </w:t>
-      </w:r>
-      <w:hyperlink r:id="rId148">
-        <w:r>
-          <w:rPr>
-            <w:lang w:val="pt_PT" w:bidi="pt_PT"/>
-          </w:rPr>
-          <w:rPr>
-            <w:color w:val="0000EE"/>
-            <w:u w:val="single"/>
-          </w:rPr>
-          <w:t>Ef 4.17–18</w:t>
-        </w:r>
-      </w:hyperlink>
+      <w:r>
+        <w:rPr>
+          <w:lang w:val="pt_PT" w:bidi="pt_PT"/>
+        </w:rPr>
+        <w:t>Rm 1.18–32</w:t>
+      </w:r>
+      <w:r>
+        <w:rPr>
+          <w:lang w:val="pt_PT" w:bidi="pt_PT"/>
+        </w:rPr>
+        <w:t xml:space="preserve">; </w:t>
+      </w:r>
+      <w:r>
+        <w:rPr>
+          <w:lang w:val="pt_PT" w:bidi="pt_PT"/>
+        </w:rPr>
+        <w:t>Ef 4.17–18</w:t>
+      </w:r>
       <w:r>
         <w:rPr>
           <w:lang w:val="pt_PT" w:bidi="pt_PT"/>
         </w:rPr>
         <w:t>). • paixão lasciva: A imoralidade sexual era frequentemente tolerada no mundo mediterrâneo. A prostituição era permitida, mas as relações sexuais com a esposa de outro homem eram proibidas. Os costumes matrimoniais romanos impediam as mulheres, mas não os homens, de terem casos extraconjugais. Em contraste, autores judeus e cristãos proibiam todo envolvimento sexual fora do casamento (</w:t>
       </w:r>
-      <w:hyperlink r:id="rId149">
-        <w:r>
-          <w:rPr>
-            <w:lang w:val="pt_PT" w:bidi="pt_PT"/>
-          </w:rPr>
-          <w:rPr>
-            <w:color w:val="0000EE"/>
-            <w:u w:val="single"/>
-          </w:rPr>
-          <w:t>At 15.20</w:t>
-        </w:r>
-      </w:hyperlink>
-      <w:r>
-        <w:rPr>
-          <w:lang w:val="pt_PT" w:bidi="pt_PT"/>
-        </w:rPr>
-        <w:t xml:space="preserve">; </w:t>
-      </w:r>
-      <w:hyperlink r:id="rId150">
-        <w:r>
-          <w:rPr>
-            <w:lang w:val="pt_PT" w:bidi="pt_PT"/>
-          </w:rPr>
-          <w:rPr>
-            <w:color w:val="0000EE"/>
-            <w:u w:val="single"/>
-          </w:rPr>
-          <w:t>1Co 6.12–20</w:t>
-        </w:r>
-      </w:hyperlink>
-      <w:r>
-        <w:rPr>
-          <w:lang w:val="pt_PT" w:bidi="pt_PT"/>
-        </w:rPr>
-        <w:t xml:space="preserve">; </w:t>
-      </w:r>
-      <w:hyperlink r:id="rId151">
-        <w:r>
-          <w:rPr>
-            <w:lang w:val="pt_PT" w:bidi="pt_PT"/>
-          </w:rPr>
-          <w:rPr>
-            <w:color w:val="0000EE"/>
-            <w:u w:val="single"/>
-          </w:rPr>
-          <w:t>Cl 3.5–6</w:t>
-        </w:r>
-      </w:hyperlink>
+      <w:r>
+        <w:rPr>
+          <w:lang w:val="pt_PT" w:bidi="pt_PT"/>
+        </w:rPr>
+        <w:t>At 15.20</w:t>
+      </w:r>
+      <w:r>
+        <w:rPr>
+          <w:lang w:val="pt_PT" w:bidi="pt_PT"/>
+        </w:rPr>
+        <w:t xml:space="preserve">; </w:t>
+      </w:r>
+      <w:r>
+        <w:rPr>
+          <w:lang w:val="pt_PT" w:bidi="pt_PT"/>
+        </w:rPr>
+        <w:t>1Co 6.12–20</w:t>
+      </w:r>
+      <w:r>
+        <w:rPr>
+          <w:lang w:val="pt_PT" w:bidi="pt_PT"/>
+        </w:rPr>
+        <w:t xml:space="preserve">; </w:t>
+      </w:r>
+      <w:r>
+        <w:rPr>
+          <w:lang w:val="pt_PT" w:bidi="pt_PT"/>
+        </w:rPr>
+        <w:t>Cl 3.5–6</w:t>
+      </w:r>
       <w:r>
         <w:rPr>
           <w:lang w:val="pt_PT" w:bidi="pt_PT"/>
@@ -5206,90 +4252,60 @@
         </w:rPr>
         <w:t xml:space="preserve">santo... não impuro: Compare </w:t>
       </w:r>
-      <w:hyperlink r:id="rId152">
-        <w:r>
-          <w:rPr>
-            <w:lang w:val="pt_PT" w:bidi="pt_PT"/>
-          </w:rPr>
-          <w:rPr>
-            <w:color w:val="0000EE"/>
-            <w:u w:val="single"/>
-          </w:rPr>
-          <w:t>1.4</w:t>
-        </w:r>
-      </w:hyperlink>
-      <w:r>
-        <w:rPr>
-          <w:lang w:val="pt_PT" w:bidi="pt_PT"/>
-        </w:rPr>
-        <w:t xml:space="preserve">; </w:t>
-      </w:r>
-      <w:hyperlink r:id="rId153">
-        <w:r>
-          <w:rPr>
-            <w:lang w:val="pt_PT" w:bidi="pt_PT"/>
-          </w:rPr>
-          <w:rPr>
-            <w:color w:val="0000EE"/>
-            <w:u w:val="single"/>
-          </w:rPr>
-          <w:t>2.12</w:t>
-        </w:r>
-      </w:hyperlink>
-      <w:r>
-        <w:rPr>
-          <w:lang w:val="pt_PT" w:bidi="pt_PT"/>
-        </w:rPr>
-        <w:t xml:space="preserve">; </w:t>
-      </w:r>
-      <w:hyperlink r:id="rId154">
-        <w:r>
-          <w:rPr>
-            <w:lang w:val="pt_PT" w:bidi="pt_PT"/>
-          </w:rPr>
-          <w:rPr>
-            <w:color w:val="0000EE"/>
-            <w:u w:val="single"/>
-          </w:rPr>
-          <w:t>5.23–24</w:t>
-        </w:r>
-      </w:hyperlink>
-      <w:r>
-        <w:rPr>
-          <w:lang w:val="pt_PT" w:bidi="pt_PT"/>
-        </w:rPr>
-        <w:t xml:space="preserve">; </w:t>
-      </w:r>
-      <w:hyperlink r:id="rId24">
-        <w:r>
-          <w:rPr>
-            <w:lang w:val="pt_PT" w:bidi="pt_PT"/>
-          </w:rPr>
-          <w:rPr>
-            <w:color w:val="0000EE"/>
-            <w:u w:val="single"/>
-          </w:rPr>
-          <w:t>2Ts 2.13–14</w:t>
-        </w:r>
-      </w:hyperlink>
-      <w:r>
-        <w:rPr>
-          <w:lang w:val="pt_PT" w:bidi="pt_PT"/>
-        </w:rPr>
-        <w:t xml:space="preserve">; </w:t>
-      </w:r>
-      <w:hyperlink r:id="rId155">
-        <w:r>
-          <w:rPr>
-            <w:lang w:val="pt_PT" w:bidi="pt_PT"/>
-          </w:rPr>
-          <w:rPr>
-            <w:color w:val="0000EE"/>
-            <w:u w:val="single"/>
-          </w:rPr>
-          <w:t>1Pe 1.15–16</w:t>
-        </w:r>
-      </w:hyperlink>
+      <w:r>
+        <w:rPr>
+          <w:lang w:val="pt_PT" w:bidi="pt_PT"/>
+        </w:rPr>
+        <w:t>1.4</w:t>
+      </w:r>
+      <w:r>
+        <w:rPr>
+          <w:lang w:val="pt_PT" w:bidi="pt_PT"/>
+        </w:rPr>
+        <w:t xml:space="preserve">; </w:t>
+      </w:r>
+      <w:r>
+        <w:rPr>
+          <w:lang w:val="pt_PT" w:bidi="pt_PT"/>
+        </w:rPr>
+        <w:t>2.12</w:t>
+      </w:r>
+      <w:r>
+        <w:rPr>
+          <w:lang w:val="pt_PT" w:bidi="pt_PT"/>
+        </w:rPr>
+        <w:t xml:space="preserve">; </w:t>
+      </w:r>
+      <w:r>
+        <w:rPr>
+          <w:lang w:val="pt_PT" w:bidi="pt_PT"/>
+        </w:rPr>
+        <w:t>5.23–24</w:t>
+      </w:r>
+      <w:r>
+        <w:rPr>
+          <w:lang w:val="pt_PT" w:bidi="pt_PT"/>
+        </w:rPr>
+        <w:t xml:space="preserve">; </w:t>
+      </w:r>
+      <w:r>
+        <w:rPr>
+          <w:lang w:val="pt_PT" w:bidi="pt_PT"/>
+        </w:rPr>
+        <w:t>2Ts 2.13–14</w:t>
+      </w:r>
+      <w:r>
+        <w:rPr>
+          <w:lang w:val="pt_PT" w:bidi="pt_PT"/>
+        </w:rPr>
+        <w:t xml:space="preserve">; </w:t>
+      </w:r>
+      <w:r>
+        <w:rPr>
+          <w:lang w:val="pt_PT" w:bidi="pt_PT"/>
+        </w:rPr>
+        <w:t>1Pe 1.15–16</w:t>
+      </w:r>
       <w:r>
         <w:rPr>
           <w:lang w:val="pt_PT" w:bidi="pt_PT"/>
@@ -5344,72 +4360,48 @@
         </w:rPr>
         <w:t>Rejeitar o ensino de Paulo sobre esses assuntos era o mesmo que rejeitar a Deus. • O Espírito Santo capacita os cristãos a viverem de acordo com a vontade de Deus (</w:t>
       </w:r>
-      <w:hyperlink r:id="rId156">
-        <w:r>
-          <w:rPr>
-            <w:lang w:val="pt_PT" w:bidi="pt_PT"/>
-          </w:rPr>
-          <w:rPr>
-            <w:color w:val="0000EE"/>
-            <w:u w:val="single"/>
-          </w:rPr>
-          <w:t>Ez 36.27</w:t>
-        </w:r>
-      </w:hyperlink>
-      <w:r>
-        <w:rPr>
-          <w:lang w:val="pt_PT" w:bidi="pt_PT"/>
-        </w:rPr>
-        <w:t xml:space="preserve">; </w:t>
-      </w:r>
-      <w:hyperlink r:id="rId157">
-        <w:r>
-          <w:rPr>
-            <w:lang w:val="pt_PT" w:bidi="pt_PT"/>
-          </w:rPr>
-          <w:rPr>
-            <w:color w:val="0000EE"/>
-            <w:u w:val="single"/>
-          </w:rPr>
-          <w:t>Rm 8.1–4</w:t>
-        </w:r>
-      </w:hyperlink>
-      <w:r>
-        <w:rPr>
-          <w:lang w:val="pt_PT" w:bidi="pt_PT"/>
-        </w:rPr>
-        <w:t xml:space="preserve">; </w:t>
-      </w:r>
-      <w:hyperlink r:id="rId158">
-        <w:r>
-          <w:rPr>
-            <w:lang w:val="pt_PT" w:bidi="pt_PT"/>
-          </w:rPr>
-          <w:rPr>
-            <w:color w:val="0000EE"/>
-            <w:u w:val="single"/>
-          </w:rPr>
-          <w:t>Gl 5.16</w:t>
-        </w:r>
-      </w:hyperlink>
-      <w:r>
-        <w:rPr>
-          <w:lang w:val="pt_PT" w:bidi="pt_PT"/>
-        </w:rPr>
-        <w:t xml:space="preserve">; </w:t>
-      </w:r>
-      <w:hyperlink r:id="rId159">
-        <w:r>
-          <w:rPr>
-            <w:lang w:val="pt_PT" w:bidi="pt_PT"/>
-          </w:rPr>
-          <w:rPr>
-            <w:color w:val="0000EE"/>
-            <w:u w:val="single"/>
-          </w:rPr>
-          <w:t>1Jo 3.24</w:t>
-        </w:r>
-      </w:hyperlink>
+      <w:r>
+        <w:rPr>
+          <w:lang w:val="pt_PT" w:bidi="pt_PT"/>
+        </w:rPr>
+        <w:t>Ez 36.27</w:t>
+      </w:r>
+      <w:r>
+        <w:rPr>
+          <w:lang w:val="pt_PT" w:bidi="pt_PT"/>
+        </w:rPr>
+        <w:t xml:space="preserve">; </w:t>
+      </w:r>
+      <w:r>
+        <w:rPr>
+          <w:lang w:val="pt_PT" w:bidi="pt_PT"/>
+        </w:rPr>
+        <w:t>Rm 8.1–4</w:t>
+      </w:r>
+      <w:r>
+        <w:rPr>
+          <w:lang w:val="pt_PT" w:bidi="pt_PT"/>
+        </w:rPr>
+        <w:t xml:space="preserve">; </w:t>
+      </w:r>
+      <w:r>
+        <w:rPr>
+          <w:lang w:val="pt_PT" w:bidi="pt_PT"/>
+        </w:rPr>
+        <w:t>Gl 5.16</w:t>
+      </w:r>
+      <w:r>
+        <w:rPr>
+          <w:lang w:val="pt_PT" w:bidi="pt_PT"/>
+        </w:rPr>
+        <w:t xml:space="preserve">; </w:t>
+      </w:r>
+      <w:r>
+        <w:rPr>
+          <w:lang w:val="pt_PT" w:bidi="pt_PT"/>
+        </w:rPr>
+        <w:t>1Jo 3.24</w:t>
+      </w:r>
       <w:r>
         <w:rPr>
           <w:lang w:val="pt_PT" w:bidi="pt_PT"/>
@@ -5464,108 +4456,72 @@
         </w:rPr>
         <w:t xml:space="preserve">O próprio Deus ensinou vocês a amarem uns aos outros (cf. </w:t>
       </w:r>
-      <w:hyperlink r:id="rId160">
-        <w:r>
-          <w:rPr>
-            <w:lang w:val="pt_PT" w:bidi="pt_PT"/>
-          </w:rPr>
-          <w:rPr>
-            <w:color w:val="0000EE"/>
-            <w:u w:val="single"/>
-          </w:rPr>
-          <w:t>Is 54.13</w:t>
-        </w:r>
-      </w:hyperlink>
+      <w:r>
+        <w:rPr>
+          <w:lang w:val="pt_PT" w:bidi="pt_PT"/>
+        </w:rPr>
+        <w:t>Is 54.13</w:t>
+      </w:r>
       <w:r>
         <w:rPr>
           <w:lang w:val="pt_PT" w:bidi="pt_PT"/>
         </w:rPr>
         <w:t>) através do ensino de Jesus (</w:t>
       </w:r>
-      <w:hyperlink r:id="rId161">
-        <w:r>
-          <w:rPr>
-            <w:lang w:val="pt_PT" w:bidi="pt_PT"/>
-          </w:rPr>
-          <w:rPr>
-            <w:color w:val="0000EE"/>
-            <w:u w:val="single"/>
-          </w:rPr>
-          <w:t>Jo 13.34–35</w:t>
-        </w:r>
-      </w:hyperlink>
+      <w:r>
+        <w:rPr>
+          <w:lang w:val="pt_PT" w:bidi="pt_PT"/>
+        </w:rPr>
+        <w:t>Jo 13.34–35</w:t>
+      </w:r>
       <w:r>
         <w:rPr>
           <w:lang w:val="pt_PT" w:bidi="pt_PT"/>
         </w:rPr>
         <w:t>), da cruz (</w:t>
       </w:r>
-      <w:hyperlink r:id="rId162">
-        <w:r>
-          <w:rPr>
-            <w:lang w:val="pt_PT" w:bidi="pt_PT"/>
-          </w:rPr>
-          <w:rPr>
-            <w:color w:val="0000EE"/>
-            <w:u w:val="single"/>
-          </w:rPr>
-          <w:t>Rm 5.8</w:t>
-        </w:r>
-      </w:hyperlink>
-      <w:r>
-        <w:rPr>
-          <w:lang w:val="pt_PT" w:bidi="pt_PT"/>
-        </w:rPr>
-        <w:t xml:space="preserve">; </w:t>
-      </w:r>
-      <w:hyperlink r:id="rId163">
-        <w:r>
-          <w:rPr>
-            <w:lang w:val="pt_PT" w:bidi="pt_PT"/>
-          </w:rPr>
-          <w:rPr>
-            <w:color w:val="0000EE"/>
-            <w:u w:val="single"/>
-          </w:rPr>
-          <w:t>Ef 5.1–2</w:t>
-        </w:r>
-      </w:hyperlink>
+      <w:r>
+        <w:rPr>
+          <w:lang w:val="pt_PT" w:bidi="pt_PT"/>
+        </w:rPr>
+        <w:t>Rm 5.8</w:t>
+      </w:r>
+      <w:r>
+        <w:rPr>
+          <w:lang w:val="pt_PT" w:bidi="pt_PT"/>
+        </w:rPr>
+        <w:t xml:space="preserve">; </w:t>
+      </w:r>
+      <w:r>
+        <w:rPr>
+          <w:lang w:val="pt_PT" w:bidi="pt_PT"/>
+        </w:rPr>
+        <w:t>Ef 5.1–2</w:t>
+      </w:r>
       <w:r>
         <w:rPr>
           <w:lang w:val="pt_PT" w:bidi="pt_PT"/>
         </w:rPr>
         <w:t>), e do Espírito Santo (</w:t>
       </w:r>
-      <w:hyperlink r:id="rId164">
-        <w:r>
-          <w:rPr>
-            <w:lang w:val="pt_PT" w:bidi="pt_PT"/>
-          </w:rPr>
-          <w:rPr>
-            <w:color w:val="0000EE"/>
-            <w:u w:val="single"/>
-          </w:rPr>
-          <w:t>Rm 5.5</w:t>
-        </w:r>
-      </w:hyperlink>
-      <w:r>
-        <w:rPr>
-          <w:lang w:val="pt_PT" w:bidi="pt_PT"/>
-        </w:rPr>
-        <w:t xml:space="preserve">; </w:t>
-      </w:r>
-      <w:hyperlink r:id="rId165">
-        <w:r>
-          <w:rPr>
-            <w:lang w:val="pt_PT" w:bidi="pt_PT"/>
-          </w:rPr>
-          <w:rPr>
-            <w:color w:val="0000EE"/>
-            <w:u w:val="single"/>
-          </w:rPr>
-          <w:t>Gl 5.22</w:t>
-        </w:r>
-      </w:hyperlink>
+      <w:r>
+        <w:rPr>
+          <w:lang w:val="pt_PT" w:bidi="pt_PT"/>
+        </w:rPr>
+        <w:t>Rm 5.5</w:t>
+      </w:r>
+      <w:r>
+        <w:rPr>
+          <w:lang w:val="pt_PT" w:bidi="pt_PT"/>
+        </w:rPr>
+        <w:t xml:space="preserve">; </w:t>
+      </w:r>
+      <w:r>
+        <w:rPr>
+          <w:lang w:val="pt_PT" w:bidi="pt_PT"/>
+        </w:rPr>
+        <w:t>Gl 5.22</w:t>
+      </w:r>
       <w:r>
         <w:rPr>
           <w:lang w:val="pt_PT" w:bidi="pt_PT"/>
@@ -5620,72 +4576,48 @@
         </w:rPr>
         <w:t xml:space="preserve">Paulo responde a uma série de perguntas dos tessalonicenses (cf. </w:t>
       </w:r>
-      <w:hyperlink r:id="rId166">
-        <w:r>
-          <w:rPr>
-            <w:lang w:val="pt_PT" w:bidi="pt_PT"/>
-          </w:rPr>
-          <w:rPr>
-            <w:color w:val="0000EE"/>
-            <w:u w:val="single"/>
-          </w:rPr>
-          <w:t>1Co 7.1</w:t>
-        </w:r>
-      </w:hyperlink>
+      <w:r>
+        <w:rPr>
+          <w:lang w:val="pt_PT" w:bidi="pt_PT"/>
+        </w:rPr>
+        <w:t>1Co 7.1</w:t>
+      </w:r>
       <w:r>
         <w:rPr>
           <w:lang w:val="pt_PT" w:bidi="pt_PT"/>
         </w:rPr>
         <w:t>) sobre o amor mútuo (</w:t>
       </w:r>
-      <w:hyperlink r:id="rId131">
-        <w:r>
-          <w:rPr>
-            <w:lang w:val="pt_PT" w:bidi="pt_PT"/>
-          </w:rPr>
-          <w:rPr>
-            <w:color w:val="0000EE"/>
-            <w:u w:val="single"/>
-          </w:rPr>
-          <w:t>1Ts 4.9–12</w:t>
-        </w:r>
-      </w:hyperlink>
+      <w:r>
+        <w:rPr>
+          <w:lang w:val="pt_PT" w:bidi="pt_PT"/>
+        </w:rPr>
+        <w:t>1Ts 4.9–12</w:t>
+      </w:r>
       <w:r>
         <w:rPr>
           <w:lang w:val="pt_PT" w:bidi="pt_PT"/>
         </w:rPr>
         <w:t>), o destino dos crentes falecidos (</w:t>
       </w:r>
-      <w:hyperlink r:id="rId132">
-        <w:r>
-          <w:rPr>
-            <w:lang w:val="pt_PT" w:bidi="pt_PT"/>
-          </w:rPr>
-          <w:rPr>
-            <w:color w:val="0000EE"/>
-            <w:u w:val="single"/>
-          </w:rPr>
-          <w:t>4.13–18</w:t>
-        </w:r>
-      </w:hyperlink>
+      <w:r>
+        <w:rPr>
+          <w:lang w:val="pt_PT" w:bidi="pt_PT"/>
+        </w:rPr>
+        <w:t>4.13–18</w:t>
+      </w:r>
       <w:r>
         <w:rPr>
           <w:lang w:val="pt_PT" w:bidi="pt_PT"/>
         </w:rPr>
         <w:t>) e quando o dia do Senhor viria (</w:t>
       </w:r>
-      <w:hyperlink r:id="rId133">
-        <w:r>
-          <w:rPr>
-            <w:lang w:val="pt_PT" w:bidi="pt_PT"/>
-          </w:rPr>
-          <w:rPr>
-            <w:color w:val="0000EE"/>
-            <w:u w:val="single"/>
-          </w:rPr>
-          <w:t>5.1–11</w:t>
-        </w:r>
-      </w:hyperlink>
+      <w:r>
+        <w:rPr>
+          <w:lang w:val="pt_PT" w:bidi="pt_PT"/>
+        </w:rPr>
+        <w:t>5.1–11</w:t>
+      </w:r>
       <w:r>
         <w:rPr>
           <w:lang w:val="pt_PT" w:bidi="pt_PT"/>
@@ -5740,36 +4672,24 @@
         </w:rPr>
         <w:t xml:space="preserve">Os crentes de Tessalônica demonstraram amor por todos os crentes na província da Macedônia (Filipos e Bereia; veja também </w:t>
       </w:r>
-      <w:hyperlink r:id="rId167">
-        <w:r>
-          <w:rPr>
-            <w:lang w:val="pt_PT" w:bidi="pt_PT"/>
-          </w:rPr>
-          <w:rPr>
-            <w:color w:val="0000EE"/>
-            <w:u w:val="single"/>
-          </w:rPr>
-          <w:t>1.7–8</w:t>
-        </w:r>
-      </w:hyperlink>
+      <w:r>
+        <w:rPr>
+          <w:lang w:val="pt_PT" w:bidi="pt_PT"/>
+        </w:rPr>
+        <w:t>1.7–8</w:t>
+      </w:r>
       <w:r>
         <w:rPr>
           <w:lang w:val="pt_PT" w:bidi="pt_PT"/>
         </w:rPr>
         <w:t xml:space="preserve">) através de ajuda econômica (cf. </w:t>
       </w:r>
-      <w:hyperlink r:id="rId168">
-        <w:r>
-          <w:rPr>
-            <w:lang w:val="pt_PT" w:bidi="pt_PT"/>
-          </w:rPr>
-          <w:rPr>
-            <w:color w:val="0000EE"/>
-            <w:u w:val="single"/>
-          </w:rPr>
-          <w:t>2Co 8.1–5</w:t>
-        </w:r>
-      </w:hyperlink>
+      <w:r>
+        <w:rPr>
+          <w:lang w:val="pt_PT" w:bidi="pt_PT"/>
+        </w:rPr>
+        <w:t>2Co 8.1–5</w:t>
+      </w:r>
       <w:r>
         <w:rPr>
           <w:lang w:val="pt_PT" w:bidi="pt_PT"/>
@@ -5824,36 +4744,24 @@
         </w:rPr>
         <w:t xml:space="preserve">Viver uma vida tranquila é ser respeitável e não causar problemas na comunidade. • trabalhando com as próprias mãos: Paulo já havia instruído através de seu ensino (veja </w:t>
       </w:r>
-      <w:hyperlink r:id="rId128">
-        <w:r>
-          <w:rPr>
-            <w:lang w:val="pt_PT" w:bidi="pt_PT"/>
-          </w:rPr>
-          <w:rPr>
-            <w:color w:val="0000EE"/>
-            <w:u w:val="single"/>
-          </w:rPr>
-          <w:t>2Ts 3.10</w:t>
-        </w:r>
-      </w:hyperlink>
+      <w:r>
+        <w:rPr>
+          <w:lang w:val="pt_PT" w:bidi="pt_PT"/>
+        </w:rPr>
+        <w:t>2Ts 3.10</w:t>
+      </w:r>
       <w:r>
         <w:rPr>
           <w:lang w:val="pt_PT" w:bidi="pt_PT"/>
         </w:rPr>
         <w:t>) e exemplo pessoal (</w:t>
       </w:r>
-      <w:hyperlink r:id="rId169">
-        <w:r>
-          <w:rPr>
-            <w:lang w:val="pt_PT" w:bidi="pt_PT"/>
-          </w:rPr>
-          <w:rPr>
-            <w:color w:val="0000EE"/>
-            <w:u w:val="single"/>
-          </w:rPr>
-          <w:t>2Ts 3.7–9</w:t>
-        </w:r>
-      </w:hyperlink>
+      <w:r>
+        <w:rPr>
+          <w:lang w:val="pt_PT" w:bidi="pt_PT"/>
+        </w:rPr>
+        <w:t>2Ts 3.7–9</w:t>
+      </w:r>
       <w:r>
         <w:rPr>
           <w:lang w:val="pt_PT" w:bidi="pt_PT"/>
@@ -5908,54 +4816,36 @@
         </w:rPr>
         <w:t xml:space="preserve">A autossuficiência e o decoro conquistariam o reconhecimento e o respeito de pessoas que não são crentes (veja </w:t>
       </w:r>
-      <w:hyperlink r:id="rId170">
-        <w:r>
-          <w:rPr>
-            <w:lang w:val="pt_PT" w:bidi="pt_PT"/>
-          </w:rPr>
-          <w:rPr>
-            <w:color w:val="0000EE"/>
-            <w:u w:val="single"/>
-          </w:rPr>
-          <w:t>Rm 13.13</w:t>
-        </w:r>
-      </w:hyperlink>
-      <w:r>
-        <w:rPr>
-          <w:lang w:val="pt_PT" w:bidi="pt_PT"/>
-        </w:rPr>
-        <w:t xml:space="preserve">; </w:t>
-      </w:r>
-      <w:hyperlink r:id="rId171">
-        <w:r>
-          <w:rPr>
-            <w:lang w:val="pt_PT" w:bidi="pt_PT"/>
-          </w:rPr>
-          <w:rPr>
-            <w:color w:val="0000EE"/>
-            <w:u w:val="single"/>
-          </w:rPr>
-          <w:t>1Co 5.12–13</w:t>
-        </w:r>
-      </w:hyperlink>
-      <w:r>
-        <w:rPr>
-          <w:lang w:val="pt_PT" w:bidi="pt_PT"/>
-        </w:rPr>
-        <w:t xml:space="preserve">; </w:t>
-      </w:r>
-      <w:hyperlink r:id="rId172">
-        <w:r>
-          <w:rPr>
-            <w:lang w:val="pt_PT" w:bidi="pt_PT"/>
-          </w:rPr>
-          <w:rPr>
-            <w:color w:val="0000EE"/>
-            <w:u w:val="single"/>
-          </w:rPr>
-          <w:t>Cl 4.5</w:t>
-        </w:r>
-      </w:hyperlink>
+      <w:r>
+        <w:rPr>
+          <w:lang w:val="pt_PT" w:bidi="pt_PT"/>
+        </w:rPr>
+        <w:t>Rm 13.13</w:t>
+      </w:r>
+      <w:r>
+        <w:rPr>
+          <w:lang w:val="pt_PT" w:bidi="pt_PT"/>
+        </w:rPr>
+        <w:t xml:space="preserve">; </w:t>
+      </w:r>
+      <w:r>
+        <w:rPr>
+          <w:lang w:val="pt_PT" w:bidi="pt_PT"/>
+        </w:rPr>
+        <w:t>1Co 5.12–13</w:t>
+      </w:r>
+      <w:r>
+        <w:rPr>
+          <w:lang w:val="pt_PT" w:bidi="pt_PT"/>
+        </w:rPr>
+        <w:t xml:space="preserve">; </w:t>
+      </w:r>
+      <w:r>
+        <w:rPr>
+          <w:lang w:val="pt_PT" w:bidi="pt_PT"/>
+        </w:rPr>
+        <w:t>Cl 4.5</w:t>
+      </w:r>
       <w:r>
         <w:rPr>
           <w:lang w:val="pt_PT" w:bidi="pt_PT"/>
@@ -6023,216 +4913,144 @@
         </w:rPr>
         <w:t xml:space="preserve"> também em </w:t>
       </w:r>
-      <w:hyperlink r:id="rId39">
-        <w:r>
-          <w:rPr>
-            <w:lang w:val="pt_PT" w:bidi="pt_PT"/>
-          </w:rPr>
-          <w:rPr>
-            <w:color w:val="0000EE"/>
-            <w:u w:val="single"/>
-          </w:rPr>
-          <w:t>4.14</w:t>
-        </w:r>
-      </w:hyperlink>
+      <w:r>
+        <w:rPr>
+          <w:lang w:val="pt_PT" w:bidi="pt_PT"/>
+        </w:rPr>
+        <w:t>4.14</w:t>
+      </w:r>
       <w:r>
         <w:rPr>
           <w:lang w:val="pt_PT" w:bidi="pt_PT"/>
         </w:rPr>
         <w:t>): Dormir era um eufemismo comum para a morte na literatura grega, judaica e cristã (</w:t>
       </w:r>
-      <w:hyperlink r:id="rId173">
-        <w:r>
-          <w:rPr>
-            <w:lang w:val="pt_PT" w:bidi="pt_PT"/>
-          </w:rPr>
-          <w:rPr>
-            <w:color w:val="0000EE"/>
-            <w:u w:val="single"/>
-          </w:rPr>
-          <w:t>Dn 12.2</w:t>
-        </w:r>
-      </w:hyperlink>
-      <w:r>
-        <w:rPr>
-          <w:lang w:val="pt_PT" w:bidi="pt_PT"/>
-        </w:rPr>
-        <w:t xml:space="preserve">; </w:t>
-      </w:r>
-      <w:hyperlink r:id="rId174">
-        <w:r>
-          <w:rPr>
-            <w:lang w:val="pt_PT" w:bidi="pt_PT"/>
-          </w:rPr>
-          <w:rPr>
-            <w:color w:val="0000EE"/>
-            <w:u w:val="single"/>
-          </w:rPr>
-          <w:t>Mt 27.52</w:t>
-        </w:r>
-      </w:hyperlink>
+      <w:r>
+        <w:rPr>
+          <w:lang w:val="pt_PT" w:bidi="pt_PT"/>
+        </w:rPr>
+        <w:t>Dn 12.2</w:t>
+      </w:r>
+      <w:r>
+        <w:rPr>
+          <w:lang w:val="pt_PT" w:bidi="pt_PT"/>
+        </w:rPr>
+        <w:t xml:space="preserve">; </w:t>
+      </w:r>
+      <w:r>
+        <w:rPr>
+          <w:lang w:val="pt_PT" w:bidi="pt_PT"/>
+        </w:rPr>
+        <w:t>Mt 27.52</w:t>
+      </w:r>
       <w:r>
         <w:rPr>
           <w:lang w:val="pt_PT" w:bidi="pt_PT"/>
         </w:rPr>
         <w:t>). A existência pessoal continua após a morte (</w:t>
       </w:r>
-      <w:hyperlink r:id="rId175">
-        <w:r>
-          <w:rPr>
-            <w:lang w:val="pt_PT" w:bidi="pt_PT"/>
-          </w:rPr>
-          <w:rPr>
-            <w:color w:val="0000EE"/>
-            <w:u w:val="single"/>
-          </w:rPr>
-          <w:t>Lc 23.40–43</w:t>
-        </w:r>
-      </w:hyperlink>
-      <w:r>
-        <w:rPr>
-          <w:lang w:val="pt_PT" w:bidi="pt_PT"/>
-        </w:rPr>
-        <w:t xml:space="preserve">; </w:t>
-      </w:r>
-      <w:hyperlink r:id="rId176">
-        <w:r>
-          <w:rPr>
-            <w:lang w:val="pt_PT" w:bidi="pt_PT"/>
-          </w:rPr>
-          <w:rPr>
-            <w:color w:val="0000EE"/>
-            <w:u w:val="single"/>
-          </w:rPr>
-          <w:t>At 7.55–60</w:t>
-        </w:r>
-      </w:hyperlink>
-      <w:r>
-        <w:rPr>
-          <w:lang w:val="pt_PT" w:bidi="pt_PT"/>
-        </w:rPr>
-        <w:t xml:space="preserve">; </w:t>
-      </w:r>
-      <w:hyperlink r:id="rId177">
-        <w:r>
-          <w:rPr>
-            <w:lang w:val="pt_PT" w:bidi="pt_PT"/>
-          </w:rPr>
-          <w:rPr>
-            <w:color w:val="0000EE"/>
-            <w:u w:val="single"/>
-          </w:rPr>
-          <w:t>2Co 5.6–10</w:t>
-        </w:r>
-      </w:hyperlink>
-      <w:r>
-        <w:rPr>
-          <w:lang w:val="pt_PT" w:bidi="pt_PT"/>
-        </w:rPr>
-        <w:t xml:space="preserve">; </w:t>
-      </w:r>
-      <w:hyperlink r:id="rId178">
-        <w:r>
-          <w:rPr>
-            <w:lang w:val="pt_PT" w:bidi="pt_PT"/>
-          </w:rPr>
-          <w:rPr>
-            <w:color w:val="0000EE"/>
-            <w:u w:val="single"/>
-          </w:rPr>
-          <w:t>Fp 1.20–24</w:t>
-        </w:r>
-      </w:hyperlink>
-      <w:r>
-        <w:rPr>
-          <w:lang w:val="pt_PT" w:bidi="pt_PT"/>
-        </w:rPr>
-        <w:t xml:space="preserve">; </w:t>
-      </w:r>
-      <w:hyperlink r:id="rId179">
-        <w:r>
-          <w:rPr>
-            <w:lang w:val="pt_PT" w:bidi="pt_PT"/>
-          </w:rPr>
-          <w:rPr>
-            <w:color w:val="0000EE"/>
-            <w:u w:val="single"/>
-          </w:rPr>
-          <w:t>Ap 6.9–11</w:t>
-        </w:r>
-      </w:hyperlink>
+      <w:r>
+        <w:rPr>
+          <w:lang w:val="pt_PT" w:bidi="pt_PT"/>
+        </w:rPr>
+        <w:t>Lc 23.40–43</w:t>
+      </w:r>
+      <w:r>
+        <w:rPr>
+          <w:lang w:val="pt_PT" w:bidi="pt_PT"/>
+        </w:rPr>
+        <w:t xml:space="preserve">; </w:t>
+      </w:r>
+      <w:r>
+        <w:rPr>
+          <w:lang w:val="pt_PT" w:bidi="pt_PT"/>
+        </w:rPr>
+        <w:t>At 7.55–60</w:t>
+      </w:r>
+      <w:r>
+        <w:rPr>
+          <w:lang w:val="pt_PT" w:bidi="pt_PT"/>
+        </w:rPr>
+        <w:t xml:space="preserve">; </w:t>
+      </w:r>
+      <w:r>
+        <w:rPr>
+          <w:lang w:val="pt_PT" w:bidi="pt_PT"/>
+        </w:rPr>
+        <w:t>2Co 5.6–10</w:t>
+      </w:r>
+      <w:r>
+        <w:rPr>
+          <w:lang w:val="pt_PT" w:bidi="pt_PT"/>
+        </w:rPr>
+        <w:t xml:space="preserve">; </w:t>
+      </w:r>
+      <w:r>
+        <w:rPr>
+          <w:lang w:val="pt_PT" w:bidi="pt_PT"/>
+        </w:rPr>
+        <w:t>Fp 1.20–24</w:t>
+      </w:r>
+      <w:r>
+        <w:rPr>
+          <w:lang w:val="pt_PT" w:bidi="pt_PT"/>
+        </w:rPr>
+        <w:t xml:space="preserve">; </w:t>
+      </w:r>
+      <w:r>
+        <w:rPr>
+          <w:lang w:val="pt_PT" w:bidi="pt_PT"/>
+        </w:rPr>
+        <w:t>Ap 6.9–11</w:t>
+      </w:r>
       <w:r>
         <w:rPr>
           <w:lang w:val="pt_PT" w:bidi="pt_PT"/>
         </w:rPr>
         <w:t>); aqueles que morreram aguardam a ressurreição (</w:t>
       </w:r>
-      <w:hyperlink r:id="rId180">
-        <w:r>
-          <w:rPr>
-            <w:lang w:val="pt_PT" w:bidi="pt_PT"/>
-          </w:rPr>
-          <w:rPr>
-            <w:color w:val="0000EE"/>
-            <w:u w:val="single"/>
-          </w:rPr>
-          <w:t>1Co 15.23</w:t>
-        </w:r>
-      </w:hyperlink>
+      <w:r>
+        <w:rPr>
+          <w:lang w:val="pt_PT" w:bidi="pt_PT"/>
+        </w:rPr>
+        <w:t>1Co 15.23</w:t>
+      </w:r>
       <w:r>
         <w:rPr>
           <w:lang w:val="pt_PT" w:bidi="pt_PT"/>
         </w:rPr>
         <w:t xml:space="preserve">). • Lamentar como pessoas que não têm esperança: Cartas antigas de conforto exortavam os enlutados a não serem dominados pela tristeza porque não podiam fazer nada para evitar a morte. Paulo não proíbe o luto (cp. </w:t>
       </w:r>
-      <w:hyperlink r:id="rId181">
-        <w:r>
-          <w:rPr>
-            <w:lang w:val="pt_PT" w:bidi="pt_PT"/>
-          </w:rPr>
-          <w:rPr>
-            <w:color w:val="0000EE"/>
-            <w:u w:val="single"/>
-          </w:rPr>
-          <w:t>Jo 16.6</w:t>
-        </w:r>
-      </w:hyperlink>
+      <w:r>
+        <w:rPr>
+          <w:lang w:val="pt_PT" w:bidi="pt_PT"/>
+        </w:rPr>
+        <w:t>Jo 16.6</w:t>
+      </w:r>
       <w:r>
         <w:rPr>
           <w:lang w:val="pt_PT" w:bidi="pt_PT"/>
         </w:rPr>
         <w:t>,</w:t>
       </w:r>
-      <w:hyperlink r:id="rId182">
-        <w:r>
-          <w:rPr>
-            <w:lang w:val="pt_PT" w:bidi="pt_PT"/>
-          </w:rPr>
-          <w:rPr>
-            <w:color w:val="0000EE"/>
-            <w:u w:val="single"/>
-          </w:rPr>
-          <w:t>20</w:t>
-        </w:r>
-      </w:hyperlink>
-      <w:r>
-        <w:rPr>
-          <w:lang w:val="pt_PT" w:bidi="pt_PT"/>
-        </w:rPr>
-        <w:t xml:space="preserve">; </w:t>
-      </w:r>
-      <w:hyperlink r:id="rId183">
-        <w:r>
-          <w:rPr>
-            <w:lang w:val="pt_PT" w:bidi="pt_PT"/>
-          </w:rPr>
-          <w:rPr>
-            <w:color w:val="0000EE"/>
-            <w:u w:val="single"/>
-          </w:rPr>
-          <w:t>Fp 2.27</w:t>
-        </w:r>
-      </w:hyperlink>
+      <w:r>
+        <w:rPr>
+          <w:lang w:val="pt_PT" w:bidi="pt_PT"/>
+        </w:rPr>
+        <w:t>20</w:t>
+      </w:r>
+      <w:r>
+        <w:rPr>
+          <w:lang w:val="pt_PT" w:bidi="pt_PT"/>
+        </w:rPr>
+        <w:t xml:space="preserve">; </w:t>
+      </w:r>
+      <w:r>
+        <w:rPr>
+          <w:lang w:val="pt_PT" w:bidi="pt_PT"/>
+        </w:rPr>
+        <w:t>Fp 2.27</w:t>
+      </w:r>
       <w:r>
         <w:rPr>
           <w:lang w:val="pt_PT" w:bidi="pt_PT"/>
@@ -6300,36 +5118,24 @@
         </w:rPr>
         <w:t xml:space="preserve"> é a base para a esperança diante da morte, garantida pela ressurreição de Cristo (</w:t>
       </w:r>
-      <w:hyperlink r:id="rId184">
-        <w:r>
-          <w:rPr>
-            <w:lang w:val="pt_PT" w:bidi="pt_PT"/>
-          </w:rPr>
-          <w:rPr>
-            <w:color w:val="0000EE"/>
-            <w:u w:val="single"/>
-          </w:rPr>
-          <w:t>1Co 15</w:t>
-        </w:r>
-      </w:hyperlink>
+      <w:r>
+        <w:rPr>
+          <w:lang w:val="pt_PT" w:bidi="pt_PT"/>
+        </w:rPr>
+        <w:t>1Co 15</w:t>
+      </w:r>
       <w:r>
         <w:rPr>
           <w:lang w:val="pt_PT" w:bidi="pt_PT"/>
         </w:rPr>
         <w:t>). • Deus trará de volta refere-se à ressurreição dos crentes (</w:t>
       </w:r>
-      <w:hyperlink r:id="rId185">
-        <w:r>
-          <w:rPr>
-            <w:lang w:val="pt_PT" w:bidi="pt_PT"/>
-          </w:rPr>
-          <w:rPr>
-            <w:color w:val="0000EE"/>
-            <w:u w:val="single"/>
-          </w:rPr>
-          <w:t>1Ts 4.16</w:t>
-        </w:r>
-      </w:hyperlink>
+      <w:r>
+        <w:rPr>
+          <w:lang w:val="pt_PT" w:bidi="pt_PT"/>
+        </w:rPr>
+        <w:t>1Ts 4.16</w:t>
+      </w:r>
       <w:r>
         <w:rPr>
           <w:lang w:val="pt_PT" w:bidi="pt_PT"/>
@@ -6384,36 +5190,24 @@
         </w:rPr>
         <w:t xml:space="preserve">diretamente do Senhor: o próprio ensino de Jesus forneceu a fonte da certeza de Paulo para os tessalonicenses (veja </w:t>
       </w:r>
-      <w:hyperlink r:id="rId186">
-        <w:r>
-          <w:rPr>
-            <w:lang w:val="pt_PT" w:bidi="pt_PT"/>
-          </w:rPr>
-          <w:rPr>
-            <w:color w:val="0000EE"/>
-            <w:u w:val="single"/>
-          </w:rPr>
-          <w:t>Mt 24.29–31</w:t>
-        </w:r>
-      </w:hyperlink>
+      <w:r>
+        <w:rPr>
+          <w:lang w:val="pt_PT" w:bidi="pt_PT"/>
+        </w:rPr>
+        <w:t>Mt 24.29–31</w:t>
+      </w:r>
       <w:r>
         <w:rPr>
           <w:lang w:val="pt_PT" w:bidi="pt_PT"/>
         </w:rPr>
         <w:t>,</w:t>
       </w:r>
-      <w:hyperlink r:id="rId187">
-        <w:r>
-          <w:rPr>
-            <w:lang w:val="pt_PT" w:bidi="pt_PT"/>
-          </w:rPr>
-          <w:rPr>
-            <w:color w:val="0000EE"/>
-            <w:u w:val="single"/>
-          </w:rPr>
-          <w:t>40–41</w:t>
-        </w:r>
-      </w:hyperlink>
+      <w:r>
+        <w:rPr>
+          <w:lang w:val="pt_PT" w:bidi="pt_PT"/>
+        </w:rPr>
+        <w:t>40–41</w:t>
+      </w:r>
       <w:r>
         <w:rPr>
           <w:lang w:val="pt_PT" w:bidi="pt_PT"/>
@@ -6433,18 +5227,12 @@
         </w:rPr>
         <w:t xml:space="preserve">) comumente usado para descrever a chegada do Imperador a uma cidade com grande pompa e celebração (veja </w:t>
       </w:r>
-      <w:hyperlink r:id="rId188">
-        <w:r>
-          <w:rPr>
-            <w:lang w:val="pt_PT" w:bidi="pt_PT"/>
-          </w:rPr>
-          <w:rPr>
-            <w:color w:val="0000EE"/>
-            <w:u w:val="single"/>
-          </w:rPr>
-          <w:t>1Ts 4.17</w:t>
-        </w:r>
-      </w:hyperlink>
+      <w:r>
+        <w:rPr>
+          <w:lang w:val="pt_PT" w:bidi="pt_PT"/>
+        </w:rPr>
+        <w:t>1Ts 4.17</w:t>
+      </w:r>
       <w:r>
         <w:rPr>
           <w:lang w:val="pt_PT" w:bidi="pt_PT"/>
@@ -6499,72 +5287,48 @@
         </w:rPr>
         <w:t>com o toque da trombeta de Deus: A trombeta de Deus anunciará a ressurreição, assim como anteriormente anunciou o resgate de Israel (</w:t>
       </w:r>
-      <w:hyperlink r:id="rId189">
-        <w:r>
-          <w:rPr>
-            <w:lang w:val="pt_PT" w:bidi="pt_PT"/>
-          </w:rPr>
-          <w:rPr>
-            <w:color w:val="0000EE"/>
-            <w:u w:val="single"/>
-          </w:rPr>
-          <w:t>Sf 1.16</w:t>
-        </w:r>
-      </w:hyperlink>
-      <w:r>
-        <w:rPr>
-          <w:lang w:val="pt_PT" w:bidi="pt_PT"/>
-        </w:rPr>
-        <w:t xml:space="preserve">; </w:t>
-      </w:r>
-      <w:hyperlink r:id="rId190">
-        <w:r>
-          <w:rPr>
-            <w:lang w:val="pt_PT" w:bidi="pt_PT"/>
-          </w:rPr>
-          <w:rPr>
-            <w:color w:val="0000EE"/>
-            <w:u w:val="single"/>
-          </w:rPr>
-          <w:t>Zc 9.14</w:t>
-        </w:r>
-      </w:hyperlink>
+      <w:r>
+        <w:rPr>
+          <w:lang w:val="pt_PT" w:bidi="pt_PT"/>
+        </w:rPr>
+        <w:t>Sf 1.16</w:t>
+      </w:r>
+      <w:r>
+        <w:rPr>
+          <w:lang w:val="pt_PT" w:bidi="pt_PT"/>
+        </w:rPr>
+        <w:t xml:space="preserve">; </w:t>
+      </w:r>
+      <w:r>
+        <w:rPr>
+          <w:lang w:val="pt_PT" w:bidi="pt_PT"/>
+        </w:rPr>
+        <w:t>Zc 9.14</w:t>
+      </w:r>
       <w:r>
         <w:rPr>
           <w:lang w:val="pt_PT" w:bidi="pt_PT"/>
         </w:rPr>
         <w:t>). No futuro, anunciará a reunião do povo escolhido de Deus de “um lado do mundo até o outro” (</w:t>
       </w:r>
-      <w:hyperlink r:id="rId191">
-        <w:r>
-          <w:rPr>
-            <w:lang w:val="pt_PT" w:bidi="pt_PT"/>
-          </w:rPr>
-          <w:rPr>
-            <w:color w:val="0000EE"/>
-            <w:u w:val="single"/>
-          </w:rPr>
-          <w:t>Mt 24.31</w:t>
-        </w:r>
-      </w:hyperlink>
+      <w:r>
+        <w:rPr>
+          <w:lang w:val="pt_PT" w:bidi="pt_PT"/>
+        </w:rPr>
+        <w:t>Mt 24.31</w:t>
+      </w:r>
       <w:r>
         <w:rPr>
           <w:lang w:val="pt_PT" w:bidi="pt_PT"/>
         </w:rPr>
         <w:t xml:space="preserve">; cf. </w:t>
       </w:r>
-      <w:hyperlink r:id="rId192">
-        <w:r>
-          <w:rPr>
-            <w:lang w:val="pt_PT" w:bidi="pt_PT"/>
-          </w:rPr>
-          <w:rPr>
-            <w:color w:val="0000EE"/>
-            <w:u w:val="single"/>
-          </w:rPr>
-          <w:t>1Co 15.52</w:t>
-        </w:r>
-      </w:hyperlink>
+      <w:r>
+        <w:rPr>
+          <w:lang w:val="pt_PT" w:bidi="pt_PT"/>
+        </w:rPr>
+        <w:t>1Co 15.52</w:t>
+      </w:r>
       <w:r>
         <w:rPr>
           <w:lang w:val="pt_PT" w:bidi="pt_PT"/>
@@ -6619,54 +5383,36 @@
         </w:rPr>
         <w:t>encontrar: Isso alude ao costume de enviar uma delegação oficial para saudar um dignitário visitante e acompanhá-lo enquanto ele entra na cidade (</w:t>
       </w:r>
-      <w:hyperlink r:id="rId193">
-        <w:r>
-          <w:rPr>
-            <w:lang w:val="pt_PT" w:bidi="pt_PT"/>
-          </w:rPr>
-          <w:rPr>
-            <w:color w:val="0000EE"/>
-            <w:u w:val="single"/>
-          </w:rPr>
-          <w:t>Mt 25.6</w:t>
-        </w:r>
-      </w:hyperlink>
+      <w:r>
+        <w:rPr>
+          <w:lang w:val="pt_PT" w:bidi="pt_PT"/>
+        </w:rPr>
+        <w:t>Mt 25.6</w:t>
+      </w:r>
       <w:r>
         <w:rPr>
           <w:lang w:val="pt_PT" w:bidi="pt_PT"/>
         </w:rPr>
         <w:t>,</w:t>
       </w:r>
-      <w:hyperlink r:id="rId194">
-        <w:r>
-          <w:rPr>
-            <w:lang w:val="pt_PT" w:bidi="pt_PT"/>
-          </w:rPr>
-          <w:rPr>
-            <w:color w:val="0000EE"/>
-            <w:u w:val="single"/>
-          </w:rPr>
-          <w:t>10</w:t>
-        </w:r>
-      </w:hyperlink>
-      <w:r>
-        <w:rPr>
-          <w:lang w:val="pt_PT" w:bidi="pt_PT"/>
-        </w:rPr>
-        <w:t xml:space="preserve">; </w:t>
-      </w:r>
-      <w:hyperlink r:id="rId195">
-        <w:r>
-          <w:rPr>
-            <w:lang w:val="pt_PT" w:bidi="pt_PT"/>
-          </w:rPr>
-          <w:rPr>
-            <w:color w:val="0000EE"/>
-            <w:u w:val="single"/>
-          </w:rPr>
-          <w:t>At 28.15–16</w:t>
-        </w:r>
-      </w:hyperlink>
+      <w:r>
+        <w:rPr>
+          <w:lang w:val="pt_PT" w:bidi="pt_PT"/>
+        </w:rPr>
+        <w:t>10</w:t>
+      </w:r>
+      <w:r>
+        <w:rPr>
+          <w:lang w:val="pt_PT" w:bidi="pt_PT"/>
+        </w:rPr>
+        <w:t xml:space="preserve">; </w:t>
+      </w:r>
+      <w:r>
+        <w:rPr>
+          <w:lang w:val="pt_PT" w:bidi="pt_PT"/>
+        </w:rPr>
+        <w:t>At 28.15–16</w:t>
+      </w:r>
       <w:r>
         <w:rPr>
           <w:lang w:val="pt_PT" w:bidi="pt_PT"/>
@@ -6769,90 +5515,60 @@
         </w:rPr>
         <w:t>Perguntas sobre como e quando tudo isso acontecerá ocuparam os pensamentos tanto de judeus quanto de cristãos (</w:t>
       </w:r>
-      <w:hyperlink r:id="rId196">
-        <w:r>
-          <w:rPr>
-            <w:lang w:val="pt_PT" w:bidi="pt_PT"/>
-          </w:rPr>
-          <w:rPr>
-            <w:color w:val="0000EE"/>
-            <w:u w:val="single"/>
-          </w:rPr>
-          <w:t>Dn 12.6</w:t>
-        </w:r>
-      </w:hyperlink>
-      <w:r>
-        <w:rPr>
-          <w:lang w:val="pt_PT" w:bidi="pt_PT"/>
-        </w:rPr>
-        <w:t xml:space="preserve">; </w:t>
-      </w:r>
-      <w:hyperlink r:id="rId197">
-        <w:r>
-          <w:rPr>
-            <w:lang w:val="pt_PT" w:bidi="pt_PT"/>
-          </w:rPr>
-          <w:rPr>
-            <w:color w:val="0000EE"/>
-            <w:u w:val="single"/>
-          </w:rPr>
-          <w:t>Mt 24.3</w:t>
-        </w:r>
-      </w:hyperlink>
-      <w:r>
-        <w:rPr>
-          <w:lang w:val="pt_PT" w:bidi="pt_PT"/>
-        </w:rPr>
-        <w:t xml:space="preserve">; </w:t>
-      </w:r>
-      <w:hyperlink r:id="rId198">
-        <w:r>
-          <w:rPr>
-            <w:lang w:val="pt_PT" w:bidi="pt_PT"/>
-          </w:rPr>
-          <w:rPr>
-            <w:color w:val="0000EE"/>
-            <w:u w:val="single"/>
-          </w:rPr>
-          <w:t>Lc 17.20</w:t>
-        </w:r>
-      </w:hyperlink>
-      <w:r>
-        <w:rPr>
-          <w:lang w:val="pt_PT" w:bidi="pt_PT"/>
-        </w:rPr>
-        <w:t xml:space="preserve">; </w:t>
-      </w:r>
-      <w:hyperlink r:id="rId199">
-        <w:r>
-          <w:rPr>
-            <w:lang w:val="pt_PT" w:bidi="pt_PT"/>
-          </w:rPr>
-          <w:rPr>
-            <w:color w:val="0000EE"/>
-            <w:u w:val="single"/>
-          </w:rPr>
-          <w:t>At 1.6</w:t>
-        </w:r>
-      </w:hyperlink>
-      <w:r>
-        <w:rPr>
-          <w:lang w:val="pt_PT" w:bidi="pt_PT"/>
-        </w:rPr>
-        <w:t xml:space="preserve">; </w:t>
-      </w:r>
-      <w:hyperlink r:id="rId200">
-        <w:r>
-          <w:rPr>
-            <w:lang w:val="pt_PT" w:bidi="pt_PT"/>
-          </w:rPr>
-          <w:rPr>
-            <w:color w:val="0000EE"/>
-            <w:u w:val="single"/>
-          </w:rPr>
-          <w:t>1Pe 1.10–11</w:t>
-        </w:r>
-      </w:hyperlink>
+      <w:r>
+        <w:rPr>
+          <w:lang w:val="pt_PT" w:bidi="pt_PT"/>
+        </w:rPr>
+        <w:t>Dn 12.6</w:t>
+      </w:r>
+      <w:r>
+        <w:rPr>
+          <w:lang w:val="pt_PT" w:bidi="pt_PT"/>
+        </w:rPr>
+        <w:t xml:space="preserve">; </w:t>
+      </w:r>
+      <w:r>
+        <w:rPr>
+          <w:lang w:val="pt_PT" w:bidi="pt_PT"/>
+        </w:rPr>
+        <w:t>Mt 24.3</w:t>
+      </w:r>
+      <w:r>
+        <w:rPr>
+          <w:lang w:val="pt_PT" w:bidi="pt_PT"/>
+        </w:rPr>
+        <w:t xml:space="preserve">; </w:t>
+      </w:r>
+      <w:r>
+        <w:rPr>
+          <w:lang w:val="pt_PT" w:bidi="pt_PT"/>
+        </w:rPr>
+        <w:t>Lc 17.20</w:t>
+      </w:r>
+      <w:r>
+        <w:rPr>
+          <w:lang w:val="pt_PT" w:bidi="pt_PT"/>
+        </w:rPr>
+        <w:t xml:space="preserve">; </w:t>
+      </w:r>
+      <w:r>
+        <w:rPr>
+          <w:lang w:val="pt_PT" w:bidi="pt_PT"/>
+        </w:rPr>
+        <w:t>At 1.6</w:t>
+      </w:r>
+      <w:r>
+        <w:rPr>
+          <w:lang w:val="pt_PT" w:bidi="pt_PT"/>
+        </w:rPr>
+        <w:t xml:space="preserve">; </w:t>
+      </w:r>
+      <w:r>
+        <w:rPr>
+          <w:lang w:val="pt_PT" w:bidi="pt_PT"/>
+        </w:rPr>
+        <w:t>1Pe 1.10–11</w:t>
+      </w:r>
       <w:r>
         <w:rPr>
           <w:lang w:val="pt_PT" w:bidi="pt_PT"/>
@@ -6907,216 +5623,144 @@
         </w:rPr>
         <w:t>Pois vocês sabem muito bem: Paulo os lembra do ensinamento que já haviam recebido (</w:t>
       </w:r>
-      <w:hyperlink r:id="rId28">
-        <w:r>
-          <w:rPr>
-            <w:lang w:val="pt_PT" w:bidi="pt_PT"/>
-          </w:rPr>
-          <w:rPr>
-            <w:color w:val="0000EE"/>
-            <w:u w:val="single"/>
-          </w:rPr>
-          <w:t>3.3–4</w:t>
-        </w:r>
-      </w:hyperlink>
+      <w:r>
+        <w:rPr>
+          <w:lang w:val="pt_PT" w:bidi="pt_PT"/>
+        </w:rPr>
+        <w:t>3.3–4</w:t>
+      </w:r>
       <w:r>
         <w:rPr>
           <w:lang w:val="pt_PT" w:bidi="pt_PT"/>
         </w:rPr>
         <w:t>). • O dia do retorno do Senhor é o momento em que Deus virá para julgar a humanidade (</w:t>
       </w:r>
-      <w:hyperlink r:id="rId201">
-        <w:r>
-          <w:rPr>
-            <w:lang w:val="pt_PT" w:bidi="pt_PT"/>
-          </w:rPr>
-          <w:rPr>
-            <w:color w:val="0000EE"/>
-            <w:u w:val="single"/>
-          </w:rPr>
-          <w:t>Is 13.6</w:t>
-        </w:r>
-      </w:hyperlink>
+      <w:r>
+        <w:rPr>
+          <w:lang w:val="pt_PT" w:bidi="pt_PT"/>
+        </w:rPr>
+        <w:t>Is 13.6</w:t>
+      </w:r>
       <w:r>
         <w:rPr>
           <w:lang w:val="pt_PT" w:bidi="pt_PT"/>
         </w:rPr>
         <w:t>,</w:t>
       </w:r>
-      <w:hyperlink r:id="rId202">
-        <w:r>
-          <w:rPr>
-            <w:lang w:val="pt_PT" w:bidi="pt_PT"/>
-          </w:rPr>
-          <w:rPr>
-            <w:color w:val="0000EE"/>
-            <w:u w:val="single"/>
-          </w:rPr>
-          <w:t>9</w:t>
-        </w:r>
-      </w:hyperlink>
-      <w:r>
-        <w:rPr>
-          <w:lang w:val="pt_PT" w:bidi="pt_PT"/>
-        </w:rPr>
-        <w:t xml:space="preserve">; </w:t>
-      </w:r>
-      <w:hyperlink r:id="rId203">
-        <w:r>
-          <w:rPr>
-            <w:lang w:val="pt_PT" w:bidi="pt_PT"/>
-          </w:rPr>
-          <w:rPr>
-            <w:color w:val="0000EE"/>
-            <w:u w:val="single"/>
-          </w:rPr>
-          <w:t>Ez 30.3</w:t>
-        </w:r>
-      </w:hyperlink>
+      <w:r>
+        <w:rPr>
+          <w:lang w:val="pt_PT" w:bidi="pt_PT"/>
+        </w:rPr>
+        <w:t>9</w:t>
+      </w:r>
+      <w:r>
+        <w:rPr>
+          <w:lang w:val="pt_PT" w:bidi="pt_PT"/>
+        </w:rPr>
+        <w:t xml:space="preserve">; </w:t>
+      </w:r>
+      <w:r>
+        <w:rPr>
+          <w:lang w:val="pt_PT" w:bidi="pt_PT"/>
+        </w:rPr>
+        <w:t>Ez 30.3</w:t>
+      </w:r>
       <w:r>
         <w:rPr>
           <w:lang w:val="pt_PT" w:bidi="pt_PT"/>
         </w:rPr>
         <w:t>) e salvar seu povo (</w:t>
       </w:r>
-      <w:hyperlink r:id="rId204">
-        <w:r>
-          <w:rPr>
-            <w:lang w:val="pt_PT" w:bidi="pt_PT"/>
-          </w:rPr>
-          <w:rPr>
-            <w:color w:val="0000EE"/>
-            <w:u w:val="single"/>
-          </w:rPr>
-          <w:t>Jl 2.21–32</w:t>
-        </w:r>
-      </w:hyperlink>
-      <w:r>
-        <w:rPr>
-          <w:lang w:val="pt_PT" w:bidi="pt_PT"/>
-        </w:rPr>
-        <w:t xml:space="preserve">; </w:t>
-      </w:r>
-      <w:hyperlink r:id="rId205">
-        <w:r>
-          <w:rPr>
-            <w:lang w:val="pt_PT" w:bidi="pt_PT"/>
-          </w:rPr>
-          <w:rPr>
-            <w:color w:val="0000EE"/>
-            <w:u w:val="single"/>
-          </w:rPr>
-          <w:t>3.18</w:t>
-        </w:r>
-      </w:hyperlink>
-      <w:r>
-        <w:rPr>
-          <w:lang w:val="pt_PT" w:bidi="pt_PT"/>
-        </w:rPr>
-        <w:t xml:space="preserve">; </w:t>
-      </w:r>
-      <w:hyperlink r:id="rId206">
-        <w:r>
-          <w:rPr>
-            <w:lang w:val="pt_PT" w:bidi="pt_PT"/>
-          </w:rPr>
-          <w:rPr>
-            <w:color w:val="0000EE"/>
-            <w:u w:val="single"/>
-          </w:rPr>
-          <w:t>Zc 14</w:t>
-        </w:r>
-      </w:hyperlink>
+      <w:r>
+        <w:rPr>
+          <w:lang w:val="pt_PT" w:bidi="pt_PT"/>
+        </w:rPr>
+        <w:t>Jl 2.21–32</w:t>
+      </w:r>
+      <w:r>
+        <w:rPr>
+          <w:lang w:val="pt_PT" w:bidi="pt_PT"/>
+        </w:rPr>
+        <w:t xml:space="preserve">; </w:t>
+      </w:r>
+      <w:r>
+        <w:rPr>
+          <w:lang w:val="pt_PT" w:bidi="pt_PT"/>
+        </w:rPr>
+        <w:t>3.18</w:t>
+      </w:r>
+      <w:r>
+        <w:rPr>
+          <w:lang w:val="pt_PT" w:bidi="pt_PT"/>
+        </w:rPr>
+        <w:t xml:space="preserve">; </w:t>
+      </w:r>
+      <w:r>
+        <w:rPr>
+          <w:lang w:val="pt_PT" w:bidi="pt_PT"/>
+        </w:rPr>
+        <w:t>Zc 14</w:t>
+      </w:r>
       <w:r>
         <w:rPr>
           <w:lang w:val="pt_PT" w:bidi="pt_PT"/>
         </w:rPr>
         <w:t xml:space="preserve">). • como um ladrão à noite: Cf. </w:t>
       </w:r>
-      <w:hyperlink r:id="rId207">
-        <w:r>
-          <w:rPr>
-            <w:lang w:val="pt_PT" w:bidi="pt_PT"/>
-          </w:rPr>
-          <w:rPr>
-            <w:color w:val="0000EE"/>
-            <w:u w:val="single"/>
-          </w:rPr>
-          <w:t>Mt 24.43–44</w:t>
-        </w:r>
-      </w:hyperlink>
-      <w:r>
-        <w:rPr>
-          <w:lang w:val="pt_PT" w:bidi="pt_PT"/>
-        </w:rPr>
-        <w:t xml:space="preserve">; </w:t>
-      </w:r>
-      <w:hyperlink r:id="rId208">
-        <w:r>
-          <w:rPr>
-            <w:lang w:val="pt_PT" w:bidi="pt_PT"/>
-          </w:rPr>
-          <w:rPr>
-            <w:color w:val="0000EE"/>
-            <w:u w:val="single"/>
-          </w:rPr>
-          <w:t>Lc 12.39–40</w:t>
-        </w:r>
-      </w:hyperlink>
-      <w:r>
-        <w:rPr>
-          <w:lang w:val="pt_PT" w:bidi="pt_PT"/>
-        </w:rPr>
-        <w:t xml:space="preserve">; </w:t>
-      </w:r>
-      <w:hyperlink r:id="rId209">
-        <w:r>
-          <w:rPr>
-            <w:lang w:val="pt_PT" w:bidi="pt_PT"/>
-          </w:rPr>
-          <w:rPr>
-            <w:color w:val="0000EE"/>
-            <w:u w:val="single"/>
-          </w:rPr>
-          <w:t>2Pe 3.10</w:t>
-        </w:r>
-      </w:hyperlink>
-      <w:r>
-        <w:rPr>
-          <w:lang w:val="pt_PT" w:bidi="pt_PT"/>
-        </w:rPr>
-        <w:t xml:space="preserve">; </w:t>
-      </w:r>
-      <w:hyperlink r:id="rId210">
-        <w:r>
-          <w:rPr>
-            <w:lang w:val="pt_PT" w:bidi="pt_PT"/>
-          </w:rPr>
-          <w:rPr>
-            <w:color w:val="0000EE"/>
-            <w:u w:val="single"/>
-          </w:rPr>
-          <w:t>Ap 3.3</w:t>
-        </w:r>
-      </w:hyperlink>
-      <w:r>
-        <w:rPr>
-          <w:lang w:val="pt_PT" w:bidi="pt_PT"/>
-        </w:rPr>
-        <w:t xml:space="preserve">; </w:t>
-      </w:r>
-      <w:hyperlink r:id="rId211">
-        <w:r>
-          <w:rPr>
-            <w:lang w:val="pt_PT" w:bidi="pt_PT"/>
-          </w:rPr>
-          <w:rPr>
-            <w:color w:val="0000EE"/>
-            <w:u w:val="single"/>
-          </w:rPr>
-          <w:t>16.15</w:t>
-        </w:r>
-      </w:hyperlink>
+      <w:r>
+        <w:rPr>
+          <w:lang w:val="pt_PT" w:bidi="pt_PT"/>
+        </w:rPr>
+        <w:t>Mt 24.43–44</w:t>
+      </w:r>
+      <w:r>
+        <w:rPr>
+          <w:lang w:val="pt_PT" w:bidi="pt_PT"/>
+        </w:rPr>
+        <w:t xml:space="preserve">; </w:t>
+      </w:r>
+      <w:r>
+        <w:rPr>
+          <w:lang w:val="pt_PT" w:bidi="pt_PT"/>
+        </w:rPr>
+        <w:t>Lc 12.39–40</w:t>
+      </w:r>
+      <w:r>
+        <w:rPr>
+          <w:lang w:val="pt_PT" w:bidi="pt_PT"/>
+        </w:rPr>
+        <w:t xml:space="preserve">; </w:t>
+      </w:r>
+      <w:r>
+        <w:rPr>
+          <w:lang w:val="pt_PT" w:bidi="pt_PT"/>
+        </w:rPr>
+        <w:t>2Pe 3.10</w:t>
+      </w:r>
+      <w:r>
+        <w:rPr>
+          <w:lang w:val="pt_PT" w:bidi="pt_PT"/>
+        </w:rPr>
+        <w:t xml:space="preserve">; </w:t>
+      </w:r>
+      <w:r>
+        <w:rPr>
+          <w:lang w:val="pt_PT" w:bidi="pt_PT"/>
+        </w:rPr>
+        <w:t>Ap 3.3</w:t>
+      </w:r>
+      <w:r>
+        <w:rPr>
+          <w:lang w:val="pt_PT" w:bidi="pt_PT"/>
+        </w:rPr>
+        <w:t xml:space="preserve">; </w:t>
+      </w:r>
+      <w:r>
+        <w:rPr>
+          <w:lang w:val="pt_PT" w:bidi="pt_PT"/>
+        </w:rPr>
+        <w:t>16.15</w:t>
+      </w:r>
       <w:r>
         <w:rPr>
           <w:lang w:val="pt_PT" w:bidi="pt_PT"/>
@@ -7293,108 +5937,72 @@
         </w:rPr>
         <w:t xml:space="preserve"> os crentes de Tessalônica foram salvos das trevas (</w:t>
       </w:r>
-      <w:hyperlink r:id="rId212">
-        <w:r>
-          <w:rPr>
-            <w:lang w:val="pt_PT" w:bidi="pt_PT"/>
-          </w:rPr>
-          <w:rPr>
-            <w:color w:val="0000EE"/>
-            <w:u w:val="single"/>
-          </w:rPr>
-          <w:t>Jo 12.36</w:t>
-        </w:r>
-      </w:hyperlink>
-      <w:r>
-        <w:rPr>
-          <w:lang w:val="pt_PT" w:bidi="pt_PT"/>
-        </w:rPr>
-        <w:t xml:space="preserve">; </w:t>
-      </w:r>
-      <w:hyperlink r:id="rId213">
-        <w:r>
-          <w:rPr>
-            <w:lang w:val="pt_PT" w:bidi="pt_PT"/>
-          </w:rPr>
-          <w:rPr>
-            <w:color w:val="0000EE"/>
-            <w:u w:val="single"/>
-          </w:rPr>
-          <w:t>At 26.18</w:t>
-        </w:r>
-      </w:hyperlink>
-      <w:r>
-        <w:rPr>
-          <w:lang w:val="pt_PT" w:bidi="pt_PT"/>
-        </w:rPr>
-        <w:t xml:space="preserve">; </w:t>
-      </w:r>
-      <w:hyperlink r:id="rId214">
-        <w:r>
-          <w:rPr>
-            <w:lang w:val="pt_PT" w:bidi="pt_PT"/>
-          </w:rPr>
-          <w:rPr>
-            <w:color w:val="0000EE"/>
-            <w:u w:val="single"/>
-          </w:rPr>
-          <w:t>Ef 5.8</w:t>
-        </w:r>
-      </w:hyperlink>
-      <w:r>
-        <w:rPr>
-          <w:lang w:val="pt_PT" w:bidi="pt_PT"/>
-        </w:rPr>
-        <w:t xml:space="preserve">; </w:t>
-      </w:r>
-      <w:hyperlink r:id="rId215">
-        <w:r>
-          <w:rPr>
-            <w:lang w:val="pt_PT" w:bidi="pt_PT"/>
-          </w:rPr>
-          <w:rPr>
-            <w:color w:val="0000EE"/>
-            <w:u w:val="single"/>
-          </w:rPr>
-          <w:t>1Pe 2.9</w:t>
-        </w:r>
-      </w:hyperlink>
+      <w:r>
+        <w:rPr>
+          <w:lang w:val="pt_PT" w:bidi="pt_PT"/>
+        </w:rPr>
+        <w:t>Jo 12.36</w:t>
+      </w:r>
+      <w:r>
+        <w:rPr>
+          <w:lang w:val="pt_PT" w:bidi="pt_PT"/>
+        </w:rPr>
+        <w:t xml:space="preserve">; </w:t>
+      </w:r>
+      <w:r>
+        <w:rPr>
+          <w:lang w:val="pt_PT" w:bidi="pt_PT"/>
+        </w:rPr>
+        <w:t>At 26.18</w:t>
+      </w:r>
+      <w:r>
+        <w:rPr>
+          <w:lang w:val="pt_PT" w:bidi="pt_PT"/>
+        </w:rPr>
+        <w:t xml:space="preserve">; </w:t>
+      </w:r>
+      <w:r>
+        <w:rPr>
+          <w:lang w:val="pt_PT" w:bidi="pt_PT"/>
+        </w:rPr>
+        <w:t>Ef 5.8</w:t>
+      </w:r>
+      <w:r>
+        <w:rPr>
+          <w:lang w:val="pt_PT" w:bidi="pt_PT"/>
+        </w:rPr>
+        <w:t xml:space="preserve">; </w:t>
+      </w:r>
+      <w:r>
+        <w:rPr>
+          <w:lang w:val="pt_PT" w:bidi="pt_PT"/>
+        </w:rPr>
+        <w:t>1Pe 2.9</w:t>
+      </w:r>
       <w:r>
         <w:rPr>
           <w:lang w:val="pt_PT" w:bidi="pt_PT"/>
         </w:rPr>
         <w:t>). • do dia: Eles pertencem à nova ordem de Deus (</w:t>
       </w:r>
-      <w:hyperlink r:id="rId216">
-        <w:r>
-          <w:rPr>
-            <w:lang w:val="pt_PT" w:bidi="pt_PT"/>
-          </w:rPr>
-          <w:rPr>
-            <w:color w:val="0000EE"/>
-            <w:u w:val="single"/>
-          </w:rPr>
-          <w:t>Rm 13.12</w:t>
-        </w:r>
-      </w:hyperlink>
+      <w:r>
+        <w:rPr>
+          <w:lang w:val="pt_PT" w:bidi="pt_PT"/>
+        </w:rPr>
+        <w:t>Rm 13.12</w:t>
+      </w:r>
       <w:r>
         <w:rPr>
           <w:lang w:val="pt_PT" w:bidi="pt_PT"/>
         </w:rPr>
         <w:t xml:space="preserve">). • trevas e noite: Estes se referem a uma vida imoral (veja </w:t>
       </w:r>
-      <w:hyperlink r:id="rId217">
-        <w:r>
-          <w:rPr>
-            <w:lang w:val="pt_PT" w:bidi="pt_PT"/>
-          </w:rPr>
-          <w:rPr>
-            <w:color w:val="0000EE"/>
-            <w:u w:val="single"/>
-          </w:rPr>
-          <w:t>1Ts 5.6–8</w:t>
-        </w:r>
-      </w:hyperlink>
+      <w:r>
+        <w:rPr>
+          <w:lang w:val="pt_PT" w:bidi="pt_PT"/>
+        </w:rPr>
+        <w:t>1Ts 5.6–8</w:t>
+      </w:r>
       <w:r>
         <w:rPr>
           <w:lang w:val="pt_PT" w:bidi="pt_PT"/>
@@ -7449,72 +6057,48 @@
         </w:rPr>
         <w:t>Fiquem alertas e mantenham a mente clara, ecoando o chamado de Jesus para estarem moralmente preparados, pois os discípulos não saberão o dia de seu retorno (</w:t>
       </w:r>
-      <w:hyperlink r:id="rId218">
-        <w:r>
-          <w:rPr>
-            <w:lang w:val="pt_PT" w:bidi="pt_PT"/>
-          </w:rPr>
-          <w:rPr>
-            <w:color w:val="0000EE"/>
-            <w:u w:val="single"/>
-          </w:rPr>
-          <w:t>Mt 24.42</w:t>
-        </w:r>
-      </w:hyperlink>
+      <w:r>
+        <w:rPr>
+          <w:lang w:val="pt_PT" w:bidi="pt_PT"/>
+        </w:rPr>
+        <w:t>Mt 24.42</w:t>
+      </w:r>
       <w:r>
         <w:rPr>
           <w:lang w:val="pt_PT" w:bidi="pt_PT"/>
         </w:rPr>
         <w:t>,</w:t>
       </w:r>
-      <w:hyperlink r:id="rId219">
-        <w:r>
-          <w:rPr>
-            <w:lang w:val="pt_PT" w:bidi="pt_PT"/>
-          </w:rPr>
-          <w:rPr>
-            <w:color w:val="0000EE"/>
-            <w:u w:val="single"/>
-          </w:rPr>
-          <w:t>44</w:t>
-        </w:r>
-      </w:hyperlink>
-      <w:r>
-        <w:rPr>
-          <w:lang w:val="pt_PT" w:bidi="pt_PT"/>
-        </w:rPr>
-        <w:t xml:space="preserve">; </w:t>
-      </w:r>
-      <w:hyperlink r:id="rId220">
-        <w:r>
-          <w:rPr>
-            <w:lang w:val="pt_PT" w:bidi="pt_PT"/>
-          </w:rPr>
-          <w:rPr>
-            <w:color w:val="0000EE"/>
-            <w:u w:val="single"/>
-          </w:rPr>
-          <w:t>25.13</w:t>
-        </w:r>
-      </w:hyperlink>
+      <w:r>
+        <w:rPr>
+          <w:lang w:val="pt_PT" w:bidi="pt_PT"/>
+        </w:rPr>
+        <w:t>44</w:t>
+      </w:r>
+      <w:r>
+        <w:rPr>
+          <w:lang w:val="pt_PT" w:bidi="pt_PT"/>
+        </w:rPr>
+        <w:t xml:space="preserve">; </w:t>
+      </w:r>
+      <w:r>
+        <w:rPr>
+          <w:lang w:val="pt_PT" w:bidi="pt_PT"/>
+        </w:rPr>
+        <w:t>25.13</w:t>
+      </w:r>
       <w:r>
         <w:rPr>
           <w:lang w:val="pt_PT" w:bidi="pt_PT"/>
         </w:rPr>
         <w:t xml:space="preserve">; cf. </w:t>
       </w:r>
-      <w:hyperlink r:id="rId221">
-        <w:r>
-          <w:rPr>
-            <w:lang w:val="pt_PT" w:bidi="pt_PT"/>
-          </w:rPr>
-          <w:rPr>
-            <w:color w:val="0000EE"/>
-            <w:u w:val="single"/>
-          </w:rPr>
-          <w:t>1Pe 1.13</w:t>
-        </w:r>
-      </w:hyperlink>
+      <w:r>
+        <w:rPr>
+          <w:lang w:val="pt_PT" w:bidi="pt_PT"/>
+        </w:rPr>
+        <w:t>1Pe 1.13</w:t>
+      </w:r>
       <w:r>
         <w:rPr>
           <w:lang w:val="pt_PT" w:bidi="pt_PT"/>
@@ -7569,54 +6153,36 @@
         </w:rPr>
         <w:t>O sono refere-se à indiferença moral (</w:t>
       </w:r>
-      <w:hyperlink r:id="rId222">
-        <w:r>
-          <w:rPr>
-            <w:lang w:val="pt_PT" w:bidi="pt_PT"/>
-          </w:rPr>
-          <w:rPr>
-            <w:color w:val="0000EE"/>
-            <w:u w:val="single"/>
-          </w:rPr>
-          <w:t>5.6</w:t>
-        </w:r>
-      </w:hyperlink>
+      <w:r>
+        <w:rPr>
+          <w:lang w:val="pt_PT" w:bidi="pt_PT"/>
+        </w:rPr>
+        <w:t>5.6</w:t>
+      </w:r>
       <w:r>
         <w:rPr>
           <w:lang w:val="pt_PT" w:bidi="pt_PT"/>
         </w:rPr>
         <w:t>), e estar bêbado é uma metáfora para aqueles que não exercem autocontrole; eles serão surpreendidos pelo dia do Senhor (</w:t>
       </w:r>
-      <w:hyperlink r:id="rId223">
-        <w:r>
-          <w:rPr>
-            <w:lang w:val="pt_PT" w:bidi="pt_PT"/>
-          </w:rPr>
-          <w:rPr>
-            <w:color w:val="0000EE"/>
-            <w:u w:val="single"/>
-          </w:rPr>
-          <w:t>5.4</w:t>
-        </w:r>
-      </w:hyperlink>
-      <w:r>
-        <w:rPr>
-          <w:lang w:val="pt_PT" w:bidi="pt_PT"/>
-        </w:rPr>
-        <w:t xml:space="preserve">; </w:t>
-      </w:r>
-      <w:hyperlink r:id="rId224">
-        <w:r>
-          <w:rPr>
-            <w:lang w:val="pt_PT" w:bidi="pt_PT"/>
-          </w:rPr>
-          <w:rPr>
-            <w:color w:val="0000EE"/>
-            <w:u w:val="single"/>
-          </w:rPr>
-          <w:t>Mt 24.48–51</w:t>
-        </w:r>
-      </w:hyperlink>
+      <w:r>
+        <w:rPr>
+          <w:lang w:val="pt_PT" w:bidi="pt_PT"/>
+        </w:rPr>
+        <w:t>5.4</w:t>
+      </w:r>
+      <w:r>
+        <w:rPr>
+          <w:lang w:val="pt_PT" w:bidi="pt_PT"/>
+        </w:rPr>
+        <w:t xml:space="preserve">; </w:t>
+      </w:r>
+      <w:r>
+        <w:rPr>
+          <w:lang w:val="pt_PT" w:bidi="pt_PT"/>
+        </w:rPr>
+        <w:t>Mt 24.48–51</w:t>
+      </w:r>
       <w:r>
         <w:rPr>
           <w:lang w:val="pt_PT" w:bidi="pt_PT"/>
@@ -7671,108 +6237,72 @@
         </w:rPr>
         <w:t>Armadura... capacete (</w:t>
       </w:r>
-      <w:hyperlink r:id="rId225">
-        <w:r>
-          <w:rPr>
-            <w:lang w:val="pt_PT" w:bidi="pt_PT"/>
-          </w:rPr>
-          <w:rPr>
-            <w:color w:val="0000EE"/>
-            <w:u w:val="single"/>
-          </w:rPr>
-          <w:t>Is 59.17</w:t>
-        </w:r>
-      </w:hyperlink>
-      <w:r>
-        <w:rPr>
-          <w:lang w:val="pt_PT" w:bidi="pt_PT"/>
-        </w:rPr>
-        <w:t xml:space="preserve">; </w:t>
-      </w:r>
-      <w:hyperlink r:id="rId226">
-        <w:r>
-          <w:rPr>
-            <w:lang w:val="pt_PT" w:bidi="pt_PT"/>
-          </w:rPr>
-          <w:rPr>
-            <w:color w:val="0000EE"/>
-            <w:u w:val="single"/>
-          </w:rPr>
-          <w:t>Ef 6.11–17</w:t>
-        </w:r>
-      </w:hyperlink>
+      <w:r>
+        <w:rPr>
+          <w:lang w:val="pt_PT" w:bidi="pt_PT"/>
+        </w:rPr>
+        <w:t>Is 59.17</w:t>
+      </w:r>
+      <w:r>
+        <w:rPr>
+          <w:lang w:val="pt_PT" w:bidi="pt_PT"/>
+        </w:rPr>
+        <w:t xml:space="preserve">; </w:t>
+      </w:r>
+      <w:r>
+        <w:rPr>
+          <w:lang w:val="pt_PT" w:bidi="pt_PT"/>
+        </w:rPr>
+        <w:t>Ef 6.11–17</w:t>
+      </w:r>
       <w:r>
         <w:rPr>
           <w:lang w:val="pt_PT" w:bidi="pt_PT"/>
         </w:rPr>
         <w:t>): O armamento é a vida moral (</w:t>
       </w:r>
-      <w:hyperlink r:id="rId216">
-        <w:r>
-          <w:rPr>
-            <w:lang w:val="pt_PT" w:bidi="pt_PT"/>
-          </w:rPr>
-          <w:rPr>
-            <w:color w:val="0000EE"/>
-            <w:u w:val="single"/>
-          </w:rPr>
-          <w:t>Rm 13.12</w:t>
-        </w:r>
-      </w:hyperlink>
-      <w:r>
-        <w:rPr>
-          <w:lang w:val="pt_PT" w:bidi="pt_PT"/>
-        </w:rPr>
-        <w:t xml:space="preserve">; </w:t>
-      </w:r>
-      <w:hyperlink r:id="rId227">
-        <w:r>
-          <w:rPr>
-            <w:lang w:val="pt_PT" w:bidi="pt_PT"/>
-          </w:rPr>
-          <w:rPr>
-            <w:color w:val="0000EE"/>
-            <w:u w:val="single"/>
-          </w:rPr>
-          <w:t>2Co 6.7</w:t>
-        </w:r>
-      </w:hyperlink>
-      <w:r>
-        <w:rPr>
-          <w:lang w:val="pt_PT" w:bidi="pt_PT"/>
-        </w:rPr>
-        <w:t xml:space="preserve">; </w:t>
-      </w:r>
-      <w:hyperlink r:id="rId228">
-        <w:r>
-          <w:rPr>
-            <w:lang w:val="pt_PT" w:bidi="pt_PT"/>
-          </w:rPr>
-          <w:rPr>
-            <w:color w:val="0000EE"/>
-            <w:u w:val="single"/>
-          </w:rPr>
-          <w:t>10.3–5</w:t>
-        </w:r>
-      </w:hyperlink>
-      <w:r>
-        <w:rPr>
-          <w:lang w:val="pt_PT" w:bidi="pt_PT"/>
-        </w:rPr>
-        <w:t xml:space="preserve">; </w:t>
-      </w:r>
-      <w:hyperlink r:id="rId229">
-        <w:r>
-          <w:rPr>
-            <w:lang w:val="pt_PT" w:bidi="pt_PT"/>
-          </w:rPr>
-          <w:rPr>
-            <w:color w:val="0000EE"/>
-            <w:u w:val="single"/>
-          </w:rPr>
-          <w:t>2Tm 2.3–4</w:t>
-        </w:r>
-      </w:hyperlink>
+      <w:r>
+        <w:rPr>
+          <w:lang w:val="pt_PT" w:bidi="pt_PT"/>
+        </w:rPr>
+        <w:t>Rm 13.12</w:t>
+      </w:r>
+      <w:r>
+        <w:rPr>
+          <w:lang w:val="pt_PT" w:bidi="pt_PT"/>
+        </w:rPr>
+        <w:t xml:space="preserve">; </w:t>
+      </w:r>
+      <w:r>
+        <w:rPr>
+          <w:lang w:val="pt_PT" w:bidi="pt_PT"/>
+        </w:rPr>
+        <w:t>2Co 6.7</w:t>
+      </w:r>
+      <w:r>
+        <w:rPr>
+          <w:lang w:val="pt_PT" w:bidi="pt_PT"/>
+        </w:rPr>
+        <w:t xml:space="preserve">; </w:t>
+      </w:r>
+      <w:r>
+        <w:rPr>
+          <w:lang w:val="pt_PT" w:bidi="pt_PT"/>
+        </w:rPr>
+        <w:t>10.3–5</w:t>
+      </w:r>
+      <w:r>
+        <w:rPr>
+          <w:lang w:val="pt_PT" w:bidi="pt_PT"/>
+        </w:rPr>
+        <w:t xml:space="preserve">; </w:t>
+      </w:r>
+      <w:r>
+        <w:rPr>
+          <w:lang w:val="pt_PT" w:bidi="pt_PT"/>
+        </w:rPr>
+        <w:t>2Tm 2.3–4</w:t>
+      </w:r>
       <w:r>
         <w:rPr>
           <w:lang w:val="pt_PT" w:bidi="pt_PT"/>
@@ -7792,72 +6322,48 @@
         </w:rPr>
         <w:t xml:space="preserve"> amor e confiança (veja </w:t>
       </w:r>
-      <w:hyperlink r:id="rId230">
-        <w:r>
-          <w:rPr>
-            <w:lang w:val="pt_PT" w:bidi="pt_PT"/>
-          </w:rPr>
-          <w:rPr>
-            <w:color w:val="0000EE"/>
-            <w:u w:val="single"/>
-          </w:rPr>
-          <w:t>1Ts 1.3</w:t>
-        </w:r>
-      </w:hyperlink>
-      <w:r>
-        <w:rPr>
-          <w:lang w:val="pt_PT" w:bidi="pt_PT"/>
-        </w:rPr>
-        <w:t xml:space="preserve">; </w:t>
-      </w:r>
-      <w:hyperlink r:id="rId21">
-        <w:r>
-          <w:rPr>
-            <w:lang w:val="pt_PT" w:bidi="pt_PT"/>
-          </w:rPr>
-          <w:rPr>
-            <w:color w:val="0000EE"/>
-            <w:u w:val="single"/>
-          </w:rPr>
-          <w:t>3.6</w:t>
-        </w:r>
-      </w:hyperlink>
-      <w:r>
-        <w:rPr>
-          <w:lang w:val="pt_PT" w:bidi="pt_PT"/>
-        </w:rPr>
-        <w:t xml:space="preserve">; </w:t>
-      </w:r>
-      <w:hyperlink r:id="rId231">
-        <w:r>
-          <w:rPr>
-            <w:lang w:val="pt_PT" w:bidi="pt_PT"/>
-          </w:rPr>
-          <w:rPr>
-            <w:color w:val="0000EE"/>
-            <w:u w:val="single"/>
-          </w:rPr>
-          <w:t>1Co 13.13</w:t>
-        </w:r>
-      </w:hyperlink>
-      <w:r>
-        <w:rPr>
-          <w:lang w:val="pt_PT" w:bidi="pt_PT"/>
-        </w:rPr>
-        <w:t xml:space="preserve">; </w:t>
-      </w:r>
-      <w:hyperlink r:id="rId23">
-        <w:r>
-          <w:rPr>
-            <w:lang w:val="pt_PT" w:bidi="pt_PT"/>
-          </w:rPr>
-          <w:rPr>
-            <w:color w:val="0000EE"/>
-            <w:u w:val="single"/>
-          </w:rPr>
-          <w:t>2Ts 1.3–4</w:t>
-        </w:r>
-      </w:hyperlink>
+      <w:r>
+        <w:rPr>
+          <w:lang w:val="pt_PT" w:bidi="pt_PT"/>
+        </w:rPr>
+        <w:t>1Ts 1.3</w:t>
+      </w:r>
+      <w:r>
+        <w:rPr>
+          <w:lang w:val="pt_PT" w:bidi="pt_PT"/>
+        </w:rPr>
+        <w:t xml:space="preserve">; </w:t>
+      </w:r>
+      <w:r>
+        <w:rPr>
+          <w:lang w:val="pt_PT" w:bidi="pt_PT"/>
+        </w:rPr>
+        <w:t>3.6</w:t>
+      </w:r>
+      <w:r>
+        <w:rPr>
+          <w:lang w:val="pt_PT" w:bidi="pt_PT"/>
+        </w:rPr>
+        <w:t xml:space="preserve">; </w:t>
+      </w:r>
+      <w:r>
+        <w:rPr>
+          <w:lang w:val="pt_PT" w:bidi="pt_PT"/>
+        </w:rPr>
+        <w:t>1Co 13.13</w:t>
+      </w:r>
+      <w:r>
+        <w:rPr>
+          <w:lang w:val="pt_PT" w:bidi="pt_PT"/>
+        </w:rPr>
+        <w:t xml:space="preserve">; </w:t>
+      </w:r>
+      <w:r>
+        <w:rPr>
+          <w:lang w:val="pt_PT" w:bidi="pt_PT"/>
+        </w:rPr>
+        <w:t>2Ts 1.3–4</w:t>
+      </w:r>
       <w:r>
         <w:rPr>
           <w:lang w:val="pt_PT" w:bidi="pt_PT"/>
@@ -7912,126 +6418,84 @@
         </w:rPr>
         <w:t>A ira de Deus (</w:t>
       </w:r>
-      <w:hyperlink r:id="rId232">
-        <w:r>
-          <w:rPr>
-            <w:lang w:val="pt_PT" w:bidi="pt_PT"/>
-          </w:rPr>
-          <w:rPr>
-            <w:color w:val="0000EE"/>
-            <w:u w:val="single"/>
-          </w:rPr>
-          <w:t>1.10</w:t>
-        </w:r>
-      </w:hyperlink>
-      <w:r>
-        <w:rPr>
-          <w:lang w:val="pt_PT" w:bidi="pt_PT"/>
-        </w:rPr>
-        <w:t xml:space="preserve">; </w:t>
-      </w:r>
-      <w:hyperlink r:id="rId233">
-        <w:r>
-          <w:rPr>
-            <w:lang w:val="pt_PT" w:bidi="pt_PT"/>
-          </w:rPr>
-          <w:rPr>
-            <w:color w:val="0000EE"/>
-            <w:u w:val="single"/>
-          </w:rPr>
-          <w:t>2.16</w:t>
-        </w:r>
-      </w:hyperlink>
-      <w:r>
-        <w:rPr>
-          <w:lang w:val="pt_PT" w:bidi="pt_PT"/>
-        </w:rPr>
-        <w:t xml:space="preserve">; </w:t>
-      </w:r>
-      <w:hyperlink r:id="rId234">
-        <w:r>
-          <w:rPr>
-            <w:lang w:val="pt_PT" w:bidi="pt_PT"/>
-          </w:rPr>
-          <w:rPr>
-            <w:color w:val="0000EE"/>
-            <w:u w:val="single"/>
-          </w:rPr>
-          <w:t>Rm 5.9</w:t>
-        </w:r>
-      </w:hyperlink>
+      <w:r>
+        <w:rPr>
+          <w:lang w:val="pt_PT" w:bidi="pt_PT"/>
+        </w:rPr>
+        <w:t>1.10</w:t>
+      </w:r>
+      <w:r>
+        <w:rPr>
+          <w:lang w:val="pt_PT" w:bidi="pt_PT"/>
+        </w:rPr>
+        <w:t xml:space="preserve">; </w:t>
+      </w:r>
+      <w:r>
+        <w:rPr>
+          <w:lang w:val="pt_PT" w:bidi="pt_PT"/>
+        </w:rPr>
+        <w:t>2.16</w:t>
+      </w:r>
+      <w:r>
+        <w:rPr>
+          <w:lang w:val="pt_PT" w:bidi="pt_PT"/>
+        </w:rPr>
+        <w:t xml:space="preserve">; </w:t>
+      </w:r>
+      <w:r>
+        <w:rPr>
+          <w:lang w:val="pt_PT" w:bidi="pt_PT"/>
+        </w:rPr>
+        <w:t>Rm 5.9</w:t>
+      </w:r>
       <w:r>
         <w:rPr>
           <w:lang w:val="pt_PT" w:bidi="pt_PT"/>
         </w:rPr>
         <w:t xml:space="preserve">; cp. </w:t>
       </w:r>
-      <w:hyperlink r:id="rId46">
-        <w:r>
-          <w:rPr>
-            <w:lang w:val="pt_PT" w:bidi="pt_PT"/>
-          </w:rPr>
-          <w:rPr>
-            <w:color w:val="0000EE"/>
-            <w:u w:val="single"/>
-          </w:rPr>
-          <w:t>2Ts 1.6–10</w:t>
-        </w:r>
-      </w:hyperlink>
-      <w:r>
-        <w:rPr>
-          <w:lang w:val="pt_PT" w:bidi="pt_PT"/>
-        </w:rPr>
-        <w:t xml:space="preserve">; </w:t>
-      </w:r>
-      <w:hyperlink r:id="rId235">
-        <w:r>
-          <w:rPr>
-            <w:lang w:val="pt_PT" w:bidi="pt_PT"/>
-          </w:rPr>
-          <w:rPr>
-            <w:color w:val="0000EE"/>
-            <w:u w:val="single"/>
-          </w:rPr>
-          <w:t>2.8</w:t>
-        </w:r>
-      </w:hyperlink>
+      <w:r>
+        <w:rPr>
+          <w:lang w:val="pt_PT" w:bidi="pt_PT"/>
+        </w:rPr>
+        <w:t>2Ts 1.6–10</w:t>
+      </w:r>
+      <w:r>
+        <w:rPr>
+          <w:lang w:val="pt_PT" w:bidi="pt_PT"/>
+        </w:rPr>
+        <w:t xml:space="preserve">; </w:t>
+      </w:r>
+      <w:r>
+        <w:rPr>
+          <w:lang w:val="pt_PT" w:bidi="pt_PT"/>
+        </w:rPr>
+        <w:t>2.8</w:t>
+      </w:r>
       <w:r>
         <w:rPr>
           <w:lang w:val="pt_PT" w:bidi="pt_PT"/>
         </w:rPr>
         <w:t>) representa a execução de seu julgamento contra o mal. No entanto, Deus destinou os crentes para a salvação, não para a ira (</w:t>
       </w:r>
-      <w:hyperlink r:id="rId24">
-        <w:r>
-          <w:rPr>
-            <w:lang w:val="pt_PT" w:bidi="pt_PT"/>
-          </w:rPr>
-          <w:rPr>
-            <w:color w:val="0000EE"/>
-            <w:u w:val="single"/>
-          </w:rPr>
-          <w:t>2Ts 2.13–14</w:t>
-        </w:r>
-      </w:hyperlink>
+      <w:r>
+        <w:rPr>
+          <w:lang w:val="pt_PT" w:bidi="pt_PT"/>
+        </w:rPr>
+        <w:t>2Ts 2.13–14</w:t>
+      </w:r>
       <w:r>
         <w:rPr>
           <w:lang w:val="pt_PT" w:bidi="pt_PT"/>
         </w:rPr>
         <w:t>), e eles escaparão dos terrores do dia do Senhor (</w:t>
       </w:r>
-      <w:hyperlink r:id="rId236">
-        <w:r>
-          <w:rPr>
-            <w:lang w:val="pt_PT" w:bidi="pt_PT"/>
-          </w:rPr>
-          <w:rPr>
-            <w:color w:val="0000EE"/>
-            <w:u w:val="single"/>
-          </w:rPr>
-          <w:t>1Ts 5.1–3</w:t>
-        </w:r>
-      </w:hyperlink>
+      <w:r>
+        <w:rPr>
+          <w:lang w:val="pt_PT" w:bidi="pt_PT"/>
+        </w:rPr>
+        <w:t>1Ts 5.1–3</w:t>
+      </w:r>
       <w:r>
         <w:rPr>
           <w:lang w:val="pt_PT" w:bidi="pt_PT"/>
@@ -8086,54 +6550,36 @@
         </w:rPr>
         <w:t>A promessa de que os crentes viverão com Ele para sempre é baseada na ressurreição de Cristo (</w:t>
       </w:r>
-      <w:hyperlink r:id="rId39">
-        <w:r>
-          <w:rPr>
-            <w:lang w:val="pt_PT" w:bidi="pt_PT"/>
-          </w:rPr>
-          <w:rPr>
-            <w:color w:val="0000EE"/>
-            <w:u w:val="single"/>
-          </w:rPr>
-          <w:t>4.14</w:t>
-        </w:r>
-      </w:hyperlink>
+      <w:r>
+        <w:rPr>
+          <w:lang w:val="pt_PT" w:bidi="pt_PT"/>
+        </w:rPr>
+        <w:t>4.14</w:t>
+      </w:r>
       <w:r>
         <w:rPr>
           <w:lang w:val="pt_PT" w:bidi="pt_PT"/>
         </w:rPr>
         <w:t>). • Mortos ou vivos: Uma referência aos crentes vivos e falecidos (</w:t>
       </w:r>
-      <w:hyperlink r:id="rId237">
-        <w:r>
-          <w:rPr>
-            <w:lang w:val="pt_PT" w:bidi="pt_PT"/>
-          </w:rPr>
-          <w:rPr>
-            <w:color w:val="0000EE"/>
-            <w:u w:val="single"/>
-          </w:rPr>
-          <w:t>4.13–15</w:t>
-        </w:r>
-      </w:hyperlink>
+      <w:r>
+        <w:rPr>
+          <w:lang w:val="pt_PT" w:bidi="pt_PT"/>
+        </w:rPr>
+        <w:t>4.13–15</w:t>
+      </w:r>
       <w:r>
         <w:rPr>
           <w:lang w:val="pt_PT" w:bidi="pt_PT"/>
         </w:rPr>
         <w:t xml:space="preserve">) em vez da condição moral das pessoas (como em </w:t>
       </w:r>
-      <w:hyperlink r:id="rId238">
-        <w:r>
-          <w:rPr>
-            <w:lang w:val="pt_PT" w:bidi="pt_PT"/>
-          </w:rPr>
-          <w:rPr>
-            <w:color w:val="0000EE"/>
-            <w:u w:val="single"/>
-          </w:rPr>
-          <w:t>5.6–7</w:t>
-        </w:r>
-      </w:hyperlink>
+      <w:r>
+        <w:rPr>
+          <w:lang w:val="pt_PT" w:bidi="pt_PT"/>
+        </w:rPr>
+        <w:t>5.6–7</w:t>
+      </w:r>
       <w:r>
         <w:rPr>
           <w:lang w:val="pt_PT" w:bidi="pt_PT"/>
@@ -8188,18 +6634,12 @@
         </w:rPr>
         <w:t xml:space="preserve">Paulo deseja que os tessalonicenses utilizem a instrução sobre o fim para encorajar e edificar uns aos outros (veja </w:t>
       </w:r>
-      <w:hyperlink r:id="rId239">
-        <w:r>
-          <w:rPr>
-            <w:lang w:val="pt_PT" w:bidi="pt_PT"/>
-          </w:rPr>
-          <w:rPr>
-            <w:color w:val="0000EE"/>
-            <w:u w:val="single"/>
-          </w:rPr>
-          <w:t>4.18</w:t>
-        </w:r>
-      </w:hyperlink>
+      <w:r>
+        <w:rPr>
+          <w:lang w:val="pt_PT" w:bidi="pt_PT"/>
+        </w:rPr>
+        <w:t>4.18</w:t>
+      </w:r>
       <w:r>
         <w:rPr>
           <w:lang w:val="pt_PT" w:bidi="pt_PT"/>
@@ -8267,180 +6707,120 @@
         </w:rPr>
         <w:t>): Isso pode ser um chamado tanto para honrar os líderes da igreja quanto para reconhecer os líderes emergentes na igreja (</w:t>
       </w:r>
-      <w:hyperlink r:id="rId240">
-        <w:r>
-          <w:rPr>
-            <w:lang w:val="pt_PT" w:bidi="pt_PT"/>
-          </w:rPr>
-          <w:rPr>
-            <w:color w:val="0000EE"/>
-            <w:u w:val="single"/>
-          </w:rPr>
-          <w:t>1Co 16.15–16</w:t>
-        </w:r>
-      </w:hyperlink>
+      <w:r>
+        <w:rPr>
+          <w:lang w:val="pt_PT" w:bidi="pt_PT"/>
+        </w:rPr>
+        <w:t>1Co 16.15–16</w:t>
+      </w:r>
       <w:r>
         <w:rPr>
           <w:lang w:val="pt_PT" w:bidi="pt_PT"/>
         </w:rPr>
         <w:t>). Verdadeiros líderes trabalham arduamente (</w:t>
       </w:r>
-      <w:hyperlink r:id="rId241">
-        <w:r>
-          <w:rPr>
-            <w:lang w:val="pt_PT" w:bidi="pt_PT"/>
-          </w:rPr>
-          <w:rPr>
-            <w:color w:val="0000EE"/>
-            <w:u w:val="single"/>
-          </w:rPr>
-          <w:t>1Tm 4.10</w:t>
-        </w:r>
-      </w:hyperlink>
-      <w:r>
-        <w:rPr>
-          <w:lang w:val="pt_PT" w:bidi="pt_PT"/>
-        </w:rPr>
-        <w:t xml:space="preserve">; </w:t>
-      </w:r>
-      <w:hyperlink r:id="rId242">
-        <w:r>
-          <w:rPr>
-            <w:lang w:val="pt_PT" w:bidi="pt_PT"/>
-          </w:rPr>
-          <w:rPr>
-            <w:color w:val="0000EE"/>
-            <w:u w:val="single"/>
-          </w:rPr>
-          <w:t>5.17</w:t>
-        </w:r>
-      </w:hyperlink>
+      <w:r>
+        <w:rPr>
+          <w:lang w:val="pt_PT" w:bidi="pt_PT"/>
+        </w:rPr>
+        <w:t>1Tm 4.10</w:t>
+      </w:r>
+      <w:r>
+        <w:rPr>
+          <w:lang w:val="pt_PT" w:bidi="pt_PT"/>
+        </w:rPr>
+        <w:t xml:space="preserve">; </w:t>
+      </w:r>
+      <w:r>
+        <w:rPr>
+          <w:lang w:val="pt_PT" w:bidi="pt_PT"/>
+        </w:rPr>
+        <w:t>5.17</w:t>
+      </w:r>
       <w:r>
         <w:rPr>
           <w:lang w:val="pt_PT" w:bidi="pt_PT"/>
         </w:rPr>
         <w:t>) e governam para servir (</w:t>
       </w:r>
-      <w:hyperlink r:id="rId57">
-        <w:r>
-          <w:rPr>
-            <w:lang w:val="pt_PT" w:bidi="pt_PT"/>
-          </w:rPr>
-          <w:rPr>
-            <w:color w:val="0000EE"/>
-            <w:u w:val="single"/>
-          </w:rPr>
-          <w:t>Mt 20.25–28</w:t>
-        </w:r>
-      </w:hyperlink>
+      <w:r>
+        <w:rPr>
+          <w:lang w:val="pt_PT" w:bidi="pt_PT"/>
+        </w:rPr>
+        <w:t>Mt 20.25–28</w:t>
+      </w:r>
       <w:r>
         <w:rPr>
           <w:lang w:val="pt_PT" w:bidi="pt_PT"/>
         </w:rPr>
         <w:t>). Eles presidem, bem como ajudam e protegem a igreja (</w:t>
       </w:r>
-      <w:hyperlink r:id="rId243">
-        <w:r>
-          <w:rPr>
-            <w:lang w:val="pt_PT" w:bidi="pt_PT"/>
-          </w:rPr>
-          <w:rPr>
-            <w:color w:val="0000EE"/>
-            <w:u w:val="single"/>
-          </w:rPr>
-          <w:t>Rm 16.1–2</w:t>
-        </w:r>
-      </w:hyperlink>
-      <w:r>
-        <w:rPr>
-          <w:lang w:val="pt_PT" w:bidi="pt_PT"/>
-        </w:rPr>
-        <w:t xml:space="preserve">; </w:t>
-      </w:r>
-      <w:hyperlink r:id="rId244">
-        <w:r>
-          <w:rPr>
-            <w:lang w:val="pt_PT" w:bidi="pt_PT"/>
-          </w:rPr>
-          <w:rPr>
-            <w:color w:val="0000EE"/>
-            <w:u w:val="single"/>
-          </w:rPr>
-          <w:t>1Tm 3.4–5</w:t>
-        </w:r>
-      </w:hyperlink>
+      <w:r>
+        <w:rPr>
+          <w:lang w:val="pt_PT" w:bidi="pt_PT"/>
+        </w:rPr>
+        <w:t>Rm 16.1–2</w:t>
+      </w:r>
+      <w:r>
+        <w:rPr>
+          <w:lang w:val="pt_PT" w:bidi="pt_PT"/>
+        </w:rPr>
+        <w:t xml:space="preserve">; </w:t>
+      </w:r>
+      <w:r>
+        <w:rPr>
+          <w:lang w:val="pt_PT" w:bidi="pt_PT"/>
+        </w:rPr>
+        <w:t>1Tm 3.4–5</w:t>
+      </w:r>
       <w:r>
         <w:rPr>
           <w:lang w:val="pt_PT" w:bidi="pt_PT"/>
         </w:rPr>
         <w:t>,</w:t>
       </w:r>
-      <w:hyperlink r:id="rId245">
-        <w:r>
-          <w:rPr>
-            <w:lang w:val="pt_PT" w:bidi="pt_PT"/>
-          </w:rPr>
-          <w:rPr>
-            <w:color w:val="0000EE"/>
-            <w:u w:val="single"/>
-          </w:rPr>
-          <w:t>12</w:t>
-        </w:r>
-      </w:hyperlink>
+      <w:r>
+        <w:rPr>
+          <w:lang w:val="pt_PT" w:bidi="pt_PT"/>
+        </w:rPr>
+        <w:t>12</w:t>
+      </w:r>
       <w:r>
         <w:rPr>
           <w:lang w:val="pt_PT" w:bidi="pt_PT"/>
         </w:rPr>
         <w:t>). • dão orientação espiritual: Líderes corrigem erros morais e doutrinários (</w:t>
       </w:r>
-      <w:hyperlink r:id="rId246">
-        <w:r>
-          <w:rPr>
-            <w:lang w:val="pt_PT" w:bidi="pt_PT"/>
-          </w:rPr>
-          <w:rPr>
-            <w:color w:val="0000EE"/>
-            <w:u w:val="single"/>
-          </w:rPr>
-          <w:t>At 20.31</w:t>
-        </w:r>
-      </w:hyperlink>
-      <w:r>
-        <w:rPr>
-          <w:lang w:val="pt_PT" w:bidi="pt_PT"/>
-        </w:rPr>
-        <w:t xml:space="preserve">; </w:t>
-      </w:r>
-      <w:hyperlink r:id="rId247">
-        <w:r>
-          <w:rPr>
-            <w:lang w:val="pt_PT" w:bidi="pt_PT"/>
-          </w:rPr>
-          <w:rPr>
-            <w:color w:val="0000EE"/>
-            <w:u w:val="single"/>
-          </w:rPr>
-          <w:t>1Co 4.14</w:t>
-        </w:r>
-      </w:hyperlink>
-      <w:r>
-        <w:rPr>
-          <w:lang w:val="pt_PT" w:bidi="pt_PT"/>
-        </w:rPr>
-        <w:t xml:space="preserve">; </w:t>
-      </w:r>
-      <w:hyperlink r:id="rId248">
-        <w:r>
-          <w:rPr>
-            <w:lang w:val="pt_PT" w:bidi="pt_PT"/>
-          </w:rPr>
-          <w:rPr>
-            <w:color w:val="0000EE"/>
-            <w:u w:val="single"/>
-          </w:rPr>
-          <w:t>Cl 1.28</w:t>
-        </w:r>
-      </w:hyperlink>
+      <w:r>
+        <w:rPr>
+          <w:lang w:val="pt_PT" w:bidi="pt_PT"/>
+        </w:rPr>
+        <w:t>At 20.31</w:t>
+      </w:r>
+      <w:r>
+        <w:rPr>
+          <w:lang w:val="pt_PT" w:bidi="pt_PT"/>
+        </w:rPr>
+        <w:t xml:space="preserve">; </w:t>
+      </w:r>
+      <w:r>
+        <w:rPr>
+          <w:lang w:val="pt_PT" w:bidi="pt_PT"/>
+        </w:rPr>
+        <w:t>1Co 4.14</w:t>
+      </w:r>
+      <w:r>
+        <w:rPr>
+          <w:lang w:val="pt_PT" w:bidi="pt_PT"/>
+        </w:rPr>
+        <w:t xml:space="preserve">; </w:t>
+      </w:r>
+      <w:r>
+        <w:rPr>
+          <w:lang w:val="pt_PT" w:bidi="pt_PT"/>
+        </w:rPr>
+        <w:t>Cl 1.28</w:t>
+      </w:r>
       <w:r>
         <w:rPr>
           <w:lang w:val="pt_PT" w:bidi="pt_PT"/>
@@ -8495,18 +6875,12 @@
         </w:rPr>
         <w:t>Os líderes deveriam receber honra e amor, não por causa de sua alta posição, mas por causa de seu trabalho. • Viver pacificamente: O ensino sobre paz e harmonia comunitária era um tema padrão na instrução moral antiga. A harmonia entre crentes e líderes era especialmente importante por causa da perseguição que a igreja sofria (</w:t>
       </w:r>
-      <w:hyperlink r:id="rId27">
-        <w:r>
-          <w:rPr>
-            <w:lang w:val="pt_PT" w:bidi="pt_PT"/>
-          </w:rPr>
-          <w:rPr>
-            <w:color w:val="0000EE"/>
-            <w:u w:val="single"/>
-          </w:rPr>
-          <w:t>2.14</w:t>
-        </w:r>
-      </w:hyperlink>
+      <w:r>
+        <w:rPr>
+          <w:lang w:val="pt_PT" w:bidi="pt_PT"/>
+        </w:rPr>
+        <w:t>2.14</w:t>
+      </w:r>
       <w:r>
         <w:rPr>
           <w:lang w:val="pt_PT" w:bidi="pt_PT"/>
@@ -8561,36 +6935,24 @@
         </w:rPr>
         <w:t>A responsabilidade pelo progresso moral da congregação não recai apenas sobre os líderes (</w:t>
       </w:r>
-      <w:hyperlink r:id="rId239">
-        <w:r>
-          <w:rPr>
-            <w:lang w:val="pt_PT" w:bidi="pt_PT"/>
-          </w:rPr>
-          <w:rPr>
-            <w:color w:val="0000EE"/>
-            <w:u w:val="single"/>
-          </w:rPr>
-          <w:t>4.18</w:t>
-        </w:r>
-      </w:hyperlink>
-      <w:r>
-        <w:rPr>
-          <w:lang w:val="pt_PT" w:bidi="pt_PT"/>
-        </w:rPr>
-        <w:t xml:space="preserve">; </w:t>
-      </w:r>
-      <w:hyperlink r:id="rId249">
-        <w:r>
-          <w:rPr>
-            <w:lang w:val="pt_PT" w:bidi="pt_PT"/>
-          </w:rPr>
-          <w:rPr>
-            <w:color w:val="0000EE"/>
-            <w:u w:val="single"/>
-          </w:rPr>
-          <w:t>5.11</w:t>
-        </w:r>
-      </w:hyperlink>
+      <w:r>
+        <w:rPr>
+          <w:lang w:val="pt_PT" w:bidi="pt_PT"/>
+        </w:rPr>
+        <w:t>4.18</w:t>
+      </w:r>
+      <w:r>
+        <w:rPr>
+          <w:lang w:val="pt_PT" w:bidi="pt_PT"/>
+        </w:rPr>
+        <w:t xml:space="preserve">; </w:t>
+      </w:r>
+      <w:r>
+        <w:rPr>
+          <w:lang w:val="pt_PT" w:bidi="pt_PT"/>
+        </w:rPr>
+        <w:t>5.11</w:t>
+      </w:r>
       <w:r>
         <w:rPr>
           <w:lang w:val="pt_PT" w:bidi="pt_PT"/>
@@ -8610,18 +6972,12 @@
         </w:rPr>
         <w:t xml:space="preserve"> ou seja, aqueles que eram “desordenados” e que não viviam de acordo com as instruções dos apóstolos (veja </w:t>
       </w:r>
-      <w:hyperlink r:id="rId250">
-        <w:r>
-          <w:rPr>
-            <w:lang w:val="pt_PT" w:bidi="pt_PT"/>
-          </w:rPr>
-          <w:rPr>
-            <w:color w:val="0000EE"/>
-            <w:u w:val="single"/>
-          </w:rPr>
-          <w:t>2Ts 3.6–15</w:t>
-        </w:r>
-      </w:hyperlink>
+      <w:r>
+        <w:rPr>
+          <w:lang w:val="pt_PT" w:bidi="pt_PT"/>
+        </w:rPr>
+        <w:t>2Ts 3.6–15</w:t>
+      </w:r>
       <w:r>
         <w:rPr>
           <w:lang w:val="pt_PT" w:bidi="pt_PT"/>
@@ -8641,36 +6997,24 @@
         </w:rPr>
         <w:t xml:space="preserve"> ou daqueles que não têm poder econômico ou social. A sociedade grega denegria os fracos. • Em vez de serem irritáveis, os crentes devem ser pacientes em seus relacionamentos (</w:t>
       </w:r>
-      <w:hyperlink r:id="rId251">
-        <w:r>
-          <w:rPr>
-            <w:lang w:val="pt_PT" w:bidi="pt_PT"/>
-          </w:rPr>
-          <w:rPr>
-            <w:color w:val="0000EE"/>
-            <w:u w:val="single"/>
-          </w:rPr>
-          <w:t>Gl 5.23</w:t>
-        </w:r>
-      </w:hyperlink>
-      <w:r>
-        <w:rPr>
-          <w:lang w:val="pt_PT" w:bidi="pt_PT"/>
-        </w:rPr>
-        <w:t xml:space="preserve">; </w:t>
-      </w:r>
-      <w:hyperlink r:id="rId252">
-        <w:r>
-          <w:rPr>
-            <w:lang w:val="pt_PT" w:bidi="pt_PT"/>
-          </w:rPr>
-          <w:rPr>
-            <w:color w:val="0000EE"/>
-            <w:u w:val="single"/>
-          </w:rPr>
-          <w:t>Ef 4.2</w:t>
-        </w:r>
-      </w:hyperlink>
+      <w:r>
+        <w:rPr>
+          <w:lang w:val="pt_PT" w:bidi="pt_PT"/>
+        </w:rPr>
+        <w:t>Gl 5.23</w:t>
+      </w:r>
+      <w:r>
+        <w:rPr>
+          <w:lang w:val="pt_PT" w:bidi="pt_PT"/>
+        </w:rPr>
+        <w:t xml:space="preserve">; </w:t>
+      </w:r>
+      <w:r>
+        <w:rPr>
+          <w:lang w:val="pt_PT" w:bidi="pt_PT"/>
+        </w:rPr>
+        <w:t>Ef 4.2</w:t>
+      </w:r>
       <w:r>
         <w:rPr>
           <w:lang w:val="pt_PT" w:bidi="pt_PT"/>
@@ -8725,126 +7069,84 @@
         </w:rPr>
         <w:t>Jesus e os apóstolos alertaram contra a retaliação (</w:t>
       </w:r>
-      <w:hyperlink r:id="rId253">
-        <w:r>
-          <w:rPr>
-            <w:lang w:val="pt_PT" w:bidi="pt_PT"/>
-          </w:rPr>
-          <w:rPr>
-            <w:color w:val="0000EE"/>
-            <w:u w:val="single"/>
-          </w:rPr>
-          <w:t>Mt 5.38–48</w:t>
-        </w:r>
-      </w:hyperlink>
-      <w:r>
-        <w:rPr>
-          <w:lang w:val="pt_PT" w:bidi="pt_PT"/>
-        </w:rPr>
-        <w:t xml:space="preserve">; </w:t>
-      </w:r>
-      <w:hyperlink r:id="rId254">
-        <w:r>
-          <w:rPr>
-            <w:lang w:val="pt_PT" w:bidi="pt_PT"/>
-          </w:rPr>
-          <w:rPr>
-            <w:color w:val="0000EE"/>
-            <w:u w:val="single"/>
-          </w:rPr>
-          <w:t>Lc 6.27–36</w:t>
-        </w:r>
-      </w:hyperlink>
-      <w:r>
-        <w:rPr>
-          <w:lang w:val="pt_PT" w:bidi="pt_PT"/>
-        </w:rPr>
-        <w:t xml:space="preserve">; </w:t>
-      </w:r>
-      <w:hyperlink r:id="rId255">
-        <w:r>
-          <w:rPr>
-            <w:lang w:val="pt_PT" w:bidi="pt_PT"/>
-          </w:rPr>
-          <w:rPr>
-            <w:color w:val="0000EE"/>
-            <w:u w:val="single"/>
-          </w:rPr>
-          <w:t>Rm 12.17–21</w:t>
-        </w:r>
-      </w:hyperlink>
-      <w:r>
-        <w:rPr>
-          <w:lang w:val="pt_PT" w:bidi="pt_PT"/>
-        </w:rPr>
-        <w:t xml:space="preserve">; </w:t>
-      </w:r>
-      <w:hyperlink r:id="rId256">
-        <w:r>
-          <w:rPr>
-            <w:lang w:val="pt_PT" w:bidi="pt_PT"/>
-          </w:rPr>
-          <w:rPr>
-            <w:color w:val="0000EE"/>
-            <w:u w:val="single"/>
-          </w:rPr>
-          <w:t>1Pe 3.9</w:t>
-        </w:r>
-      </w:hyperlink>
+      <w:r>
+        <w:rPr>
+          <w:lang w:val="pt_PT" w:bidi="pt_PT"/>
+        </w:rPr>
+        <w:t>Mt 5.38–48</w:t>
+      </w:r>
+      <w:r>
+        <w:rPr>
+          <w:lang w:val="pt_PT" w:bidi="pt_PT"/>
+        </w:rPr>
+        <w:t xml:space="preserve">; </w:t>
+      </w:r>
+      <w:r>
+        <w:rPr>
+          <w:lang w:val="pt_PT" w:bidi="pt_PT"/>
+        </w:rPr>
+        <w:t>Lc 6.27–36</w:t>
+      </w:r>
+      <w:r>
+        <w:rPr>
+          <w:lang w:val="pt_PT" w:bidi="pt_PT"/>
+        </w:rPr>
+        <w:t xml:space="preserve">; </w:t>
+      </w:r>
+      <w:r>
+        <w:rPr>
+          <w:lang w:val="pt_PT" w:bidi="pt_PT"/>
+        </w:rPr>
+        <w:t>Rm 12.17–21</w:t>
+      </w:r>
+      <w:r>
+        <w:rPr>
+          <w:lang w:val="pt_PT" w:bidi="pt_PT"/>
+        </w:rPr>
+        <w:t xml:space="preserve">; </w:t>
+      </w:r>
+      <w:r>
+        <w:rPr>
+          <w:lang w:val="pt_PT" w:bidi="pt_PT"/>
+        </w:rPr>
+        <w:t>1Pe 3.9</w:t>
+      </w:r>
       <w:r>
         <w:rPr>
           <w:lang w:val="pt_PT" w:bidi="pt_PT"/>
         </w:rPr>
         <w:t>). O autor romano Sêneca, por outro lado, considerava a vingança legítima e necessária como uma forma de restaurar a honra social perdida devido ao mau tratamento de outros. Paulo exorta os cristãos a fazerem o bem — tanto aos membros da igreja (uns aos outros) quanto àqueles fora da comunidade cristã (a todas as pessoas), incluindo seus perseguidores (</w:t>
       </w:r>
-      <w:hyperlink r:id="rId27">
-        <w:r>
-          <w:rPr>
-            <w:lang w:val="pt_PT" w:bidi="pt_PT"/>
-          </w:rPr>
-          <w:rPr>
-            <w:color w:val="0000EE"/>
-            <w:u w:val="single"/>
-          </w:rPr>
-          <w:t>1Ts 2.14</w:t>
-        </w:r>
-      </w:hyperlink>
+      <w:r>
+        <w:rPr>
+          <w:lang w:val="pt_PT" w:bidi="pt_PT"/>
+        </w:rPr>
+        <w:t>1Ts 2.14</w:t>
+      </w:r>
       <w:r>
         <w:rPr>
           <w:lang w:val="pt_PT" w:bidi="pt_PT"/>
         </w:rPr>
         <w:t xml:space="preserve">; veja </w:t>
       </w:r>
-      <w:hyperlink r:id="rId257">
-        <w:r>
-          <w:rPr>
-            <w:lang w:val="pt_PT" w:bidi="pt_PT"/>
-          </w:rPr>
-          <w:rPr>
-            <w:color w:val="0000EE"/>
-            <w:u w:val="single"/>
-          </w:rPr>
-          <w:t>3.12</w:t>
-        </w:r>
-      </w:hyperlink>
-      <w:r>
-        <w:rPr>
-          <w:lang w:val="pt_PT" w:bidi="pt_PT"/>
-        </w:rPr>
-        <w:t xml:space="preserve">; </w:t>
-      </w:r>
-      <w:hyperlink r:id="rId109">
-        <w:r>
-          <w:rPr>
-            <w:lang w:val="pt_PT" w:bidi="pt_PT"/>
-          </w:rPr>
-          <w:rPr>
-            <w:color w:val="0000EE"/>
-            <w:u w:val="single"/>
-          </w:rPr>
-          <w:t>Gl 6.10</w:t>
-        </w:r>
-      </w:hyperlink>
+      <w:r>
+        <w:rPr>
+          <w:lang w:val="pt_PT" w:bidi="pt_PT"/>
+        </w:rPr>
+        <w:t>3.12</w:t>
+      </w:r>
+      <w:r>
+        <w:rPr>
+          <w:lang w:val="pt_PT" w:bidi="pt_PT"/>
+        </w:rPr>
+        <w:t xml:space="preserve">; </w:t>
+      </w:r>
+      <w:r>
+        <w:rPr>
+          <w:lang w:val="pt_PT" w:bidi="pt_PT"/>
+        </w:rPr>
+        <w:t>Gl 6.10</w:t>
+      </w:r>
       <w:r>
         <w:rPr>
           <w:lang w:val="pt_PT" w:bidi="pt_PT"/>
@@ -8899,72 +7201,48 @@
         </w:rPr>
         <w:t>Nunca parar de orar significa não desistir (</w:t>
       </w:r>
-      <w:hyperlink r:id="rId66">
-        <w:r>
-          <w:rPr>
-            <w:lang w:val="pt_PT" w:bidi="pt_PT"/>
-          </w:rPr>
-          <w:rPr>
-            <w:color w:val="0000EE"/>
-            <w:u w:val="single"/>
-          </w:rPr>
-          <w:t>1.2</w:t>
-        </w:r>
-      </w:hyperlink>
-      <w:r>
-        <w:rPr>
-          <w:lang w:val="pt_PT" w:bidi="pt_PT"/>
-        </w:rPr>
-        <w:t xml:space="preserve">; </w:t>
-      </w:r>
-      <w:hyperlink r:id="rId258">
-        <w:r>
-          <w:rPr>
-            <w:lang w:val="pt_PT" w:bidi="pt_PT"/>
-          </w:rPr>
-          <w:rPr>
-            <w:color w:val="0000EE"/>
-            <w:u w:val="single"/>
-          </w:rPr>
-          <w:t>Lc 18.1</w:t>
-        </w:r>
-      </w:hyperlink>
-      <w:r>
-        <w:rPr>
-          <w:lang w:val="pt_PT" w:bidi="pt_PT"/>
-        </w:rPr>
-        <w:t xml:space="preserve">; </w:t>
-      </w:r>
-      <w:hyperlink r:id="rId31">
-        <w:r>
-          <w:rPr>
-            <w:lang w:val="pt_PT" w:bidi="pt_PT"/>
-          </w:rPr>
-          <w:rPr>
-            <w:color w:val="0000EE"/>
-            <w:u w:val="single"/>
-          </w:rPr>
-          <w:t>Rm 12.12</w:t>
-        </w:r>
-      </w:hyperlink>
-      <w:r>
-        <w:rPr>
-          <w:lang w:val="pt_PT" w:bidi="pt_PT"/>
-        </w:rPr>
-        <w:t xml:space="preserve">; </w:t>
-      </w:r>
-      <w:hyperlink r:id="rId259">
-        <w:r>
-          <w:rPr>
-            <w:lang w:val="pt_PT" w:bidi="pt_PT"/>
-          </w:rPr>
-          <w:rPr>
-            <w:color w:val="0000EE"/>
-            <w:u w:val="single"/>
-          </w:rPr>
-          <w:t>Ef 6.18</w:t>
-        </w:r>
-      </w:hyperlink>
+      <w:r>
+        <w:rPr>
+          <w:lang w:val="pt_PT" w:bidi="pt_PT"/>
+        </w:rPr>
+        <w:t>1.2</w:t>
+      </w:r>
+      <w:r>
+        <w:rPr>
+          <w:lang w:val="pt_PT" w:bidi="pt_PT"/>
+        </w:rPr>
+        <w:t xml:space="preserve">; </w:t>
+      </w:r>
+      <w:r>
+        <w:rPr>
+          <w:lang w:val="pt_PT" w:bidi="pt_PT"/>
+        </w:rPr>
+        <w:t>Lc 18.1</w:t>
+      </w:r>
+      <w:r>
+        <w:rPr>
+          <w:lang w:val="pt_PT" w:bidi="pt_PT"/>
+        </w:rPr>
+        <w:t xml:space="preserve">; </w:t>
+      </w:r>
+      <w:r>
+        <w:rPr>
+          <w:lang w:val="pt_PT" w:bidi="pt_PT"/>
+        </w:rPr>
+        <w:t>Rm 12.12</w:t>
+      </w:r>
+      <w:r>
+        <w:rPr>
+          <w:lang w:val="pt_PT" w:bidi="pt_PT"/>
+        </w:rPr>
+        <w:t xml:space="preserve">; </w:t>
+      </w:r>
+      <w:r>
+        <w:rPr>
+          <w:lang w:val="pt_PT" w:bidi="pt_PT"/>
+        </w:rPr>
+        <w:t>Ef 6.18</w:t>
+      </w:r>
       <w:r>
         <w:rPr>
           <w:lang w:val="pt_PT" w:bidi="pt_PT"/>
@@ -9019,18 +7297,12 @@
         </w:rPr>
         <w:t>Seja grato: Deus é soberano e pode redimir qualquer situação (</w:t>
       </w:r>
-      <w:hyperlink r:id="rId260">
-        <w:r>
-          <w:rPr>
-            <w:lang w:val="pt_PT" w:bidi="pt_PT"/>
-          </w:rPr>
-          <w:rPr>
-            <w:color w:val="0000EE"/>
-            <w:u w:val="single"/>
-          </w:rPr>
-          <w:t>Rm 8.28</w:t>
-        </w:r>
-      </w:hyperlink>
+      <w:r>
+        <w:rPr>
+          <w:lang w:val="pt_PT" w:bidi="pt_PT"/>
+        </w:rPr>
+        <w:t>Rm 8.28</w:t>
+      </w:r>
       <w:r>
         <w:rPr>
           <w:lang w:val="pt_PT" w:bidi="pt_PT"/>
@@ -9085,90 +7357,60 @@
         </w:rPr>
         <w:t>Não sufoquem o Espírito Santo: Paulo exorta os crentes de Tessalônica a não apagarem o fogo do Espírito (</w:t>
       </w:r>
-      <w:hyperlink r:id="rId261">
-        <w:r>
-          <w:rPr>
-            <w:lang w:val="pt_PT" w:bidi="pt_PT"/>
-          </w:rPr>
-          <w:rPr>
-            <w:color w:val="0000EE"/>
-            <w:u w:val="single"/>
-          </w:rPr>
-          <w:t>Mt 3.11</w:t>
-        </w:r>
-      </w:hyperlink>
-      <w:r>
-        <w:rPr>
-          <w:lang w:val="pt_PT" w:bidi="pt_PT"/>
-        </w:rPr>
-        <w:t xml:space="preserve">; </w:t>
-      </w:r>
-      <w:hyperlink r:id="rId262">
-        <w:r>
-          <w:rPr>
-            <w:lang w:val="pt_PT" w:bidi="pt_PT"/>
-          </w:rPr>
-          <w:rPr>
-            <w:color w:val="0000EE"/>
-            <w:u w:val="single"/>
-          </w:rPr>
-          <w:t>At 2.3</w:t>
-        </w:r>
-      </w:hyperlink>
-      <w:r>
-        <w:rPr>
-          <w:lang w:val="pt_PT" w:bidi="pt_PT"/>
-        </w:rPr>
-        <w:t xml:space="preserve">; </w:t>
-      </w:r>
-      <w:hyperlink r:id="rId263">
-        <w:r>
-          <w:rPr>
-            <w:lang w:val="pt_PT" w:bidi="pt_PT"/>
-          </w:rPr>
-          <w:rPr>
-            <w:color w:val="0000EE"/>
-            <w:u w:val="single"/>
-          </w:rPr>
-          <w:t>2Tm 1.6</w:t>
-        </w:r>
-      </w:hyperlink>
+      <w:r>
+        <w:rPr>
+          <w:lang w:val="pt_PT" w:bidi="pt_PT"/>
+        </w:rPr>
+        <w:t>Mt 3.11</w:t>
+      </w:r>
+      <w:r>
+        <w:rPr>
+          <w:lang w:val="pt_PT" w:bidi="pt_PT"/>
+        </w:rPr>
+        <w:t xml:space="preserve">; </w:t>
+      </w:r>
+      <w:r>
+        <w:rPr>
+          <w:lang w:val="pt_PT" w:bidi="pt_PT"/>
+        </w:rPr>
+        <w:t>At 2.3</w:t>
+      </w:r>
+      <w:r>
+        <w:rPr>
+          <w:lang w:val="pt_PT" w:bidi="pt_PT"/>
+        </w:rPr>
+        <w:t xml:space="preserve">; </w:t>
+      </w:r>
+      <w:r>
+        <w:rPr>
+          <w:lang w:val="pt_PT" w:bidi="pt_PT"/>
+        </w:rPr>
+        <w:t>2Tm 1.6</w:t>
+      </w:r>
       <w:r>
         <w:rPr>
           <w:lang w:val="pt_PT" w:bidi="pt_PT"/>
         </w:rPr>
         <w:t>) proibindo a profecia na igreja (</w:t>
       </w:r>
-      <w:hyperlink r:id="rId264">
-        <w:r>
-          <w:rPr>
-            <w:lang w:val="pt_PT" w:bidi="pt_PT"/>
-          </w:rPr>
-          <w:rPr>
-            <w:color w:val="0000EE"/>
-            <w:u w:val="single"/>
-          </w:rPr>
-          <w:t>Jr 20.9</w:t>
-        </w:r>
-      </w:hyperlink>
-      <w:r>
-        <w:rPr>
-          <w:lang w:val="pt_PT" w:bidi="pt_PT"/>
-        </w:rPr>
-        <w:t xml:space="preserve">; </w:t>
-      </w:r>
-      <w:hyperlink r:id="rId265">
-        <w:r>
-          <w:rPr>
-            <w:lang w:val="pt_PT" w:bidi="pt_PT"/>
-          </w:rPr>
-          <w:rPr>
-            <w:color w:val="0000EE"/>
-            <w:u w:val="single"/>
-          </w:rPr>
-          <w:t>1Jo 4.1–2</w:t>
-        </w:r>
-      </w:hyperlink>
+      <w:r>
+        <w:rPr>
+          <w:lang w:val="pt_PT" w:bidi="pt_PT"/>
+        </w:rPr>
+        <w:t>Jr 20.9</w:t>
+      </w:r>
+      <w:r>
+        <w:rPr>
+          <w:lang w:val="pt_PT" w:bidi="pt_PT"/>
+        </w:rPr>
+        <w:t xml:space="preserve">; </w:t>
+      </w:r>
+      <w:r>
+        <w:rPr>
+          <w:lang w:val="pt_PT" w:bidi="pt_PT"/>
+        </w:rPr>
+        <w:t>1Jo 4.1–2</w:t>
+      </w:r>
       <w:r>
         <w:rPr>
           <w:lang w:val="pt_PT" w:bidi="pt_PT"/>
@@ -9223,108 +7465,72 @@
         </w:rPr>
         <w:t>A profecia, destinada a edificar a igreja (</w:t>
       </w:r>
-      <w:hyperlink r:id="rId266">
-        <w:r>
-          <w:rPr>
-            <w:lang w:val="pt_PT" w:bidi="pt_PT"/>
-          </w:rPr>
-          <w:rPr>
-            <w:color w:val="0000EE"/>
-            <w:u w:val="single"/>
-          </w:rPr>
-          <w:t>1Co 14.1–4</w:t>
-        </w:r>
-      </w:hyperlink>
+      <w:r>
+        <w:rPr>
+          <w:lang w:val="pt_PT" w:bidi="pt_PT"/>
+        </w:rPr>
+        <w:t>1Co 14.1–4</w:t>
+      </w:r>
       <w:r>
         <w:rPr>
           <w:lang w:val="pt_PT" w:bidi="pt_PT"/>
         </w:rPr>
         <w:t>), não deve ser rejeitada. Em vez disso, os tessalonicenses devem testar as profecias (</w:t>
       </w:r>
-      <w:hyperlink r:id="rId267">
-        <w:r>
-          <w:rPr>
-            <w:lang w:val="pt_PT" w:bidi="pt_PT"/>
-          </w:rPr>
-          <w:rPr>
-            <w:color w:val="0000EE"/>
-            <w:u w:val="single"/>
-          </w:rPr>
-          <w:t>1Co 12.10</w:t>
-        </w:r>
-      </w:hyperlink>
-      <w:r>
-        <w:rPr>
-          <w:lang w:val="pt_PT" w:bidi="pt_PT"/>
-        </w:rPr>
-        <w:t xml:space="preserve">; </w:t>
-      </w:r>
-      <w:hyperlink r:id="rId268">
-        <w:r>
-          <w:rPr>
-            <w:lang w:val="pt_PT" w:bidi="pt_PT"/>
-          </w:rPr>
-          <w:rPr>
-            <w:color w:val="0000EE"/>
-            <w:u w:val="single"/>
-          </w:rPr>
-          <w:t>14.29</w:t>
-        </w:r>
-      </w:hyperlink>
+      <w:r>
+        <w:rPr>
+          <w:lang w:val="pt_PT" w:bidi="pt_PT"/>
+        </w:rPr>
+        <w:t>1Co 12.10</w:t>
+      </w:r>
+      <w:r>
+        <w:rPr>
+          <w:lang w:val="pt_PT" w:bidi="pt_PT"/>
+        </w:rPr>
+        <w:t xml:space="preserve">; </w:t>
+      </w:r>
+      <w:r>
+        <w:rPr>
+          <w:lang w:val="pt_PT" w:bidi="pt_PT"/>
+        </w:rPr>
+        <w:t>14.29</w:t>
+      </w:r>
       <w:r>
         <w:rPr>
           <w:lang w:val="pt_PT" w:bidi="pt_PT"/>
         </w:rPr>
         <w:t>) para discernir sua origem, verificar sua concordância com o ensino dos apóstolos (</w:t>
       </w:r>
-      <w:hyperlink r:id="rId269">
-        <w:r>
-          <w:rPr>
-            <w:lang w:val="pt_PT" w:bidi="pt_PT"/>
-          </w:rPr>
-          <w:rPr>
-            <w:color w:val="0000EE"/>
-            <w:u w:val="single"/>
-          </w:rPr>
-          <w:t>2Ts 2.2</w:t>
-        </w:r>
-      </w:hyperlink>
-      <w:r>
-        <w:rPr>
-          <w:lang w:val="pt_PT" w:bidi="pt_PT"/>
-        </w:rPr>
-        <w:t xml:space="preserve">; </w:t>
-      </w:r>
-      <w:hyperlink r:id="rId270">
-        <w:r>
-          <w:rPr>
-            <w:lang w:val="pt_PT" w:bidi="pt_PT"/>
-          </w:rPr>
-          <w:rPr>
-            <w:color w:val="0000EE"/>
-            <w:u w:val="single"/>
-          </w:rPr>
-          <w:t>1Jo 4.1–3</w:t>
-        </w:r>
-      </w:hyperlink>
+      <w:r>
+        <w:rPr>
+          <w:lang w:val="pt_PT" w:bidi="pt_PT"/>
+        </w:rPr>
+        <w:t>2Ts 2.2</w:t>
+      </w:r>
+      <w:r>
+        <w:rPr>
+          <w:lang w:val="pt_PT" w:bidi="pt_PT"/>
+        </w:rPr>
+        <w:t xml:space="preserve">; </w:t>
+      </w:r>
+      <w:r>
+        <w:rPr>
+          <w:lang w:val="pt_PT" w:bidi="pt_PT"/>
+        </w:rPr>
+        <w:t>1Jo 4.1–3</w:t>
+      </w:r>
       <w:r>
         <w:rPr>
           <w:lang w:val="pt_PT" w:bidi="pt_PT"/>
         </w:rPr>
         <w:t>) e avaliar o caráter daqueles que as proferem (</w:t>
       </w:r>
-      <w:hyperlink r:id="rId271">
-        <w:r>
-          <w:rPr>
-            <w:lang w:val="pt_PT" w:bidi="pt_PT"/>
-          </w:rPr>
-          <w:rPr>
-            <w:color w:val="0000EE"/>
-            <w:u w:val="single"/>
-          </w:rPr>
-          <w:t>Mt 7.15–20</w:t>
-        </w:r>
-      </w:hyperlink>
+      <w:r>
+        <w:rPr>
+          <w:lang w:val="pt_PT" w:bidi="pt_PT"/>
+        </w:rPr>
+        <w:t>Mt 7.15–20</w:t>
+      </w:r>
       <w:r>
         <w:rPr>
           <w:lang w:val="pt_PT" w:bidi="pt_PT"/>
@@ -9405,18 +7611,12 @@
         </w:rPr>
         <w:t xml:space="preserve"> especialmente falsas profecias (</w:t>
       </w:r>
-      <w:hyperlink r:id="rId272">
-        <w:r>
-          <w:rPr>
-            <w:lang w:val="pt_PT" w:bidi="pt_PT"/>
-          </w:rPr>
-          <w:rPr>
-            <w:color w:val="0000EE"/>
-            <w:u w:val="single"/>
-          </w:rPr>
-          <w:t>5.19–21</w:t>
-        </w:r>
-      </w:hyperlink>
+      <w:r>
+        <w:rPr>
+          <w:lang w:val="pt_PT" w:bidi="pt_PT"/>
+        </w:rPr>
+        <w:t>5.19–21</w:t>
+      </w:r>
       <w:r>
         <w:rPr>
           <w:lang w:val="pt_PT" w:bidi="pt_PT"/>
@@ -9471,18 +7671,12 @@
         </w:rPr>
         <w:t>Deus capacita os cristãos a viverem uma vida santa (</w:t>
       </w:r>
-      <w:hyperlink r:id="rId112">
-        <w:r>
-          <w:rPr>
-            <w:lang w:val="pt_PT" w:bidi="pt_PT"/>
-          </w:rPr>
-          <w:rPr>
-            <w:color w:val="0000EE"/>
-            <w:u w:val="single"/>
-          </w:rPr>
-          <w:t>3.11–13</w:t>
-        </w:r>
-      </w:hyperlink>
+      <w:r>
+        <w:rPr>
+          <w:lang w:val="pt_PT" w:bidi="pt_PT"/>
+        </w:rPr>
+        <w:t>3.11–13</w:t>
+      </w:r>
       <w:r>
         <w:rPr>
           <w:lang w:val="pt_PT" w:bidi="pt_PT"/>
@@ -9502,54 +7696,36 @@
         </w:rPr>
         <w:t xml:space="preserve"> a totalidade da vida humana (cf. </w:t>
       </w:r>
-      <w:hyperlink r:id="rId273">
-        <w:r>
-          <w:rPr>
-            <w:lang w:val="pt_PT" w:bidi="pt_PT"/>
-          </w:rPr>
-          <w:rPr>
-            <w:color w:val="0000EE"/>
-            <w:u w:val="single"/>
-          </w:rPr>
-          <w:t>Mt 10.28</w:t>
-        </w:r>
-      </w:hyperlink>
-      <w:r>
-        <w:rPr>
-          <w:lang w:val="pt_PT" w:bidi="pt_PT"/>
-        </w:rPr>
-        <w:t xml:space="preserve">; </w:t>
-      </w:r>
-      <w:hyperlink r:id="rId274">
-        <w:r>
-          <w:rPr>
-            <w:lang w:val="pt_PT" w:bidi="pt_PT"/>
-          </w:rPr>
-          <w:rPr>
-            <w:color w:val="0000EE"/>
-            <w:u w:val="single"/>
-          </w:rPr>
-          <w:t>Mc 12.30</w:t>
-        </w:r>
-      </w:hyperlink>
-      <w:r>
-        <w:rPr>
-          <w:lang w:val="pt_PT" w:bidi="pt_PT"/>
-        </w:rPr>
-        <w:t xml:space="preserve">; </w:t>
-      </w:r>
-      <w:hyperlink r:id="rId275">
-        <w:r>
-          <w:rPr>
-            <w:lang w:val="pt_PT" w:bidi="pt_PT"/>
-          </w:rPr>
-          <w:rPr>
-            <w:color w:val="0000EE"/>
-            <w:u w:val="single"/>
-          </w:rPr>
-          <w:t>1Co 7.34</w:t>
-        </w:r>
-      </w:hyperlink>
+      <w:r>
+        <w:rPr>
+          <w:lang w:val="pt_PT" w:bidi="pt_PT"/>
+        </w:rPr>
+        <w:t>Mt 10.28</w:t>
+      </w:r>
+      <w:r>
+        <w:rPr>
+          <w:lang w:val="pt_PT" w:bidi="pt_PT"/>
+        </w:rPr>
+        <w:t xml:space="preserve">; </w:t>
+      </w:r>
+      <w:r>
+        <w:rPr>
+          <w:lang w:val="pt_PT" w:bidi="pt_PT"/>
+        </w:rPr>
+        <w:t>Mc 12.30</w:t>
+      </w:r>
+      <w:r>
+        <w:rPr>
+          <w:lang w:val="pt_PT" w:bidi="pt_PT"/>
+        </w:rPr>
+        <w:t xml:space="preserve">; </w:t>
+      </w:r>
+      <w:r>
+        <w:rPr>
+          <w:lang w:val="pt_PT" w:bidi="pt_PT"/>
+        </w:rPr>
+        <w:t>1Co 7.34</w:t>
+      </w:r>
       <w:r>
         <w:rPr>
           <w:lang w:val="pt_PT" w:bidi="pt_PT"/>
@@ -9652,72 +7828,48 @@
         </w:rPr>
         <w:t>Deus fará isso acontecer: Paulo baseia sua confiança no caráter fiel de Deus (</w:t>
       </w:r>
-      <w:hyperlink r:id="rId276">
-        <w:r>
-          <w:rPr>
-            <w:lang w:val="pt_PT" w:bidi="pt_PT"/>
-          </w:rPr>
-          <w:rPr>
-            <w:color w:val="0000EE"/>
-            <w:u w:val="single"/>
-          </w:rPr>
-          <w:t>1Co 1.9</w:t>
-        </w:r>
-      </w:hyperlink>
-      <w:r>
-        <w:rPr>
-          <w:lang w:val="pt_PT" w:bidi="pt_PT"/>
-        </w:rPr>
-        <w:t xml:space="preserve">; </w:t>
-      </w:r>
-      <w:hyperlink r:id="rId277">
-        <w:r>
-          <w:rPr>
-            <w:lang w:val="pt_PT" w:bidi="pt_PT"/>
-          </w:rPr>
-          <w:rPr>
-            <w:color w:val="0000EE"/>
-            <w:u w:val="single"/>
-          </w:rPr>
-          <w:t>2Ts 3.3</w:t>
-        </w:r>
-      </w:hyperlink>
-      <w:r>
-        <w:rPr>
-          <w:lang w:val="pt_PT" w:bidi="pt_PT"/>
-        </w:rPr>
-        <w:t xml:space="preserve">; </w:t>
-      </w:r>
-      <w:hyperlink r:id="rId278">
-        <w:r>
-          <w:rPr>
-            <w:lang w:val="pt_PT" w:bidi="pt_PT"/>
-          </w:rPr>
-          <w:rPr>
-            <w:color w:val="0000EE"/>
-            <w:u w:val="single"/>
-          </w:rPr>
-          <w:t>2Tm 2.13</w:t>
-        </w:r>
-      </w:hyperlink>
-      <w:r>
-        <w:rPr>
-          <w:lang w:val="pt_PT" w:bidi="pt_PT"/>
-        </w:rPr>
-        <w:t xml:space="preserve">; </w:t>
-      </w:r>
-      <w:hyperlink r:id="rId279">
-        <w:r>
-          <w:rPr>
-            <w:lang w:val="pt_PT" w:bidi="pt_PT"/>
-          </w:rPr>
-          <w:rPr>
-            <w:color w:val="0000EE"/>
-            <w:u w:val="single"/>
-          </w:rPr>
-          <w:t>1Jo 1.9</w:t>
-        </w:r>
-      </w:hyperlink>
+      <w:r>
+        <w:rPr>
+          <w:lang w:val="pt_PT" w:bidi="pt_PT"/>
+        </w:rPr>
+        <w:t>1Co 1.9</w:t>
+      </w:r>
+      <w:r>
+        <w:rPr>
+          <w:lang w:val="pt_PT" w:bidi="pt_PT"/>
+        </w:rPr>
+        <w:t xml:space="preserve">; </w:t>
+      </w:r>
+      <w:r>
+        <w:rPr>
+          <w:lang w:val="pt_PT" w:bidi="pt_PT"/>
+        </w:rPr>
+        <w:t>2Ts 3.3</w:t>
+      </w:r>
+      <w:r>
+        <w:rPr>
+          <w:lang w:val="pt_PT" w:bidi="pt_PT"/>
+        </w:rPr>
+        <w:t xml:space="preserve">; </w:t>
+      </w:r>
+      <w:r>
+        <w:rPr>
+          <w:lang w:val="pt_PT" w:bidi="pt_PT"/>
+        </w:rPr>
+        <w:t>2Tm 2.13</w:t>
+      </w:r>
+      <w:r>
+        <w:rPr>
+          <w:lang w:val="pt_PT" w:bidi="pt_PT"/>
+        </w:rPr>
+        <w:t xml:space="preserve">; </w:t>
+      </w:r>
+      <w:r>
+        <w:rPr>
+          <w:lang w:val="pt_PT" w:bidi="pt_PT"/>
+        </w:rPr>
+        <w:t>1Jo 1.9</w:t>
+      </w:r>
       <w:r>
         <w:rPr>
           <w:lang w:val="pt_PT" w:bidi="pt_PT"/>
@@ -9772,144 +7924,96 @@
         </w:rPr>
         <w:t xml:space="preserve">um beijo sagrado (veja também </w:t>
       </w:r>
-      <w:hyperlink r:id="rId280">
-        <w:r>
-          <w:rPr>
-            <w:lang w:val="pt_PT" w:bidi="pt_PT"/>
-          </w:rPr>
-          <w:rPr>
-            <w:color w:val="0000EE"/>
-            <w:u w:val="single"/>
-          </w:rPr>
-          <w:t>Rm 16.16</w:t>
-        </w:r>
-      </w:hyperlink>
-      <w:r>
-        <w:rPr>
-          <w:lang w:val="pt_PT" w:bidi="pt_PT"/>
-        </w:rPr>
-        <w:t xml:space="preserve">; </w:t>
-      </w:r>
-      <w:hyperlink r:id="rId281">
-        <w:r>
-          <w:rPr>
-            <w:lang w:val="pt_PT" w:bidi="pt_PT"/>
-          </w:rPr>
-          <w:rPr>
-            <w:color w:val="0000EE"/>
-            <w:u w:val="single"/>
-          </w:rPr>
-          <w:t>1Co 16.20</w:t>
-        </w:r>
-      </w:hyperlink>
-      <w:r>
-        <w:rPr>
-          <w:lang w:val="pt_PT" w:bidi="pt_PT"/>
-        </w:rPr>
-        <w:t xml:space="preserve">; </w:t>
-      </w:r>
-      <w:hyperlink r:id="rId282">
-        <w:r>
-          <w:rPr>
-            <w:lang w:val="pt_PT" w:bidi="pt_PT"/>
-          </w:rPr>
-          <w:rPr>
-            <w:color w:val="0000EE"/>
-            <w:u w:val="single"/>
-          </w:rPr>
-          <w:t>2Co 13.12</w:t>
-        </w:r>
-      </w:hyperlink>
-      <w:r>
-        <w:rPr>
-          <w:lang w:val="pt_PT" w:bidi="pt_PT"/>
-        </w:rPr>
-        <w:t xml:space="preserve">; </w:t>
-      </w:r>
-      <w:hyperlink r:id="rId283">
-        <w:r>
-          <w:rPr>
-            <w:lang w:val="pt_PT" w:bidi="pt_PT"/>
-          </w:rPr>
-          <w:rPr>
-            <w:color w:val="0000EE"/>
-            <w:u w:val="single"/>
-          </w:rPr>
-          <w:t>1Pe 5.14</w:t>
-        </w:r>
-      </w:hyperlink>
+      <w:r>
+        <w:rPr>
+          <w:lang w:val="pt_PT" w:bidi="pt_PT"/>
+        </w:rPr>
+        <w:t>Rm 16.16</w:t>
+      </w:r>
+      <w:r>
+        <w:rPr>
+          <w:lang w:val="pt_PT" w:bidi="pt_PT"/>
+        </w:rPr>
+        <w:t xml:space="preserve">; </w:t>
+      </w:r>
+      <w:r>
+        <w:rPr>
+          <w:lang w:val="pt_PT" w:bidi="pt_PT"/>
+        </w:rPr>
+        <w:t>1Co 16.20</w:t>
+      </w:r>
+      <w:r>
+        <w:rPr>
+          <w:lang w:val="pt_PT" w:bidi="pt_PT"/>
+        </w:rPr>
+        <w:t xml:space="preserve">; </w:t>
+      </w:r>
+      <w:r>
+        <w:rPr>
+          <w:lang w:val="pt_PT" w:bidi="pt_PT"/>
+        </w:rPr>
+        <w:t>2Co 13.12</w:t>
+      </w:r>
+      <w:r>
+        <w:rPr>
+          <w:lang w:val="pt_PT" w:bidi="pt_PT"/>
+        </w:rPr>
+        <w:t xml:space="preserve">; </w:t>
+      </w:r>
+      <w:r>
+        <w:rPr>
+          <w:lang w:val="pt_PT" w:bidi="pt_PT"/>
+        </w:rPr>
+        <w:t>1Pe 5.14</w:t>
+      </w:r>
       <w:r>
         <w:rPr>
           <w:lang w:val="pt_PT" w:bidi="pt_PT"/>
         </w:rPr>
         <w:t>): Beijar na bochecha ou na testa era uma forma comum de saudação que refletia sentimentos como honra, amizade e amor entre membros da família (</w:t>
       </w:r>
-      <w:hyperlink r:id="rId284">
-        <w:r>
-          <w:rPr>
-            <w:lang w:val="pt_PT" w:bidi="pt_PT"/>
-          </w:rPr>
-          <w:rPr>
-            <w:color w:val="0000EE"/>
-            <w:u w:val="single"/>
-          </w:rPr>
-          <w:t>Mc 14.44–45</w:t>
-        </w:r>
-      </w:hyperlink>
-      <w:r>
-        <w:rPr>
-          <w:lang w:val="pt_PT" w:bidi="pt_PT"/>
-        </w:rPr>
-        <w:t xml:space="preserve">; </w:t>
-      </w:r>
-      <w:hyperlink r:id="rId285">
-        <w:r>
-          <w:rPr>
-            <w:lang w:val="pt_PT" w:bidi="pt_PT"/>
-          </w:rPr>
-          <w:rPr>
-            <w:color w:val="0000EE"/>
-            <w:u w:val="single"/>
-          </w:rPr>
-          <w:t>Lucas 7.36–47</w:t>
-        </w:r>
-      </w:hyperlink>
-      <w:r>
-        <w:rPr>
-          <w:lang w:val="pt_PT" w:bidi="pt_PT"/>
-        </w:rPr>
-        <w:t xml:space="preserve">; </w:t>
-      </w:r>
-      <w:hyperlink r:id="rId286">
-        <w:r>
-          <w:rPr>
-            <w:lang w:val="pt_PT" w:bidi="pt_PT"/>
-          </w:rPr>
-          <w:rPr>
-            <w:color w:val="0000EE"/>
-            <w:u w:val="single"/>
-          </w:rPr>
-          <w:t>15.20</w:t>
-        </w:r>
-      </w:hyperlink>
-      <w:r>
-        <w:rPr>
-          <w:lang w:val="pt_PT" w:bidi="pt_PT"/>
-        </w:rPr>
-        <w:t xml:space="preserve">; </w:t>
-      </w:r>
-      <w:hyperlink r:id="rId287">
-        <w:r>
-          <w:rPr>
-            <w:lang w:val="pt_PT" w:bidi="pt_PT"/>
-          </w:rPr>
-          <w:rPr>
-            <w:color w:val="0000EE"/>
-            <w:u w:val="single"/>
-          </w:rPr>
-          <w:t>At 20.37</w:t>
-        </w:r>
-      </w:hyperlink>
+      <w:r>
+        <w:rPr>
+          <w:lang w:val="pt_PT" w:bidi="pt_PT"/>
+        </w:rPr>
+        <w:t>Mc 14.44–45</w:t>
+      </w:r>
+      <w:r>
+        <w:rPr>
+          <w:lang w:val="pt_PT" w:bidi="pt_PT"/>
+        </w:rPr>
+        <w:t xml:space="preserve">; </w:t>
+      </w:r>
+      <w:r>
+        <w:rPr>
+          <w:lang w:val="pt_PT" w:bidi="pt_PT"/>
+        </w:rPr>
+        <w:t>Lucas 7.36–47</w:t>
+      </w:r>
+      <w:r>
+        <w:rPr>
+          <w:lang w:val="pt_PT" w:bidi="pt_PT"/>
+        </w:rPr>
+        <w:t xml:space="preserve">; </w:t>
+      </w:r>
+      <w:r>
+        <w:rPr>
+          <w:lang w:val="pt_PT" w:bidi="pt_PT"/>
+        </w:rPr>
+        <w:t>15.20</w:t>
+      </w:r>
+      <w:r>
+        <w:rPr>
+          <w:lang w:val="pt_PT" w:bidi="pt_PT"/>
+        </w:rPr>
+        <w:t xml:space="preserve">; </w:t>
+      </w:r>
+      <w:r>
+        <w:rPr>
+          <w:lang w:val="pt_PT" w:bidi="pt_PT"/>
+        </w:rPr>
+        <w:t>At 20.37</w:t>
+      </w:r>
       <w:r>
         <w:rPr>
           <w:lang w:val="pt_PT" w:bidi="pt_PT"/>
@@ -9964,72 +8068,48 @@
         </w:rPr>
         <w:t>leia esta carta: A leitura pública das Escrituras era praticada tanto na sinagoga (</w:t>
       </w:r>
-      <w:hyperlink r:id="rId288">
-        <w:r>
-          <w:rPr>
-            <w:lang w:val="pt_PT" w:bidi="pt_PT"/>
-          </w:rPr>
-          <w:rPr>
-            <w:color w:val="0000EE"/>
-            <w:u w:val="single"/>
-          </w:rPr>
-          <w:t>Lc 4.16</w:t>
-        </w:r>
-      </w:hyperlink>
-      <w:r>
-        <w:rPr>
-          <w:lang w:val="pt_PT" w:bidi="pt_PT"/>
-        </w:rPr>
-        <w:t xml:space="preserve">; </w:t>
-      </w:r>
-      <w:hyperlink r:id="rId289">
-        <w:r>
-          <w:rPr>
-            <w:lang w:val="pt_PT" w:bidi="pt_PT"/>
-          </w:rPr>
-          <w:rPr>
-            <w:color w:val="0000EE"/>
-            <w:u w:val="single"/>
-          </w:rPr>
-          <w:t>At 13.15</w:t>
-        </w:r>
-      </w:hyperlink>
+      <w:r>
+        <w:rPr>
+          <w:lang w:val="pt_PT" w:bidi="pt_PT"/>
+        </w:rPr>
+        <w:t>Lc 4.16</w:t>
+      </w:r>
+      <w:r>
+        <w:rPr>
+          <w:lang w:val="pt_PT" w:bidi="pt_PT"/>
+        </w:rPr>
+        <w:t xml:space="preserve">; </w:t>
+      </w:r>
+      <w:r>
+        <w:rPr>
+          <w:lang w:val="pt_PT" w:bidi="pt_PT"/>
+        </w:rPr>
+        <w:t>At 13.15</w:t>
+      </w:r>
       <w:r>
         <w:rPr>
           <w:lang w:val="pt_PT" w:bidi="pt_PT"/>
         </w:rPr>
         <w:t>) quanto na igreja (</w:t>
       </w:r>
-      <w:hyperlink r:id="rId290">
-        <w:r>
-          <w:rPr>
-            <w:lang w:val="pt_PT" w:bidi="pt_PT"/>
-          </w:rPr>
-          <w:rPr>
-            <w:color w:val="0000EE"/>
-            <w:u w:val="single"/>
-          </w:rPr>
-          <w:t>1Tm 4.13</w:t>
-        </w:r>
-      </w:hyperlink>
+      <w:r>
+        <w:rPr>
+          <w:lang w:val="pt_PT" w:bidi="pt_PT"/>
+        </w:rPr>
+        <w:t>1Tm 4.13</w:t>
+      </w:r>
       <w:r>
         <w:rPr>
           <w:lang w:val="pt_PT" w:bidi="pt_PT"/>
         </w:rPr>
         <w:t>). Da mesma forma, as cartas de Paulo deviam ser lidas em voz alta para toda a congregação (</w:t>
       </w:r>
-      <w:hyperlink r:id="rId291">
-        <w:r>
-          <w:rPr>
-            <w:lang w:val="pt_PT" w:bidi="pt_PT"/>
-          </w:rPr>
-          <w:rPr>
-            <w:color w:val="0000EE"/>
-            <w:u w:val="single"/>
-          </w:rPr>
-          <w:t>Cl 4.16</w:t>
-        </w:r>
-      </w:hyperlink>
+      <w:r>
+        <w:rPr>
+          <w:lang w:val="pt_PT" w:bidi="pt_PT"/>
+        </w:rPr>
+        <w:t>Cl 4.16</w:t>
+      </w:r>
       <w:r>
         <w:rPr>
           <w:lang w:val="pt_PT" w:bidi="pt_PT"/>
@@ -10084,90 +8164,60 @@
         </w:rPr>
         <w:t>Paulo aprimora a saudação habitual adicionando uma bênção de graça no final de sua correspondência (</w:t>
       </w:r>
-      <w:hyperlink r:id="rId86">
-        <w:r>
-          <w:rPr>
-            <w:lang w:val="pt_PT" w:bidi="pt_PT"/>
-          </w:rPr>
-          <w:rPr>
-            <w:color w:val="0000EE"/>
-            <w:u w:val="single"/>
-          </w:rPr>
-          <w:t>Rm 16.20</w:t>
-        </w:r>
-      </w:hyperlink>
-      <w:r>
-        <w:rPr>
-          <w:lang w:val="pt_PT" w:bidi="pt_PT"/>
-        </w:rPr>
-        <w:t xml:space="preserve">; </w:t>
-      </w:r>
-      <w:hyperlink r:id="rId292">
-        <w:r>
-          <w:rPr>
-            <w:lang w:val="pt_PT" w:bidi="pt_PT"/>
-          </w:rPr>
-          <w:rPr>
-            <w:color w:val="0000EE"/>
-            <w:u w:val="single"/>
-          </w:rPr>
-          <w:t>1Co 16.23</w:t>
-        </w:r>
-      </w:hyperlink>
-      <w:r>
-        <w:rPr>
-          <w:lang w:val="pt_PT" w:bidi="pt_PT"/>
-        </w:rPr>
-        <w:t xml:space="preserve">; </w:t>
-      </w:r>
-      <w:hyperlink r:id="rId293">
-        <w:r>
-          <w:rPr>
-            <w:lang w:val="pt_PT" w:bidi="pt_PT"/>
-          </w:rPr>
-          <w:rPr>
-            <w:color w:val="0000EE"/>
-            <w:u w:val="single"/>
-          </w:rPr>
-          <w:t>Gl 6.18</w:t>
-        </w:r>
-      </w:hyperlink>
-      <w:r>
-        <w:rPr>
-          <w:lang w:val="pt_PT" w:bidi="pt_PT"/>
-        </w:rPr>
-        <w:t xml:space="preserve">; </w:t>
-      </w:r>
-      <w:hyperlink r:id="rId294">
-        <w:r>
-          <w:rPr>
-            <w:lang w:val="pt_PT" w:bidi="pt_PT"/>
-          </w:rPr>
-          <w:rPr>
-            <w:color w:val="0000EE"/>
-            <w:u w:val="single"/>
-          </w:rPr>
-          <w:t>Ef 6.24</w:t>
-        </w:r>
-      </w:hyperlink>
-      <w:r>
-        <w:rPr>
-          <w:lang w:val="pt_PT" w:bidi="pt_PT"/>
-        </w:rPr>
-        <w:t xml:space="preserve">; </w:t>
-      </w:r>
-      <w:hyperlink r:id="rId295">
-        <w:r>
-          <w:rPr>
-            <w:lang w:val="pt_PT" w:bidi="pt_PT"/>
-          </w:rPr>
-          <w:rPr>
-            <w:color w:val="0000EE"/>
-            <w:u w:val="single"/>
-          </w:rPr>
-          <w:t>2Ts 3.18</w:t>
-        </w:r>
-      </w:hyperlink>
+      <w:r>
+        <w:rPr>
+          <w:lang w:val="pt_PT" w:bidi="pt_PT"/>
+        </w:rPr>
+        <w:t>Rm 16.20</w:t>
+      </w:r>
+      <w:r>
+        <w:rPr>
+          <w:lang w:val="pt_PT" w:bidi="pt_PT"/>
+        </w:rPr>
+        <w:t xml:space="preserve">; </w:t>
+      </w:r>
+      <w:r>
+        <w:rPr>
+          <w:lang w:val="pt_PT" w:bidi="pt_PT"/>
+        </w:rPr>
+        <w:t>1Co 16.23</w:t>
+      </w:r>
+      <w:r>
+        <w:rPr>
+          <w:lang w:val="pt_PT" w:bidi="pt_PT"/>
+        </w:rPr>
+        <w:t xml:space="preserve">; </w:t>
+      </w:r>
+      <w:r>
+        <w:rPr>
+          <w:lang w:val="pt_PT" w:bidi="pt_PT"/>
+        </w:rPr>
+        <w:t>Gl 6.18</w:t>
+      </w:r>
+      <w:r>
+        <w:rPr>
+          <w:lang w:val="pt_PT" w:bidi="pt_PT"/>
+        </w:rPr>
+        <w:t xml:space="preserve">; </w:t>
+      </w:r>
+      <w:r>
+        <w:rPr>
+          <w:lang w:val="pt_PT" w:bidi="pt_PT"/>
+        </w:rPr>
+        <w:t>Ef 6.24</w:t>
+      </w:r>
+      <w:r>
+        <w:rPr>
+          <w:lang w:val="pt_PT" w:bidi="pt_PT"/>
+        </w:rPr>
+        <w:t xml:space="preserve">; </w:t>
+      </w:r>
+      <w:r>
+        <w:rPr>
+          <w:lang w:val="pt_PT" w:bidi="pt_PT"/>
+        </w:rPr>
+        <w:t>2Ts 3.18</w:t>
+      </w:r>
       <w:r>
         <w:rPr>
           <w:lang w:val="pt_PT" w:bidi="pt_PT"/>
